--- a/docs/คู่มือการใช้งานระบบ.docx
+++ b/docs/คู่มือการใช้งานระบบ.docx
@@ -48,18 +48,8 @@
           <w:sz w:val="38"/>
           <w:szCs w:val="38"/>
         </w:rPr>
-        <w:t xml:space="preserve">AIRCON MANAGER — INTERLINK </w:t>
-      </w:r>
-      <w:proofErr w:type="spellStart"/>
-      <w:r>
-        <w:rPr>
-          <w:color w:val="555555"/>
-          <w:sz w:val="38"/>
-          <w:szCs w:val="38"/>
-        </w:rPr>
-        <w:t>Telecom</w:t>
-      </w:r>
-      <w:proofErr w:type="spellEnd"/>
+        <w:t>AIRCON MANAGER — INTERLINK Telecom</w:t>
+      </w:r>
     </w:p>
     <w:p>
       <w:pPr>
@@ -70,77 +60,7 @@
         <w:rPr>
           <w:color w:val="555555"/>
         </w:rPr>
-        <w:t xml:space="preserve">สำหรับผู้ใช้ทุกบทบาท: </w:t>
-      </w:r>
-      <w:proofErr w:type="spellStart"/>
-      <w:r>
-        <w:rPr>
-          <w:color w:val="555555"/>
-        </w:rPr>
-        <w:t>Infrastructure</w:t>
-      </w:r>
-      <w:proofErr w:type="spellEnd"/>
-      <w:r>
-        <w:rPr>
-          <w:color w:val="555555"/>
-        </w:rPr>
-        <w:t xml:space="preserve"> · </w:t>
-      </w:r>
-      <w:proofErr w:type="spellStart"/>
-      <w:r>
-        <w:rPr>
-          <w:color w:val="555555"/>
-        </w:rPr>
-        <w:t>Regional</w:t>
-      </w:r>
-      <w:proofErr w:type="spellEnd"/>
-      <w:r>
-        <w:rPr>
-          <w:color w:val="555555"/>
-        </w:rPr>
-        <w:t xml:space="preserve"> · </w:t>
-      </w:r>
-      <w:proofErr w:type="spellStart"/>
-      <w:r>
-        <w:rPr>
-          <w:color w:val="555555"/>
-        </w:rPr>
-        <w:t>Staff</w:t>
-      </w:r>
-      <w:proofErr w:type="spellEnd"/>
-      <w:r>
-        <w:rPr>
-          <w:color w:val="555555"/>
-        </w:rPr>
-        <w:t xml:space="preserve"> · </w:t>
-      </w:r>
-      <w:proofErr w:type="spellStart"/>
-      <w:r>
-        <w:rPr>
-          <w:color w:val="555555"/>
-        </w:rPr>
-        <w:t>Supervisor</w:t>
-      </w:r>
-      <w:proofErr w:type="spellEnd"/>
-      <w:r>
-        <w:rPr>
-          <w:color w:val="555555"/>
-        </w:rPr>
-        <w:t xml:space="preserve"> · </w:t>
-      </w:r>
-      <w:proofErr w:type="spellStart"/>
-      <w:r>
-        <w:rPr>
-          <w:color w:val="555555"/>
-        </w:rPr>
-        <w:t>Subcontract</w:t>
-      </w:r>
-      <w:proofErr w:type="spellEnd"/>
-      <w:r>
-        <w:rPr>
-          <w:color w:val="555555"/>
-        </w:rPr>
-        <w:t xml:space="preserve"> (ผู้รับเหมา) และช่างที่ได้รับลิงก์</w:t>
+        <w:t>สำหรับผู้ใช้ทุกบทบาท: Infrastructure · Regional · Staff · Supervisor · Subcontract (ผู้รับเหมา) และช่างที่ได้รับลิงก์</w:t>
       </w:r>
     </w:p>
     <w:p>
@@ -158,43 +78,7 @@
           <w:sz w:val="29"/>
           <w:szCs w:val="29"/>
         </w:rPr>
-        <w:t>ฉบับวันที่ 4 ตุลาคม 2026 · ตรงกับระบบ</w:t>
-      </w:r>
-      <w:proofErr w:type="spellStart"/>
-      <w:r>
-        <w:rPr>
-          <w:color w:val="777777"/>
-          <w:sz w:val="29"/>
-          <w:szCs w:val="29"/>
-        </w:rPr>
-        <w:t>เวอร์ชัน</w:t>
-      </w:r>
-      <w:proofErr w:type="spellEnd"/>
-      <w:r>
-        <w:rPr>
-          <w:color w:val="777777"/>
-          <w:sz w:val="29"/>
-          <w:szCs w:val="29"/>
-        </w:rPr>
-        <w:t xml:space="preserve"> v1.0.0-</w:t>
-      </w:r>
-      <w:proofErr w:type="spellStart"/>
-      <w:r>
-        <w:rPr>
-          <w:color w:val="777777"/>
-          <w:sz w:val="29"/>
-          <w:szCs w:val="29"/>
-        </w:rPr>
-        <w:t>rc</w:t>
-      </w:r>
-      <w:proofErr w:type="spellEnd"/>
-      <w:r>
-        <w:rPr>
-          <w:color w:val="777777"/>
-          <w:sz w:val="29"/>
-          <w:szCs w:val="29"/>
-        </w:rPr>
-        <w:t>.1 ขึ้นไป</w:t>
+        <w:t>ฉบับวันที่ 4 ตุลาคม 2026 · ตรงกับระบบเวอร์ชัน v1.0.0-rc.1 ขึ้นไป</w:t>
       </w:r>
     </w:p>
     <w:p>
@@ -241,7 +125,7 @@
       <w:r>
         <w:fldChar w:fldCharType="separate"/>
       </w:r>
-      <w:hyperlink w:anchor="_Toc242051065" w:history="1">
+      <w:hyperlink w:anchor="_Toc242111780" w:history="1">
         <w:r>
           <w:rPr>
             <w:rStyle w:val="Hyperlink"/>
@@ -268,7 +152,7 @@
             <w:noProof/>
             <w:webHidden/>
           </w:rPr>
-          <w:instrText xml:space="preserve"> PAGEREF _Toc242051065 \h </w:instrText>
+          <w:instrText xml:space="preserve"> PAGEREF _Toc242111780 \h </w:instrText>
         </w:r>
         <w:r>
           <w:rPr>
@@ -316,7 +200,7 @@
           <w14:ligatures w14:val="standardContextual"/>
         </w:rPr>
       </w:pPr>
-      <w:hyperlink w:anchor="_Toc242051066" w:history="1">
+      <w:hyperlink w:anchor="_Toc242111781" w:history="1">
         <w:r>
           <w:rPr>
             <w:rStyle w:val="Hyperlink"/>
@@ -343,7 +227,7 @@
             <w:noProof/>
             <w:webHidden/>
           </w:rPr>
-          <w:instrText xml:space="preserve"> PAGEREF _Toc242051066 \h </w:instrText>
+          <w:instrText xml:space="preserve"> PAGEREF _Toc242111781 \h </w:instrText>
         </w:r>
         <w:r>
           <w:rPr>
@@ -391,7 +275,7 @@
           <w14:ligatures w14:val="standardContextual"/>
         </w:rPr>
       </w:pPr>
-      <w:hyperlink w:anchor="_Toc242051067" w:history="1">
+      <w:hyperlink w:anchor="_Toc242111782" w:history="1">
         <w:r>
           <w:rPr>
             <w:rStyle w:val="Hyperlink"/>
@@ -418,7 +302,7 @@
             <w:noProof/>
             <w:webHidden/>
           </w:rPr>
-          <w:instrText xml:space="preserve"> PAGEREF _Toc242051067 \h </w:instrText>
+          <w:instrText xml:space="preserve"> PAGEREF _Toc242111782 \h </w:instrText>
         </w:r>
         <w:r>
           <w:rPr>
@@ -466,7 +350,7 @@
           <w14:ligatures w14:val="standardContextual"/>
         </w:rPr>
       </w:pPr>
-      <w:hyperlink w:anchor="_Toc242051068" w:history="1">
+      <w:hyperlink w:anchor="_Toc242111783" w:history="1">
         <w:r>
           <w:rPr>
             <w:rStyle w:val="Hyperlink"/>
@@ -493,7 +377,7 @@
             <w:noProof/>
             <w:webHidden/>
           </w:rPr>
-          <w:instrText xml:space="preserve"> PAGEREF _Toc242051068 \h </w:instrText>
+          <w:instrText xml:space="preserve"> PAGEREF _Toc242111783 \h </w:instrText>
         </w:r>
         <w:r>
           <w:rPr>
@@ -541,7 +425,7 @@
           <w14:ligatures w14:val="standardContextual"/>
         </w:rPr>
       </w:pPr>
-      <w:hyperlink w:anchor="_Toc242051069" w:history="1">
+      <w:hyperlink w:anchor="_Toc242111784" w:history="1">
         <w:r>
           <w:rPr>
             <w:rStyle w:val="Hyperlink"/>
@@ -568,7 +452,7 @@
             <w:noProof/>
             <w:webHidden/>
           </w:rPr>
-          <w:instrText xml:space="preserve"> PAGEREF _Toc242051069 \h </w:instrText>
+          <w:instrText xml:space="preserve"> PAGEREF _Toc242111784 \h </w:instrText>
         </w:r>
         <w:r>
           <w:rPr>
@@ -618,7 +502,7 @@
           <w14:ligatures w14:val="standardContextual"/>
         </w:rPr>
       </w:pPr>
-      <w:hyperlink w:anchor="_Toc242051070" w:history="1">
+      <w:hyperlink w:anchor="_Toc242111785" w:history="1">
         <w:r>
           <w:rPr>
             <w:rStyle w:val="Hyperlink"/>
@@ -645,7 +529,7 @@
             <w:noProof/>
             <w:webHidden/>
           </w:rPr>
-          <w:instrText xml:space="preserve"> PAGEREF _Toc242051070 \h </w:instrText>
+          <w:instrText xml:space="preserve"> PAGEREF _Toc242111785 \h </w:instrText>
         </w:r>
         <w:r>
           <w:rPr>
@@ -693,7 +577,7 @@
           <w14:ligatures w14:val="standardContextual"/>
         </w:rPr>
       </w:pPr>
-      <w:hyperlink w:anchor="_Toc242051071" w:history="1">
+      <w:hyperlink w:anchor="_Toc242111786" w:history="1">
         <w:r>
           <w:rPr>
             <w:rStyle w:val="Hyperlink"/>
@@ -720,7 +604,7 @@
             <w:noProof/>
             <w:webHidden/>
           </w:rPr>
-          <w:instrText xml:space="preserve"> PAGEREF _Toc242051071 \h </w:instrText>
+          <w:instrText xml:space="preserve"> PAGEREF _Toc242111786 \h </w:instrText>
         </w:r>
         <w:r>
           <w:rPr>
@@ -770,7 +654,7 @@
           <w14:ligatures w14:val="standardContextual"/>
         </w:rPr>
       </w:pPr>
-      <w:hyperlink w:anchor="_Toc242051072" w:history="1">
+      <w:hyperlink w:anchor="_Toc242111787" w:history="1">
         <w:r>
           <w:rPr>
             <w:rStyle w:val="Hyperlink"/>
@@ -797,7 +681,7 @@
             <w:noProof/>
             <w:webHidden/>
           </w:rPr>
-          <w:instrText xml:space="preserve"> PAGEREF _Toc242051072 \h </w:instrText>
+          <w:instrText xml:space="preserve"> PAGEREF _Toc242111787 \h </w:instrText>
         </w:r>
         <w:r>
           <w:rPr>
@@ -845,7 +729,7 @@
           <w14:ligatures w14:val="standardContextual"/>
         </w:rPr>
       </w:pPr>
-      <w:hyperlink w:anchor="_Toc242051073" w:history="1">
+      <w:hyperlink w:anchor="_Toc242111788" w:history="1">
         <w:r>
           <w:rPr>
             <w:rStyle w:val="Hyperlink"/>
@@ -872,7 +756,7 @@
             <w:noProof/>
             <w:webHidden/>
           </w:rPr>
-          <w:instrText xml:space="preserve"> PAGEREF _Toc242051073 \h </w:instrText>
+          <w:instrText xml:space="preserve"> PAGEREF _Toc242111788 \h </w:instrText>
         </w:r>
         <w:r>
           <w:rPr>
@@ -920,7 +804,7 @@
           <w14:ligatures w14:val="standardContextual"/>
         </w:rPr>
       </w:pPr>
-      <w:hyperlink w:anchor="_Toc242051074" w:history="1">
+      <w:hyperlink w:anchor="_Toc242111789" w:history="1">
         <w:r>
           <w:rPr>
             <w:rStyle w:val="Hyperlink"/>
@@ -947,7 +831,7 @@
             <w:noProof/>
             <w:webHidden/>
           </w:rPr>
-          <w:instrText xml:space="preserve"> PAGEREF _Toc242051074 \h </w:instrText>
+          <w:instrText xml:space="preserve"> PAGEREF _Toc242111789 \h </w:instrText>
         </w:r>
         <w:r>
           <w:rPr>
@@ -995,7 +879,7 @@
           <w14:ligatures w14:val="standardContextual"/>
         </w:rPr>
       </w:pPr>
-      <w:hyperlink w:anchor="_Toc242051075" w:history="1">
+      <w:hyperlink w:anchor="_Toc242111790" w:history="1">
         <w:r>
           <w:rPr>
             <w:rStyle w:val="Hyperlink"/>
@@ -1022,7 +906,7 @@
             <w:noProof/>
             <w:webHidden/>
           </w:rPr>
-          <w:instrText xml:space="preserve"> PAGEREF _Toc242051075 \h </w:instrText>
+          <w:instrText xml:space="preserve"> PAGEREF _Toc242111790 \h </w:instrText>
         </w:r>
         <w:r>
           <w:rPr>
@@ -1070,7 +954,7 @@
           <w14:ligatures w14:val="standardContextual"/>
         </w:rPr>
       </w:pPr>
-      <w:hyperlink w:anchor="_Toc242051076" w:history="1">
+      <w:hyperlink w:anchor="_Toc242111791" w:history="1">
         <w:r>
           <w:rPr>
             <w:rStyle w:val="Hyperlink"/>
@@ -1097,7 +981,7 @@
             <w:noProof/>
             <w:webHidden/>
           </w:rPr>
-          <w:instrText xml:space="preserve"> PAGEREF _Toc242051076 \h </w:instrText>
+          <w:instrText xml:space="preserve"> PAGEREF _Toc242111791 \h </w:instrText>
         </w:r>
         <w:r>
           <w:rPr>
@@ -1145,7 +1029,7 @@
           <w14:ligatures w14:val="standardContextual"/>
         </w:rPr>
       </w:pPr>
-      <w:hyperlink w:anchor="_Toc242051077" w:history="1">
+      <w:hyperlink w:anchor="_Toc242111792" w:history="1">
         <w:r>
           <w:rPr>
             <w:rStyle w:val="Hyperlink"/>
@@ -1172,7 +1056,7 @@
             <w:noProof/>
             <w:webHidden/>
           </w:rPr>
-          <w:instrText xml:space="preserve"> PAGEREF _Toc242051077 \h </w:instrText>
+          <w:instrText xml:space="preserve"> PAGEREF _Toc242111792 \h </w:instrText>
         </w:r>
         <w:r>
           <w:rPr>
@@ -1222,7 +1106,7 @@
           <w14:ligatures w14:val="standardContextual"/>
         </w:rPr>
       </w:pPr>
-      <w:hyperlink w:anchor="_Toc242051078" w:history="1">
+      <w:hyperlink w:anchor="_Toc242111793" w:history="1">
         <w:r>
           <w:rPr>
             <w:rStyle w:val="Hyperlink"/>
@@ -1249,7 +1133,7 @@
             <w:noProof/>
             <w:webHidden/>
           </w:rPr>
-          <w:instrText xml:space="preserve"> PAGEREF _Toc242051078 \h </w:instrText>
+          <w:instrText xml:space="preserve"> PAGEREF _Toc242111793 \h </w:instrText>
         </w:r>
         <w:r>
           <w:rPr>
@@ -1297,7 +1181,7 @@
           <w14:ligatures w14:val="standardContextual"/>
         </w:rPr>
       </w:pPr>
-      <w:hyperlink w:anchor="_Toc242051079" w:history="1">
+      <w:hyperlink w:anchor="_Toc242111794" w:history="1">
         <w:r>
           <w:rPr>
             <w:rStyle w:val="Hyperlink"/>
@@ -1324,7 +1208,7 @@
             <w:noProof/>
             <w:webHidden/>
           </w:rPr>
-          <w:instrText xml:space="preserve"> PAGEREF _Toc242051079 \h </w:instrText>
+          <w:instrText xml:space="preserve"> PAGEREF _Toc242111794 \h </w:instrText>
         </w:r>
         <w:r>
           <w:rPr>
@@ -1372,7 +1256,7 @@
           <w14:ligatures w14:val="standardContextual"/>
         </w:rPr>
       </w:pPr>
-      <w:hyperlink w:anchor="_Toc242051080" w:history="1">
+      <w:hyperlink w:anchor="_Toc242111795" w:history="1">
         <w:r>
           <w:rPr>
             <w:rStyle w:val="Hyperlink"/>
@@ -1399,7 +1283,7 @@
             <w:noProof/>
             <w:webHidden/>
           </w:rPr>
-          <w:instrText xml:space="preserve"> PAGEREF _Toc242051080 \h </w:instrText>
+          <w:instrText xml:space="preserve"> PAGEREF _Toc242111795 \h </w:instrText>
         </w:r>
         <w:r>
           <w:rPr>
@@ -1447,7 +1331,7 @@
           <w14:ligatures w14:val="standardContextual"/>
         </w:rPr>
       </w:pPr>
-      <w:hyperlink w:anchor="_Toc242051081" w:history="1">
+      <w:hyperlink w:anchor="_Toc242111796" w:history="1">
         <w:r>
           <w:rPr>
             <w:rStyle w:val="Hyperlink"/>
@@ -1474,7 +1358,7 @@
             <w:noProof/>
             <w:webHidden/>
           </w:rPr>
-          <w:instrText xml:space="preserve"> PAGEREF _Toc242051081 \h </w:instrText>
+          <w:instrText xml:space="preserve"> PAGEREF _Toc242111796 \h </w:instrText>
         </w:r>
         <w:r>
           <w:rPr>
@@ -1522,7 +1406,7 @@
           <w14:ligatures w14:val="standardContextual"/>
         </w:rPr>
       </w:pPr>
-      <w:hyperlink w:anchor="_Toc242051082" w:history="1">
+      <w:hyperlink w:anchor="_Toc242111797" w:history="1">
         <w:r>
           <w:rPr>
             <w:rStyle w:val="Hyperlink"/>
@@ -1549,7 +1433,7 @@
             <w:noProof/>
             <w:webHidden/>
           </w:rPr>
-          <w:instrText xml:space="preserve"> PAGEREF _Toc242051082 \h </w:instrText>
+          <w:instrText xml:space="preserve"> PAGEREF _Toc242111797 \h </w:instrText>
         </w:r>
         <w:r>
           <w:rPr>
@@ -1597,7 +1481,7 @@
           <w14:ligatures w14:val="standardContextual"/>
         </w:rPr>
       </w:pPr>
-      <w:hyperlink w:anchor="_Toc242051083" w:history="1">
+      <w:hyperlink w:anchor="_Toc242111798" w:history="1">
         <w:r>
           <w:rPr>
             <w:rStyle w:val="Hyperlink"/>
@@ -1624,7 +1508,7 @@
             <w:noProof/>
             <w:webHidden/>
           </w:rPr>
-          <w:instrText xml:space="preserve"> PAGEREF _Toc242051083 \h </w:instrText>
+          <w:instrText xml:space="preserve"> PAGEREF _Toc242111798 \h </w:instrText>
         </w:r>
         <w:r>
           <w:rPr>
@@ -1672,7 +1556,7 @@
           <w14:ligatures w14:val="standardContextual"/>
         </w:rPr>
       </w:pPr>
-      <w:hyperlink w:anchor="_Toc242051084" w:history="1">
+      <w:hyperlink w:anchor="_Toc242111799" w:history="1">
         <w:r>
           <w:rPr>
             <w:rStyle w:val="Hyperlink"/>
@@ -1699,7 +1583,7 @@
             <w:noProof/>
             <w:webHidden/>
           </w:rPr>
-          <w:instrText xml:space="preserve"> PAGEREF _Toc242051084 \h </w:instrText>
+          <w:instrText xml:space="preserve"> PAGEREF _Toc242111799 \h </w:instrText>
         </w:r>
         <w:r>
           <w:rPr>
@@ -1747,7 +1631,7 @@
           <w14:ligatures w14:val="standardContextual"/>
         </w:rPr>
       </w:pPr>
-      <w:hyperlink w:anchor="_Toc242051085" w:history="1">
+      <w:hyperlink w:anchor="_Toc242111800" w:history="1">
         <w:r>
           <w:rPr>
             <w:rStyle w:val="Hyperlink"/>
@@ -1774,7 +1658,7 @@
             <w:noProof/>
             <w:webHidden/>
           </w:rPr>
-          <w:instrText xml:space="preserve"> PAGEREF _Toc242051085 \h </w:instrText>
+          <w:instrText xml:space="preserve"> PAGEREF _Toc242111800 \h </w:instrText>
         </w:r>
         <w:r>
           <w:rPr>
@@ -1822,7 +1706,7 @@
           <w14:ligatures w14:val="standardContextual"/>
         </w:rPr>
       </w:pPr>
-      <w:hyperlink w:anchor="_Toc242051086" w:history="1">
+      <w:hyperlink w:anchor="_Toc242111801" w:history="1">
         <w:r>
           <w:rPr>
             <w:rStyle w:val="Hyperlink"/>
@@ -1849,7 +1733,7 @@
             <w:noProof/>
             <w:webHidden/>
           </w:rPr>
-          <w:instrText xml:space="preserve"> PAGEREF _Toc242051086 \h </w:instrText>
+          <w:instrText xml:space="preserve"> PAGEREF _Toc242111801 \h </w:instrText>
         </w:r>
         <w:r>
           <w:rPr>
@@ -1897,7 +1781,7 @@
           <w14:ligatures w14:val="standardContextual"/>
         </w:rPr>
       </w:pPr>
-      <w:hyperlink w:anchor="_Toc242051087" w:history="1">
+      <w:hyperlink w:anchor="_Toc242111802" w:history="1">
         <w:r>
           <w:rPr>
             <w:rStyle w:val="Hyperlink"/>
@@ -1924,7 +1808,7 @@
             <w:noProof/>
             <w:webHidden/>
           </w:rPr>
-          <w:instrText xml:space="preserve"> PAGEREF _Toc242051087 \h </w:instrText>
+          <w:instrText xml:space="preserve"> PAGEREF _Toc242111802 \h </w:instrText>
         </w:r>
         <w:r>
           <w:rPr>
@@ -1972,7 +1856,7 @@
           <w14:ligatures w14:val="standardContextual"/>
         </w:rPr>
       </w:pPr>
-      <w:hyperlink w:anchor="_Toc242051088" w:history="1">
+      <w:hyperlink w:anchor="_Toc242111803" w:history="1">
         <w:r>
           <w:rPr>
             <w:rStyle w:val="Hyperlink"/>
@@ -1999,7 +1883,7 @@
             <w:noProof/>
             <w:webHidden/>
           </w:rPr>
-          <w:instrText xml:space="preserve"> PAGEREF _Toc242051088 \h </w:instrText>
+          <w:instrText xml:space="preserve"> PAGEREF _Toc242111803 \h </w:instrText>
         </w:r>
         <w:r>
           <w:rPr>
@@ -2049,7 +1933,7 @@
           <w14:ligatures w14:val="standardContextual"/>
         </w:rPr>
       </w:pPr>
-      <w:hyperlink w:anchor="_Toc242051089" w:history="1">
+      <w:hyperlink w:anchor="_Toc242111804" w:history="1">
         <w:r>
           <w:rPr>
             <w:rStyle w:val="Hyperlink"/>
@@ -2076,7 +1960,7 @@
             <w:noProof/>
             <w:webHidden/>
           </w:rPr>
-          <w:instrText xml:space="preserve"> PAGEREF _Toc242051089 \h </w:instrText>
+          <w:instrText xml:space="preserve"> PAGEREF _Toc242111804 \h </w:instrText>
         </w:r>
         <w:r>
           <w:rPr>
@@ -2124,7 +2008,7 @@
           <w14:ligatures w14:val="standardContextual"/>
         </w:rPr>
       </w:pPr>
-      <w:hyperlink w:anchor="_Toc242051090" w:history="1">
+      <w:hyperlink w:anchor="_Toc242111805" w:history="1">
         <w:r>
           <w:rPr>
             <w:rStyle w:val="Hyperlink"/>
@@ -2151,7 +2035,7 @@
             <w:noProof/>
             <w:webHidden/>
           </w:rPr>
-          <w:instrText xml:space="preserve"> PAGEREF _Toc242051090 \h </w:instrText>
+          <w:instrText xml:space="preserve"> PAGEREF _Toc242111805 \h </w:instrText>
         </w:r>
         <w:r>
           <w:rPr>
@@ -2199,7 +2083,7 @@
           <w14:ligatures w14:val="standardContextual"/>
         </w:rPr>
       </w:pPr>
-      <w:hyperlink w:anchor="_Toc242051091" w:history="1">
+      <w:hyperlink w:anchor="_Toc242111806" w:history="1">
         <w:r>
           <w:rPr>
             <w:rStyle w:val="Hyperlink"/>
@@ -2256,7 +2140,7 @@
             <w:noProof/>
             <w:webHidden/>
           </w:rPr>
-          <w:instrText xml:space="preserve"> PAGEREF _Toc242051091 \h </w:instrText>
+          <w:instrText xml:space="preserve"> PAGEREF _Toc242111806 \h </w:instrText>
         </w:r>
         <w:r>
           <w:rPr>
@@ -2304,7 +2188,7 @@
           <w14:ligatures w14:val="standardContextual"/>
         </w:rPr>
       </w:pPr>
-      <w:hyperlink w:anchor="_Toc242051092" w:history="1">
+      <w:hyperlink w:anchor="_Toc242111807" w:history="1">
         <w:r>
           <w:rPr>
             <w:rStyle w:val="Hyperlink"/>
@@ -2346,7 +2230,7 @@
             <w:noProof/>
             <w:webHidden/>
           </w:rPr>
-          <w:instrText xml:space="preserve"> PAGEREF _Toc242051092 \h </w:instrText>
+          <w:instrText xml:space="preserve"> PAGEREF _Toc242111807 \h </w:instrText>
         </w:r>
         <w:r>
           <w:rPr>
@@ -2394,7 +2278,7 @@
           <w14:ligatures w14:val="standardContextual"/>
         </w:rPr>
       </w:pPr>
-      <w:hyperlink w:anchor="_Toc242051093" w:history="1">
+      <w:hyperlink w:anchor="_Toc242111808" w:history="1">
         <w:r>
           <w:rPr>
             <w:rStyle w:val="Hyperlink"/>
@@ -2421,7 +2305,7 @@
             <w:noProof/>
             <w:webHidden/>
           </w:rPr>
-          <w:instrText xml:space="preserve"> PAGEREF _Toc242051093 \h </w:instrText>
+          <w:instrText xml:space="preserve"> PAGEREF _Toc242111808 \h </w:instrText>
         </w:r>
         <w:r>
           <w:rPr>
@@ -2469,7 +2353,7 @@
           <w14:ligatures w14:val="standardContextual"/>
         </w:rPr>
       </w:pPr>
-      <w:hyperlink w:anchor="_Toc242051094" w:history="1">
+      <w:hyperlink w:anchor="_Toc242111809" w:history="1">
         <w:r>
           <w:rPr>
             <w:rStyle w:val="Hyperlink"/>
@@ -2496,7 +2380,7 @@
             <w:noProof/>
             <w:webHidden/>
           </w:rPr>
-          <w:instrText xml:space="preserve"> PAGEREF _Toc242051094 \h </w:instrText>
+          <w:instrText xml:space="preserve"> PAGEREF _Toc242111809 \h </w:instrText>
         </w:r>
         <w:r>
           <w:rPr>
@@ -2544,7 +2428,7 @@
           <w14:ligatures w14:val="standardContextual"/>
         </w:rPr>
       </w:pPr>
-      <w:hyperlink w:anchor="_Toc242051095" w:history="1">
+      <w:hyperlink w:anchor="_Toc242111810" w:history="1">
         <w:r>
           <w:rPr>
             <w:rStyle w:val="Hyperlink"/>
@@ -2571,7 +2455,7 @@
             <w:noProof/>
             <w:webHidden/>
           </w:rPr>
-          <w:instrText xml:space="preserve"> PAGEREF _Toc242051095 \h </w:instrText>
+          <w:instrText xml:space="preserve"> PAGEREF _Toc242111810 \h </w:instrText>
         </w:r>
         <w:r>
           <w:rPr>
@@ -2619,7 +2503,7 @@
           <w14:ligatures w14:val="standardContextual"/>
         </w:rPr>
       </w:pPr>
-      <w:hyperlink w:anchor="_Toc242051096" w:history="1">
+      <w:hyperlink w:anchor="_Toc242111811" w:history="1">
         <w:r>
           <w:rPr>
             <w:rStyle w:val="Hyperlink"/>
@@ -2646,7 +2530,7 @@
             <w:noProof/>
             <w:webHidden/>
           </w:rPr>
-          <w:instrText xml:space="preserve"> PAGEREF _Toc242051096 \h </w:instrText>
+          <w:instrText xml:space="preserve"> PAGEREF _Toc242111811 \h </w:instrText>
         </w:r>
         <w:r>
           <w:rPr>
@@ -2694,7 +2578,7 @@
           <w14:ligatures w14:val="standardContextual"/>
         </w:rPr>
       </w:pPr>
-      <w:hyperlink w:anchor="_Toc242051097" w:history="1">
+      <w:hyperlink w:anchor="_Toc242111812" w:history="1">
         <w:r>
           <w:rPr>
             <w:rStyle w:val="Hyperlink"/>
@@ -2721,7 +2605,7 @@
             <w:noProof/>
             <w:webHidden/>
           </w:rPr>
-          <w:instrText xml:space="preserve"> PAGEREF _Toc242051097 \h </w:instrText>
+          <w:instrText xml:space="preserve"> PAGEREF _Toc242111812 \h </w:instrText>
         </w:r>
         <w:r>
           <w:rPr>
@@ -2771,7 +2655,7 @@
           <w14:ligatures w14:val="standardContextual"/>
         </w:rPr>
       </w:pPr>
-      <w:hyperlink w:anchor="_Toc242051098" w:history="1">
+      <w:hyperlink w:anchor="_Toc242111813" w:history="1">
         <w:r>
           <w:rPr>
             <w:rStyle w:val="Hyperlink"/>
@@ -2798,7 +2682,7 @@
             <w:noProof/>
             <w:webHidden/>
           </w:rPr>
-          <w:instrText xml:space="preserve"> PAGEREF _Toc242051098 \h </w:instrText>
+          <w:instrText xml:space="preserve"> PAGEREF _Toc242111813 \h </w:instrText>
         </w:r>
         <w:r>
           <w:rPr>
@@ -2846,7 +2730,7 @@
           <w14:ligatures w14:val="standardContextual"/>
         </w:rPr>
       </w:pPr>
-      <w:hyperlink w:anchor="_Toc242051099" w:history="1">
+      <w:hyperlink w:anchor="_Toc242111814" w:history="1">
         <w:r>
           <w:rPr>
             <w:rStyle w:val="Hyperlink"/>
@@ -2873,7 +2757,7 @@
             <w:noProof/>
             <w:webHidden/>
           </w:rPr>
-          <w:instrText xml:space="preserve"> PAGEREF _Toc242051099 \h </w:instrText>
+          <w:instrText xml:space="preserve"> PAGEREF _Toc242111814 \h </w:instrText>
         </w:r>
         <w:r>
           <w:rPr>
@@ -2921,7 +2805,7 @@
           <w14:ligatures w14:val="standardContextual"/>
         </w:rPr>
       </w:pPr>
-      <w:hyperlink w:anchor="_Toc242051100" w:history="1">
+      <w:hyperlink w:anchor="_Toc242111815" w:history="1">
         <w:r>
           <w:rPr>
             <w:rStyle w:val="Hyperlink"/>
@@ -2948,7 +2832,7 @@
             <w:noProof/>
             <w:webHidden/>
           </w:rPr>
-          <w:instrText xml:space="preserve"> PAGEREF _Toc242051100 \h </w:instrText>
+          <w:instrText xml:space="preserve"> PAGEREF _Toc242111815 \h </w:instrText>
         </w:r>
         <w:r>
           <w:rPr>
@@ -2998,7 +2882,7 @@
           <w14:ligatures w14:val="standardContextual"/>
         </w:rPr>
       </w:pPr>
-      <w:hyperlink w:anchor="_Toc242051101" w:history="1">
+      <w:hyperlink w:anchor="_Toc242111816" w:history="1">
         <w:r>
           <w:rPr>
             <w:rStyle w:val="Hyperlink"/>
@@ -3025,7 +2909,7 @@
             <w:noProof/>
             <w:webHidden/>
           </w:rPr>
-          <w:instrText xml:space="preserve"> PAGEREF _Toc242051101 \h </w:instrText>
+          <w:instrText xml:space="preserve"> PAGEREF _Toc242111816 \h </w:instrText>
         </w:r>
         <w:r>
           <w:rPr>
@@ -3075,7 +2959,7 @@
           <w14:ligatures w14:val="standardContextual"/>
         </w:rPr>
       </w:pPr>
-      <w:hyperlink w:anchor="_Toc242051102" w:history="1">
+      <w:hyperlink w:anchor="_Toc242111817" w:history="1">
         <w:r>
           <w:rPr>
             <w:rStyle w:val="Hyperlink"/>
@@ -3102,7 +2986,7 @@
             <w:noProof/>
             <w:webHidden/>
           </w:rPr>
-          <w:instrText xml:space="preserve"> PAGEREF _Toc242051102 \h </w:instrText>
+          <w:instrText xml:space="preserve"> PAGEREF _Toc242111817 \h </w:instrText>
         </w:r>
         <w:r>
           <w:rPr>
@@ -3144,10 +3028,13 @@
         <w:pStyle w:val="Heading1"/>
         <w:pageBreakBefore/>
       </w:pPr>
-      <w:bookmarkStart w:id="0" w:name="_Toc242051065"/>
+      <w:bookmarkStart w:id="0" w:name="_Toc242111780"/>
       <w:r>
         <w:lastRenderedPageBreak/>
-        <w:t>1. เริ่มต้นใช้งาน</w:t>
+        <w:t xml:space="preserve">1. </w:t>
+      </w:r>
+      <w:r>
+        <w:t>เริ่มต้นใช้งาน</w:t>
       </w:r>
       <w:bookmarkEnd w:id="0"/>
     </w:p>
@@ -3155,31 +3042,18 @@
       <w:pPr>
         <w:pStyle w:val="Heading2"/>
       </w:pPr>
-      <w:bookmarkStart w:id="1" w:name="_Toc242051066"/>
-      <w:r>
-        <w:t>1.1 ระบบนี้ใช้ทำอะไร</w:t>
+      <w:bookmarkStart w:id="1" w:name="_Toc242111781"/>
+      <w:r>
+        <w:t xml:space="preserve">1.1 </w:t>
+      </w:r>
+      <w:r>
+        <w:t>ระบบนี้ใช้ทำอะไร</w:t>
       </w:r>
       <w:bookmarkEnd w:id="1"/>
     </w:p>
     <w:p>
       <w:r>
-        <w:t>ระบบบริหารจัดการเครื่องปรับอากาศ (</w:t>
-      </w:r>
-      <w:proofErr w:type="spellStart"/>
-      <w:r>
-        <w:t>Aircon</w:t>
-      </w:r>
-      <w:proofErr w:type="spellEnd"/>
-      <w:r>
-        <w:t xml:space="preserve"> </w:t>
-      </w:r>
-      <w:proofErr w:type="spellStart"/>
-      <w:r>
-        <w:t>Manager</w:t>
-      </w:r>
-      <w:proofErr w:type="spellEnd"/>
-      <w:r>
-        <w:t>) ใช้ติดตามแอร์ทุกตัวของบริษัทในที่เดียว ตั้งแต่ทะเบียนเครื่อง แผนล้างแอร์ประจำปี งานซ่อม งานติดตั้ง เอกสารแบบฟอร์มควบคุม (ใบล้าง ITEL-FM-NE-004 · ใบซ่อม NE-005 · ใบติดตั้ง NE-006) ขั้นอนุมัติเอกสาร 4 ขั้น ค่าใช้จ่าย และงบประมาณ</w:t>
+        <w:t>ระบบบริหารจัดการเครื่องปรับอากาศ (Aircon Manager) ใช้ติดตามแอร์ทุกตัวของบริษัทในที่เดียว ตั้งแต่ทะเบียนเครื่อง แผนล้างแอร์ประจำปี งานซ่อม งานติดตั้ง เอกสารแบบฟอร์มควบคุม (ใบล้าง ITEL-FM-NE-004 · ใบซ่อม NE-005 · ใบติดตั้ง NE-006) ขั้นอนุมัติเอกสาร 4 ขั้น ค่าใช้จ่าย และงบประมาณ</w:t>
       </w:r>
     </w:p>
     <w:p>
@@ -3200,15 +3074,10 @@
         <w:t>รหัสเครื่อง</w:t>
       </w:r>
       <w:r>
-        <w:t xml:space="preserve"> เช่น AYA-BPC-AIR-1 = แอร์ตัวที่ 1 ของไซ</w:t>
-      </w:r>
-      <w:proofErr w:type="spellStart"/>
-      <w:r>
-        <w:t>ต์</w:t>
-      </w:r>
-      <w:proofErr w:type="spellEnd"/>
-      <w:r>
-        <w:t xml:space="preserve"> AYA-BPC — รหัสคือ "ตำแหน่ง" ไม่ใช่ตัวเครื่อง เปลี่ยนตัวเครื่องกี่ครั้งก็ยังรหัสเดิม</w:t>
+        <w:t xml:space="preserve"> </w:t>
+      </w:r>
+      <w:r>
+        <w:t>เช่น AYA-BPC-AIR-1 = แอร์ตัวที่ 1 ของไซต์ AYA-BPC — รหัสคือ "ตำแหน่ง" ไม่ใช่ตัวเครื่อง เปลี่ยนตัวเครื่องกี่ครั้งก็ยังรหัสเดิม</w:t>
       </w:r>
     </w:p>
     <w:p>
@@ -3229,7 +3098,10 @@
         <w:t>ประวัติ</w:t>
       </w:r>
       <w:r>
-        <w:t xml:space="preserve"> ของเครื่องนั้นอัตโนมัติ</w:t>
+        <w:t xml:space="preserve"> </w:t>
+      </w:r>
+      <w:r>
+        <w:t>ของเครื่องนั้นอัตโนมัติ</w:t>
       </w:r>
     </w:p>
     <w:p>
@@ -3240,15 +3112,7 @@
         </w:numPr>
       </w:pPr>
       <w:r>
-        <w:t>ข้อมูล รูปถ่าย และไฟล์ PDF เก็บไว้บน</w:t>
-      </w:r>
-      <w:proofErr w:type="spellStart"/>
-      <w:r>
-        <w:t>เซิร์ฟเวอร์</w:t>
-      </w:r>
-      <w:proofErr w:type="spellEnd"/>
-      <w:r>
-        <w:t>ให้เอง ไม่ต้องเซฟเอง</w:t>
+        <w:t>ข้อมูล รูปถ่าย และไฟล์ PDF เก็บไว้บนเซิร์ฟเวอร์ให้เอง ไม่ต้องเซฟเอง</w:t>
       </w:r>
     </w:p>
     <w:p>
@@ -3289,7 +3153,10 @@
         <w:t>ข้อมูลตัวอย่าง</w:t>
       </w:r>
       <w:r>
-        <w:t xml:space="preserve"> ตัวเลขและชื่อในภาพจึงไม่ใช่ข้อมูลจริง</w:t>
+        <w:t xml:space="preserve"> </w:t>
+      </w:r>
+      <w:r>
+        <w:t>ตัวเลขและชื่อในภาพจึงไม่ใช่ข้อมูลจริง</w:t>
       </w:r>
     </w:p>
     <w:p>
@@ -3309,7 +3176,10 @@
         <w:t>กรอบสีแดง + เลขในวงกลม</w:t>
       </w:r>
       <w:r>
-        <w:t xml:space="preserve"> = จุดที่ต้องกดหรือดู — คำอธิบายของแต่ละเลขอยู่ในตารางใต้ภาพ</w:t>
+        <w:t xml:space="preserve"> = </w:t>
+      </w:r>
+      <w:r>
+        <w:t>จุดที่ต้องกดหรือดู — คำอธิบายของแต่ละเลขอยู่ในตารางใต้ภาพ</w:t>
       </w:r>
     </w:p>
     <w:p>
@@ -3321,9 +3191,12 @@
       <w:pPr>
         <w:pStyle w:val="Heading2"/>
       </w:pPr>
-      <w:bookmarkStart w:id="2" w:name="_Toc242051067"/>
-      <w:r>
-        <w:t>1.2 เข้าสู่ระบบ ออกจากระบบ และเปลี่ยนรหัสผ่าน</w:t>
+      <w:bookmarkStart w:id="2" w:name="_Toc242111782"/>
+      <w:r>
+        <w:t xml:space="preserve">1.2 </w:t>
+      </w:r>
+      <w:r>
+        <w:t>เข้าสู่ระบบ ออกจากระบบ และเปลี่ยนรหัสผ่าน</w:t>
       </w:r>
       <w:bookmarkEnd w:id="2"/>
     </w:p>
@@ -3335,39 +3208,7 @@
         </w:numPr>
       </w:pPr>
       <w:r>
-        <w:t>เปิด</w:t>
-      </w:r>
-      <w:proofErr w:type="spellStart"/>
-      <w:r>
-        <w:t>เบ</w:t>
-      </w:r>
-      <w:proofErr w:type="spellEnd"/>
-      <w:r>
-        <w:t>ราว์เซอร์ (</w:t>
-      </w:r>
-      <w:proofErr w:type="spellStart"/>
-      <w:r>
-        <w:t>Chrome</w:t>
-      </w:r>
-      <w:proofErr w:type="spellEnd"/>
-      <w:r>
-        <w:t xml:space="preserve"> หรือ </w:t>
-      </w:r>
-      <w:proofErr w:type="spellStart"/>
-      <w:r>
-        <w:t>Edge</w:t>
-      </w:r>
-      <w:proofErr w:type="spellEnd"/>
-      <w:r>
-        <w:t>) ไปที่ที่อยู่ของระบบที่ฝ่าย IT แจ้ง เช่น http://&lt;เครื่อง</w:t>
-      </w:r>
-      <w:proofErr w:type="spellStart"/>
-      <w:r>
-        <w:t>เซิร์ฟเวอร์</w:t>
-      </w:r>
-      <w:proofErr w:type="spellEnd"/>
-      <w:r>
-        <w:t>&gt;:8787</w:t>
+        <w:t>เปิดเบราว์เซอร์ (Chrome หรือ Edge) ไปที่ที่อยู่ของระบบที่ฝ่าย IT แจ้ง เช่น http://&lt;เครื่องเซิร์ฟเวอร์&gt;:8787</w:t>
       </w:r>
     </w:p>
     <w:p>
@@ -3380,7 +3221,6 @@
       <w:r>
         <w:t xml:space="preserve">กรอก </w:t>
       </w:r>
-      <w:proofErr w:type="spellStart"/>
       <w:r>
         <w:rPr>
           <w:b/>
@@ -3388,11 +3228,12 @@
         </w:rPr>
         <w:t>Username</w:t>
       </w:r>
-      <w:proofErr w:type="spellEnd"/>
-      <w:r>
-        <w:t xml:space="preserve"> และ </w:t>
-      </w:r>
-      <w:proofErr w:type="spellStart"/>
+      <w:r>
+        <w:t xml:space="preserve"> </w:t>
+      </w:r>
+      <w:r>
+        <w:t xml:space="preserve">และ </w:t>
+      </w:r>
       <w:r>
         <w:rPr>
           <w:b/>
@@ -3400,17 +3241,11 @@
         </w:rPr>
         <w:t>Password</w:t>
       </w:r>
-      <w:proofErr w:type="spellEnd"/>
-      <w:r>
-        <w:t xml:space="preserve"> ที่ผู้ดูแลระบบ (</w:t>
-      </w:r>
-      <w:proofErr w:type="spellStart"/>
-      <w:r>
-        <w:t>Infrastructure</w:t>
-      </w:r>
-      <w:proofErr w:type="spellEnd"/>
-      <w:r>
-        <w:t xml:space="preserve">) สร้างให้ แล้วกด </w:t>
+      <w:r>
+        <w:t xml:space="preserve"> </w:t>
+      </w:r>
+      <w:r>
+        <w:t xml:space="preserve">ที่ผู้ดูแลระบบ (Infrastructure) สร้างให้ แล้วกด </w:t>
       </w:r>
       <w:r>
         <w:rPr>
@@ -3446,7 +3281,10 @@
         <w:t>เปลี่ยนรหัสผ่าน:</w:t>
       </w:r>
       <w:r>
-        <w:t xml:space="preserve"> กดลิงก์ "เปลี่ยนรหัสผ่าน" ใต้ชื่อของคุณที่มุมล่างซ้าย</w:t>
+        <w:t xml:space="preserve"> </w:t>
+      </w:r>
+      <w:r>
+        <w:t>กดลิงก์ "เปลี่ยนรหัสผ่าน" ใต้ชื่อของคุณที่มุมล่างซ้าย</w:t>
       </w:r>
     </w:p>
     <w:p>
@@ -3464,7 +3302,10 @@
         <w:t>ออกจากระบบ:</w:t>
       </w:r>
       <w:r>
-        <w:t xml:space="preserve"> กดไอคอนประตูข้างชื่อที่มุมล่างซ้าย</w:t>
+        <w:t xml:space="preserve"> </w:t>
+      </w:r>
+      <w:r>
+        <w:t>กดไอคอนประตูข้างชื่อที่มุมล่างซ้าย</w:t>
       </w:r>
     </w:p>
     <w:p>
@@ -3482,15 +3323,10 @@
         <w:t>โหมดกลางคืน:</w:t>
       </w:r>
       <w:r>
-        <w:t xml:space="preserve"> กดไอคอนพระจันทร์ข้าง</w:t>
-      </w:r>
-      <w:proofErr w:type="spellStart"/>
-      <w:r>
-        <w:t>โล</w:t>
-      </w:r>
-      <w:proofErr w:type="spellEnd"/>
-      <w:r>
-        <w:t>โก้ (จำไว้ในเครื่องนั้น)</w:t>
+        <w:t xml:space="preserve"> </w:t>
+      </w:r>
+      <w:r>
+        <w:t>กดไอคอนพระจันทร์ข้างโลโก้ (จำไว้ในเครื่องนั้น)</w:t>
       </w:r>
     </w:p>
     <w:p>
@@ -3501,7 +3337,7 @@
         </w:numPr>
       </w:pPr>
       <w:r>
-        <w:t>ไม่ได้ใช้งานต่อเนื่องเกิน 6 ชั่วโมง ระบบจะให้เข้าสู่ระบบใหม่ ("เซสชันหมดอายุ")</w:t>
+        <w:t>เข้าระบบแล้วอยู่ได้ 6 ชั่วโมง ใช้งานอยู่ระบบต่อเวลาให้เอง — ถ้าเว้นไม่ได้ใช้ราว 3–6 ชั่วโมง ระบบจะให้เข้าสู่ระบบใหม่ ("เซสชันหมดอายุ")</w:t>
       </w:r>
     </w:p>
     <w:p>
@@ -3532,15 +3368,7 @@
         <w:ind w:left="120" w:right="120"/>
       </w:pPr>
       <w:r>
-        <w:t xml:space="preserve">ถ้าขึ้นว่า "บัญชีนี้ถูกปิดใช้งาน" แปลว่าผู้ดูแลระบบพักบัญชีไว้ ข้อมูลของคุณยังอยู่ครบ ติดต่อ </w:t>
-      </w:r>
-      <w:proofErr w:type="spellStart"/>
-      <w:r>
-        <w:t>Infrastructure</w:t>
-      </w:r>
-      <w:proofErr w:type="spellEnd"/>
-      <w:r>
-        <w:t xml:space="preserve"> ให้เปิดกลับ</w:t>
+        <w:t>ถ้าขึ้นว่า "บัญชีนี้ถูกปิดใช้งาน" แปลว่าผู้ดูแลระบบพักบัญชีไว้ ข้อมูลของคุณยังอยู่ครบ ติดต่อ Infrastructure ให้เปิดกลับ</w:t>
       </w:r>
     </w:p>
     <w:p>
@@ -3560,7 +3388,7 @@
         </w:rPr>
         <w:lastRenderedPageBreak/>
         <w:drawing>
-          <wp:inline distT="0" distB="0" distL="0" distR="0" wp14:anchorId="29506237" wp14:editId="0BD49E91">
+          <wp:inline distT="0" distB="0" distL="0" distR="0" wp14:anchorId="092BEEDB" wp14:editId="75770658">
             <wp:extent cx="3240000" cy="2646000"/>
             <wp:effectExtent l="0" t="0" r="0" b="0"/>
             <wp:docPr id="100" name="ภาพ 100"/>
@@ -3649,6 +3477,12 @@
         <w:gridCol w:w="9118"/>
       </w:tblGrid>
       <w:tr>
+        <w:tblPrEx>
+          <w:tblCellMar>
+            <w:top w:w="0" w:type="dxa"/>
+            <w:bottom w:w="0" w:type="dxa"/>
+          </w:tblCellMar>
+        </w:tblPrEx>
         <w:trPr>
           <w:cantSplit/>
         </w:trPr>
@@ -3686,7 +3520,6 @@
               <w:keepNext/>
               <w:spacing w:before="30" w:after="30"/>
             </w:pPr>
-            <w:proofErr w:type="spellStart"/>
             <w:r>
               <w:rPr>
                 <w:b/>
@@ -3694,14 +3527,22 @@
               </w:rPr>
               <w:t>Username</w:t>
             </w:r>
-            <w:proofErr w:type="spellEnd"/>
-            <w:r>
-              <w:t xml:space="preserve"> — ชื่อผู้ใช้ที่ผู้ดูแลระบบสร้างให้</w:t>
+            <w:r>
+              <w:t xml:space="preserve"> — </w:t>
+            </w:r>
+            <w:r>
+              <w:t>ชื่อผู้ใช้ที่ผู้ดูแลระบบสร้างให้</w:t>
             </w:r>
           </w:p>
         </w:tc>
       </w:tr>
       <w:tr>
+        <w:tblPrEx>
+          <w:tblCellMar>
+            <w:top w:w="0" w:type="dxa"/>
+            <w:bottom w:w="0" w:type="dxa"/>
+          </w:tblCellMar>
+        </w:tblPrEx>
         <w:trPr>
           <w:cantSplit/>
         </w:trPr>
@@ -3739,7 +3580,6 @@
               <w:keepNext/>
               <w:spacing w:before="30" w:after="30"/>
             </w:pPr>
-            <w:proofErr w:type="spellStart"/>
             <w:r>
               <w:rPr>
                 <w:b/>
@@ -3747,14 +3587,22 @@
               </w:rPr>
               <w:t>Password</w:t>
             </w:r>
-            <w:proofErr w:type="spellEnd"/>
-            <w:r>
-              <w:t xml:space="preserve"> — รหัสผ่าน</w:t>
+            <w:r>
+              <w:t xml:space="preserve"> — </w:t>
+            </w:r>
+            <w:r>
+              <w:t>รหัสผ่าน</w:t>
             </w:r>
           </w:p>
         </w:tc>
       </w:tr>
       <w:tr>
+        <w:tblPrEx>
+          <w:tblCellMar>
+            <w:top w:w="0" w:type="dxa"/>
+            <w:bottom w:w="0" w:type="dxa"/>
+          </w:tblCellMar>
+        </w:tblPrEx>
         <w:trPr>
           <w:cantSplit/>
         </w:trPr>
@@ -3798,15 +3646,10 @@
               <w:t>เข้าสู่ระบบ</w:t>
             </w:r>
             <w:r>
-              <w:t xml:space="preserve"> — กดเพื่อเข้าใช้งาน (หรือกด </w:t>
-            </w:r>
-            <w:proofErr w:type="spellStart"/>
-            <w:r>
-              <w:t>Enter</w:t>
-            </w:r>
-            <w:proofErr w:type="spellEnd"/>
-            <w:r>
-              <w:t>)</w:t>
+              <w:t xml:space="preserve"> — </w:t>
+            </w:r>
+            <w:r>
+              <w:t>กดเพื่อเข้าใช้งาน (หรือกด Enter)</w:t>
             </w:r>
           </w:p>
         </w:tc>
@@ -3817,10 +3660,13 @@
       <w:pPr>
         <w:pStyle w:val="Heading2"/>
       </w:pPr>
-      <w:bookmarkStart w:id="3" w:name="_Toc242051068"/>
+      <w:bookmarkStart w:id="3" w:name="_Toc242111783"/>
       <w:r>
         <w:lastRenderedPageBreak/>
-        <w:t>1.3 หน้าจอหลัก</w:t>
+        <w:t xml:space="preserve">1.3 </w:t>
+      </w:r>
+      <w:r>
+        <w:t>หน้าจอหลัก</w:t>
       </w:r>
       <w:bookmarkEnd w:id="3"/>
     </w:p>
@@ -3835,7 +3681,7 @@
           <w:noProof/>
         </w:rPr>
         <w:drawing>
-          <wp:inline distT="0" distB="0" distL="0" distR="0" wp14:anchorId="76D3D832" wp14:editId="3819E6DB">
+          <wp:inline distT="0" distB="0" distL="0" distR="0" wp14:anchorId="723B6669" wp14:editId="6BD4C181">
             <wp:extent cx="6120000" cy="3825000"/>
             <wp:effectExtent l="0" t="0" r="0" b="0"/>
             <wp:docPr id="101" name="ภาพ 101"/>
@@ -3898,25 +3744,7 @@
           <w:sz w:val="26"/>
           <w:szCs w:val="26"/>
         </w:rPr>
-        <w:t xml:space="preserve">หน้าจอหลักหลังเข้าสู่ระบบ (บัญชี </w:t>
-      </w:r>
-      <w:proofErr w:type="spellStart"/>
-      <w:r>
-        <w:rPr>
-          <w:color w:val="555555"/>
-          <w:sz w:val="26"/>
-          <w:szCs w:val="26"/>
-        </w:rPr>
-        <w:t>Infrastructure</w:t>
-      </w:r>
-      <w:proofErr w:type="spellEnd"/>
-      <w:r>
-        <w:rPr>
-          <w:color w:val="555555"/>
-          <w:sz w:val="26"/>
-          <w:szCs w:val="26"/>
-        </w:rPr>
-        <w:t>)</w:t>
+        <w:t>หน้าจอหลักหลังเข้าสู่ระบบ (บัญชี Infrastructure)</w:t>
       </w:r>
     </w:p>
     <w:tbl>
@@ -3942,6 +3770,12 @@
         <w:gridCol w:w="9118"/>
       </w:tblGrid>
       <w:tr>
+        <w:tblPrEx>
+          <w:tblCellMar>
+            <w:top w:w="0" w:type="dxa"/>
+            <w:bottom w:w="0" w:type="dxa"/>
+          </w:tblCellMar>
+        </w:tblPrEx>
         <w:trPr>
           <w:cantSplit/>
         </w:trPr>
@@ -3987,12 +3821,21 @@
               <w:t>เมนู</w:t>
             </w:r>
             <w:r>
-              <w:t xml:space="preserve"> — กดเพื่อเปลี่ยนหน้า — เห็นเฉพาะเมนูที่บัญชีนี้มีสิทธิ์ ตัวเลขแดง = งานที่รอคุณ</w:t>
+              <w:t xml:space="preserve"> — </w:t>
+            </w:r>
+            <w:r>
+              <w:t>กดเพื่อเปลี่ยนหน้า — เห็นเฉพาะเมนูที่บัญชีนี้มีสิทธิ์ ตัวเลขแดง = งานที่รอคุณ</w:t>
             </w:r>
           </w:p>
         </w:tc>
       </w:tr>
       <w:tr>
+        <w:tblPrEx>
+          <w:tblCellMar>
+            <w:top w:w="0" w:type="dxa"/>
+            <w:bottom w:w="0" w:type="dxa"/>
+          </w:tblCellMar>
+        </w:tblPrEx>
         <w:trPr>
           <w:cantSplit/>
         </w:trPr>
@@ -4038,12 +3881,21 @@
               <w:t>ตัวเลือกปี</w:t>
             </w:r>
             <w:r>
-              <w:t xml:space="preserve"> — เปลี่ยนปีที่นี่ ทุกหน้าเปลี่ยนตาม (หัวข้อ 1.4)</w:t>
+              <w:t xml:space="preserve"> — </w:t>
+            </w:r>
+            <w:r>
+              <w:t>เปลี่ยนปีที่นี่ ทุกหน้าเปลี่ยนตาม (หัวข้อ 1.4)</w:t>
             </w:r>
           </w:p>
         </w:tc>
       </w:tr>
       <w:tr>
+        <w:tblPrEx>
+          <w:tblCellMar>
+            <w:top w:w="0" w:type="dxa"/>
+            <w:bottom w:w="0" w:type="dxa"/>
+          </w:tblCellMar>
+        </w:tblPrEx>
         <w:trPr>
           <w:cantSplit/>
         </w:trPr>
@@ -4089,12 +3941,21 @@
               <w:t>การ์ดสรุป</w:t>
             </w:r>
             <w:r>
-              <w:t xml:space="preserve"> — จำนวนเครื่อง เครื่องอายุ ≥ 8 ปี ความคืบหน้าล้าง ค่าล้าง ค่าซ่อม — กดการ์ดเพื่อไปหน้าที่เกี่ยวข้อง</w:t>
+              <w:t xml:space="preserve"> — </w:t>
+            </w:r>
+            <w:r>
+              <w:t>จำนวนเครื่อง เครื่องอายุ ≥ 8 ปี ความคืบหน้าล้าง ค่าล้าง ค่าซ่อม — กดการ์ดเพื่อไปหน้าที่เกี่ยวข้อง</w:t>
             </w:r>
           </w:p>
         </w:tc>
       </w:tr>
       <w:tr>
+        <w:tblPrEx>
+          <w:tblCellMar>
+            <w:top w:w="0" w:type="dxa"/>
+            <w:bottom w:w="0" w:type="dxa"/>
+          </w:tblCellMar>
+        </w:tblPrEx>
         <w:trPr>
           <w:cantSplit/>
         </w:trPr>
@@ -4140,12 +4001,21 @@
               <w:t>บัญชีที่ใช้อยู่</w:t>
             </w:r>
             <w:r>
-              <w:t xml:space="preserve"> — ชื่อ บทบาท และภูมิภาคที่ดูแล</w:t>
+              <w:t xml:space="preserve"> — </w:t>
+            </w:r>
+            <w:r>
+              <w:t>ชื่อ บทบาท และภูมิภาคที่ดูแล</w:t>
             </w:r>
           </w:p>
         </w:tc>
       </w:tr>
       <w:tr>
+        <w:tblPrEx>
+          <w:tblCellMar>
+            <w:top w:w="0" w:type="dxa"/>
+            <w:bottom w:w="0" w:type="dxa"/>
+          </w:tblCellMar>
+        </w:tblPrEx>
         <w:trPr>
           <w:cantSplit/>
         </w:trPr>
@@ -4191,12 +4061,21 @@
               <w:t>เปลี่ยนรหัสผ่าน</w:t>
             </w:r>
             <w:r>
-              <w:t xml:space="preserve"> — กดเพื่อตั้งรหัสผ่านใหม่</w:t>
+              <w:t xml:space="preserve"> — </w:t>
+            </w:r>
+            <w:r>
+              <w:t>กดเพื่อตั้งรหัสผ่านใหม่</w:t>
             </w:r>
           </w:p>
         </w:tc>
       </w:tr>
       <w:tr>
+        <w:tblPrEx>
+          <w:tblCellMar>
+            <w:top w:w="0" w:type="dxa"/>
+            <w:bottom w:w="0" w:type="dxa"/>
+          </w:tblCellMar>
+        </w:tblPrEx>
         <w:trPr>
           <w:cantSplit/>
         </w:trPr>
@@ -4242,12 +4121,21 @@
               <w:t>ออกจากระบบ</w:t>
             </w:r>
             <w:r>
-              <w:t xml:space="preserve"> — กดไอคอนนี้</w:t>
+              <w:t xml:space="preserve"> — </w:t>
+            </w:r>
+            <w:r>
+              <w:t>กดไอคอนนี้</w:t>
             </w:r>
           </w:p>
         </w:tc>
       </w:tr>
       <w:tr>
+        <w:tblPrEx>
+          <w:tblCellMar>
+            <w:top w:w="0" w:type="dxa"/>
+            <w:bottom w:w="0" w:type="dxa"/>
+          </w:tblCellMar>
+        </w:tblPrEx>
         <w:trPr>
           <w:cantSplit/>
         </w:trPr>
@@ -4291,7 +4179,10 @@
               <w:t>โหมดกลางวัน / กลางคืน</w:t>
             </w:r>
             <w:r>
-              <w:t xml:space="preserve"> — สลับสีหน้าจอ</w:t>
+              <w:t xml:space="preserve"> — </w:t>
+            </w:r>
+            <w:r>
+              <w:t>สลับสีหน้าจอ</w:t>
             </w:r>
           </w:p>
         </w:tc>
@@ -4321,6 +4212,12 @@
         <w:gridCol w:w="7038"/>
       </w:tblGrid>
       <w:tr>
+        <w:tblPrEx>
+          <w:tblCellMar>
+            <w:top w:w="0" w:type="dxa"/>
+            <w:bottom w:w="0" w:type="dxa"/>
+          </w:tblCellMar>
+        </w:tblPrEx>
         <w:trPr>
           <w:cantSplit/>
           <w:tblHeader/>
@@ -4373,6 +4270,12 @@
         </w:tc>
       </w:tr>
       <w:tr>
+        <w:tblPrEx>
+          <w:tblCellMar>
+            <w:top w:w="0" w:type="dxa"/>
+            <w:bottom w:w="0" w:type="dxa"/>
+          </w:tblCellMar>
+        </w:tblPrEx>
         <w:trPr>
           <w:cantSplit/>
         </w:trPr>
@@ -4412,6 +4315,12 @@
         </w:tc>
       </w:tr>
       <w:tr>
+        <w:tblPrEx>
+          <w:tblCellMar>
+            <w:top w:w="0" w:type="dxa"/>
+            <w:bottom w:w="0" w:type="dxa"/>
+          </w:tblCellMar>
+        </w:tblPrEx>
         <w:trPr>
           <w:cantSplit/>
         </w:trPr>
@@ -4447,20 +4356,21 @@
               <w:spacing w:before="40" w:after="40"/>
             </w:pPr>
             <w:r>
-              <w:t>"งานซ่อมและติดตั้ง" = เคสซ่อมที่ยังไม่ปิด + งานติดตั้งที่รอเอกสาร · "เอกสารรออนุมัติ" = เอกสารที่ถึงคิวให้คุณกดอนุมัติ — ตัวเลขลดเองเมื่องานเสร็จ ไม่ใช่เมื่อแค่เปิดดู (</w:t>
-            </w:r>
-            <w:proofErr w:type="spellStart"/>
-            <w:r>
-              <w:t>อัป</w:t>
-            </w:r>
-            <w:proofErr w:type="spellEnd"/>
-            <w:r>
-              <w:t>เดตทุก 1 นาที)</w:t>
+              <w:t>"</w:t>
+            </w:r>
+            <w:r>
+              <w:t>งานซ่อมและติดตั้ง" = เคสซ่อมที่ยังไม่ปิด + งานติดตั้งที่รอเอกสาร · "เอกสารรออนุมัติ" = เอกสารที่ถึงคิวให้คุณกดอนุมัติ — ตัวเลขลดเองเมื่องานเสร็จ ไม่ใช่เมื่อแค่เปิดดู (อัปเดตทุก 1 นาที)</w:t>
             </w:r>
           </w:p>
         </w:tc>
       </w:tr>
       <w:tr>
+        <w:tblPrEx>
+          <w:tblCellMar>
+            <w:top w:w="0" w:type="dxa"/>
+            <w:bottom w:w="0" w:type="dxa"/>
+          </w:tblCellMar>
+        </w:tblPrEx>
         <w:trPr>
           <w:cantSplit/>
         </w:trPr>
@@ -4501,6 +4411,12 @@
         </w:tc>
       </w:tr>
       <w:tr>
+        <w:tblPrEx>
+          <w:tblCellMar>
+            <w:top w:w="0" w:type="dxa"/>
+            <w:bottom w:w="0" w:type="dxa"/>
+          </w:tblCellMar>
+        </w:tblPrEx>
         <w:trPr>
           <w:cantSplit/>
         </w:trPr>
@@ -4518,15 +4434,7 @@
               <w:spacing w:before="40" w:after="40"/>
             </w:pPr>
             <w:r>
-              <w:t>ปุ่มย้อน ← / ไปข้างหน้า → ของ</w:t>
-            </w:r>
-            <w:proofErr w:type="spellStart"/>
-            <w:r>
-              <w:t>เบ</w:t>
-            </w:r>
-            <w:proofErr w:type="spellEnd"/>
-            <w:r>
-              <w:t>ราว์เซอร์</w:t>
+              <w:t>ปุ่มย้อน ← / ไปข้างหน้า → ของเบราว์เซอร์</w:t>
             </w:r>
           </w:p>
         </w:tc>
@@ -4550,6 +4458,12 @@
         </w:tc>
       </w:tr>
       <w:tr>
+        <w:tblPrEx>
+          <w:tblCellMar>
+            <w:top w:w="0" w:type="dxa"/>
+            <w:bottom w:w="0" w:type="dxa"/>
+          </w:tblCellMar>
+        </w:tblPrEx>
         <w:trPr>
           <w:cantSplit/>
         </w:trPr>
@@ -4598,9 +4512,12 @@
       <w:pPr>
         <w:pStyle w:val="Heading2"/>
       </w:pPr>
-      <w:bookmarkStart w:id="4" w:name="_Toc242051069"/>
-      <w:r>
-        <w:t>1.4 ปีของข้อมูล (ตัวเลือกปี)</w:t>
+      <w:bookmarkStart w:id="4" w:name="_Toc242111784"/>
+      <w:r>
+        <w:t xml:space="preserve">1.4 </w:t>
+      </w:r>
+      <w:r>
+        <w:t>ปีของข้อมูล (ตัวเลือกปี)</w:t>
       </w:r>
       <w:bookmarkEnd w:id="4"/>
     </w:p>
@@ -4627,7 +4544,10 @@
         <w:t>ทุกหน้าเป็นปีปัจจุบันตามปฏิทิน</w:t>
       </w:r>
       <w:r>
-        <w:t xml:space="preserve"> (1 ม.ค. ปีใหม่ ระบบเปลี่ยนให้เอง)</w:t>
+        <w:t xml:space="preserve"> (1 </w:t>
+      </w:r>
+      <w:r>
+        <w:t>ม.ค. ปีใหม่ ระบบเปลี่ยนให้เอง)</w:t>
       </w:r>
     </w:p>
     <w:p>
@@ -4642,26 +4562,13 @@
           <w:b/>
           <w:bCs/>
         </w:rPr>
-        <w:t>เปลี่ยนปีที่</w:t>
-      </w:r>
-      <w:proofErr w:type="spellStart"/>
-      <w:r>
-        <w:rPr>
-          <w:b/>
-          <w:bCs/>
-        </w:rPr>
-        <w:t>แดช</w:t>
-      </w:r>
-      <w:proofErr w:type="spellEnd"/>
-      <w:r>
-        <w:rPr>
-          <w:b/>
-          <w:bCs/>
-        </w:rPr>
-        <w:t>บอร์ด = ทุกหน้าเปลี่ยนตาม:</w:t>
-      </w:r>
-      <w:r>
-        <w:t xml:space="preserve"> ประวัติ · แบบฟอร์มเอกสาร · ประวัติงานซ่อม · แผนล้างแอร์ · งบประมาณ</w:t>
+        <w:t>เปลี่ยนปีที่แดชบอร์ด = ทุกหน้าเปลี่ยนตาม:</w:t>
+      </w:r>
+      <w:r>
+        <w:t xml:space="preserve"> </w:t>
+      </w:r>
+      <w:r>
+        <w:t>ประวัติ · แบบฟอร์มเอกสาร · ประวัติงานซ่อม · แผนล้างแอร์ · งบประมาณ</w:t>
       </w:r>
     </w:p>
     <w:p>
@@ -4672,15 +4579,7 @@
         </w:numPr>
       </w:pPr>
       <w:r>
-        <w:t>แต่ละหน้าเลือกปีเองได้ (รวมถึง "ทุกปี") ค่าจะคงไว้จนกว่าจะเปลี่ยนปีที่</w:t>
-      </w:r>
-      <w:proofErr w:type="spellStart"/>
-      <w:r>
-        <w:t>แดช</w:t>
-      </w:r>
-      <w:proofErr w:type="spellEnd"/>
-      <w:r>
-        <w:t>บอร์ดอีกครั้ง</w:t>
+        <w:t>แต่ละหน้าเลือกปีเองได้ (รวมถึง "ทุกปี") ค่าจะคงไว้จนกว่าจะเปลี่ยนปีที่แดชบอร์ดอีกครั้ง</w:t>
       </w:r>
     </w:p>
     <w:p>
@@ -4702,15 +4601,7 @@
         </w:numPr>
       </w:pPr>
       <w:r>
-        <w:t>ปีที่ยังไม่มีแผนล้าง หน้าแผนจะบอก "ยังไม่มีแผนล้างแอร์ปี …" พร้อมปุ่มสร้างแผน (</w:t>
-      </w:r>
-      <w:proofErr w:type="spellStart"/>
-      <w:r>
-        <w:t>Infrastructure</w:t>
-      </w:r>
-      <w:proofErr w:type="spellEnd"/>
-      <w:r>
-        <w:t>)</w:t>
+        <w:t>ปีที่ยังไม่มีแผนล้าง หน้าแผนจะบอก "ยังไม่มีแผนล้างแอร์ปี …" พร้อมปุ่มสร้างแผน (Infrastructure)</w:t>
       </w:r>
     </w:p>
     <w:p>
@@ -4718,24 +4609,19 @@
         <w:pStyle w:val="Heading1"/>
         <w:pageBreakBefore/>
       </w:pPr>
-      <w:bookmarkStart w:id="5" w:name="_Toc242051070"/>
+      <w:bookmarkStart w:id="5" w:name="_Toc242111785"/>
       <w:r>
         <w:lastRenderedPageBreak/>
-        <w:t>2. บทบาทผู้ใช้และสิทธิ์</w:t>
+        <w:t xml:space="preserve">2. </w:t>
+      </w:r>
+      <w:r>
+        <w:t>บทบาทผู้ใช้และสิทธิ์</w:t>
       </w:r>
       <w:bookmarkEnd w:id="5"/>
     </w:p>
     <w:p>
       <w:r>
-        <w:t>ทุกบัญชีมี 1 บทบาท ผู้ดูแลระบบเป็นคนกำหนดที่เมนู "จัดการผู้ใช้" การกันสิทธิ์ทำที่</w:t>
-      </w:r>
-      <w:proofErr w:type="spellStart"/>
-      <w:r>
-        <w:t>เซิร์ฟเวอร์</w:t>
-      </w:r>
-      <w:proofErr w:type="spellEnd"/>
-      <w:r>
-        <w:t>เสมอ — ปุ่มที่ไม่มีสิทธิ์จะถูกซ่อนหรือกดไม่ได้</w:t>
+        <w:t>ทุกบัญชีมี 1 บทบาท ผู้ดูแลระบบเป็นคนกำหนดที่เมนู "จัดการผู้ใช้" การกันสิทธิ์ทำที่เซิร์ฟเวอร์เสมอ — ปุ่มที่ไม่มีสิทธิ์จะถูกซ่อนหรือกดไม่ได้</w:t>
       </w:r>
     </w:p>
     <w:tbl>
@@ -4763,6 +4649,12 @@
         <w:gridCol w:w="3438"/>
       </w:tblGrid>
       <w:tr>
+        <w:tblPrEx>
+          <w:tblCellMar>
+            <w:top w:w="0" w:type="dxa"/>
+            <w:bottom w:w="0" w:type="dxa"/>
+          </w:tblCellMar>
+        </w:tblPrEx>
         <w:trPr>
           <w:cantSplit/>
           <w:tblHeader/>
@@ -4861,6 +4753,12 @@
         </w:tc>
       </w:tr>
       <w:tr>
+        <w:tblPrEx>
+          <w:tblCellMar>
+            <w:top w:w="0" w:type="dxa"/>
+            <w:bottom w:w="0" w:type="dxa"/>
+          </w:tblCellMar>
+        </w:tblPrEx>
         <w:trPr>
           <w:cantSplit/>
         </w:trPr>
@@ -4876,7 +4774,6 @@
             <w:pPr>
               <w:spacing w:before="40" w:after="40"/>
             </w:pPr>
-            <w:proofErr w:type="spellStart"/>
             <w:r>
               <w:rPr>
                 <w:b/>
@@ -4884,7 +4781,6 @@
               </w:rPr>
               <w:t>Infrastructure</w:t>
             </w:r>
-            <w:proofErr w:type="spellEnd"/>
           </w:p>
         </w:tc>
         <w:tc>
@@ -4900,13 +4796,8 @@
               <w:spacing w:before="40" w:after="40"/>
             </w:pPr>
             <w:r>
-              <w:t xml:space="preserve">ผู้ดูแลระบบ / ฝ่าย </w:t>
-            </w:r>
-            <w:proofErr w:type="spellStart"/>
-            <w:r>
-              <w:t>Infra</w:t>
-            </w:r>
-            <w:proofErr w:type="spellEnd"/>
+              <w:t>ผู้ดูแลระบบ / ฝ่าย Infra</w:t>
+            </w:r>
           </w:p>
         </w:tc>
         <w:tc>
@@ -4939,33 +4830,18 @@
               <w:spacing w:before="40" w:after="40"/>
             </w:pPr>
             <w:r>
-              <w:t>จัดการผู้ใช้ · สร้าง/ลบ/</w:t>
-            </w:r>
-            <w:proofErr w:type="spellStart"/>
-            <w:r>
-              <w:t>อัป</w:t>
-            </w:r>
-            <w:proofErr w:type="spellEnd"/>
-            <w:r>
-              <w:t xml:space="preserve">เดตแผน · อนุมัติซ่อม · ซ่อมเอง · อนุมัติเอกสารขั้นสุดท้าย (ขั้น 4) · คลังแอร์ · </w:t>
-            </w:r>
-            <w:proofErr w:type="spellStart"/>
-            <w:r>
-              <w:t>Write</w:t>
-            </w:r>
-            <w:proofErr w:type="spellEnd"/>
-            <w:r>
-              <w:t xml:space="preserve"> </w:t>
-            </w:r>
-            <w:proofErr w:type="spellStart"/>
-            <w:r>
-              <w:t>off</w:t>
-            </w:r>
-            <w:proofErr w:type="spellEnd"/>
+              <w:t>จัดการผู้ใช้ · สร้าง/ลบ/อัปเดตแผน · อนุมัติซ่อม · ซ่อมเอง · อนุมัติเอกสารขั้นสุดท้าย (ขั้น 4) · คลังแอร์ · Write off</w:t>
+            </w:r>
           </w:p>
         </w:tc>
       </w:tr>
       <w:tr>
+        <w:tblPrEx>
+          <w:tblCellMar>
+            <w:top w:w="0" w:type="dxa"/>
+            <w:bottom w:w="0" w:type="dxa"/>
+          </w:tblCellMar>
+        </w:tblPrEx>
         <w:trPr>
           <w:cantSplit/>
         </w:trPr>
@@ -4982,7 +4858,6 @@
             <w:pPr>
               <w:spacing w:before="40" w:after="40"/>
             </w:pPr>
-            <w:proofErr w:type="spellStart"/>
             <w:r>
               <w:rPr>
                 <w:b/>
@@ -4990,7 +4865,6 @@
               </w:rPr>
               <w:t>Regional</w:t>
             </w:r>
-            <w:proofErr w:type="spellEnd"/>
           </w:p>
         </w:tc>
         <w:tc>
@@ -5049,6 +4923,12 @@
         </w:tc>
       </w:tr>
       <w:tr>
+        <w:tblPrEx>
+          <w:tblCellMar>
+            <w:top w:w="0" w:type="dxa"/>
+            <w:bottom w:w="0" w:type="dxa"/>
+          </w:tblCellMar>
+        </w:tblPrEx>
         <w:trPr>
           <w:cantSplit/>
         </w:trPr>
@@ -5064,7 +4944,6 @@
             <w:pPr>
               <w:spacing w:before="40" w:after="40"/>
             </w:pPr>
-            <w:proofErr w:type="spellStart"/>
             <w:r>
               <w:rPr>
                 <w:b/>
@@ -5072,7 +4951,6 @@
               </w:rPr>
               <w:t>Staff</w:t>
             </w:r>
-            <w:proofErr w:type="spellEnd"/>
           </w:p>
         </w:tc>
         <w:tc>
@@ -5128,6 +5006,12 @@
         </w:tc>
       </w:tr>
       <w:tr>
+        <w:tblPrEx>
+          <w:tblCellMar>
+            <w:top w:w="0" w:type="dxa"/>
+            <w:bottom w:w="0" w:type="dxa"/>
+          </w:tblCellMar>
+        </w:tblPrEx>
         <w:trPr>
           <w:cantSplit/>
         </w:trPr>
@@ -5144,7 +5028,6 @@
             <w:pPr>
               <w:spacing w:before="40" w:after="40"/>
             </w:pPr>
-            <w:proofErr w:type="spellStart"/>
             <w:r>
               <w:rPr>
                 <w:b/>
@@ -5152,7 +5035,6 @@
               </w:rPr>
               <w:t>Supervisor</w:t>
             </w:r>
-            <w:proofErr w:type="spellEnd"/>
           </w:p>
         </w:tc>
         <w:tc>
@@ -5205,20 +5087,18 @@
               <w:spacing w:before="40" w:after="40"/>
             </w:pPr>
             <w:r>
-              <w:t xml:space="preserve">งานประจำวันในภูมิภาค · อนุมัติเอกสารขั้น 3 (เหมือน </w:t>
-            </w:r>
-            <w:proofErr w:type="spellStart"/>
-            <w:r>
-              <w:t>Regional</w:t>
-            </w:r>
-            <w:proofErr w:type="spellEnd"/>
-            <w:r>
-              <w:t>)</w:t>
+              <w:t>งานประจำวันในภูมิภาค · อนุมัติเอกสารขั้น 3 (เหมือน Regional)</w:t>
             </w:r>
           </w:p>
         </w:tc>
       </w:tr>
       <w:tr>
+        <w:tblPrEx>
+          <w:tblCellMar>
+            <w:top w:w="0" w:type="dxa"/>
+            <w:bottom w:w="0" w:type="dxa"/>
+          </w:tblCellMar>
+        </w:tblPrEx>
         <w:trPr>
           <w:cantSplit/>
         </w:trPr>
@@ -5234,7 +5114,6 @@
             <w:pPr>
               <w:spacing w:before="40" w:after="40"/>
             </w:pPr>
-            <w:proofErr w:type="spellStart"/>
             <w:r>
               <w:rPr>
                 <w:b/>
@@ -5242,7 +5121,6 @@
               </w:rPr>
               <w:t>Subcontract</w:t>
             </w:r>
-            <w:proofErr w:type="spellEnd"/>
           </w:p>
         </w:tc>
         <w:tc>
@@ -5307,39 +5185,18 @@
       <w:pPr>
         <w:pStyle w:val="Heading2"/>
       </w:pPr>
-      <w:bookmarkStart w:id="6" w:name="_Toc242051071"/>
-      <w:r>
-        <w:t>2.1 เมนูที่แต่ละบทบาทเห็น</w:t>
+      <w:bookmarkStart w:id="6" w:name="_Toc242111786"/>
+      <w:r>
+        <w:t xml:space="preserve">2.1 </w:t>
+      </w:r>
+      <w:r>
+        <w:t>เมนูที่แต่ละบทบาทเห็น</w:t>
       </w:r>
       <w:bookmarkEnd w:id="6"/>
     </w:p>
     <w:p>
       <w:r>
-        <w:t xml:space="preserve">ตารางนี้คือค่าตั้งต้น — </w:t>
-      </w:r>
-      <w:proofErr w:type="spellStart"/>
-      <w:r>
-        <w:t>Regional</w:t>
-      </w:r>
-      <w:proofErr w:type="spellEnd"/>
-      <w:r>
-        <w:t xml:space="preserve"> / </w:t>
-      </w:r>
-      <w:proofErr w:type="spellStart"/>
-      <w:r>
-        <w:t>Staff</w:t>
-      </w:r>
-      <w:proofErr w:type="spellEnd"/>
-      <w:r>
-        <w:t xml:space="preserve"> / </w:t>
-      </w:r>
-      <w:proofErr w:type="spellStart"/>
-      <w:r>
-        <w:t>Supervisor</w:t>
-      </w:r>
-      <w:proofErr w:type="spellEnd"/>
-      <w:r>
-        <w:t xml:space="preserve"> ปรับสิทธิ์รายเมนูได้ทีละคน (แก้ไข / ดูอย่างเดียว / ไม่เห็น)</w:t>
+        <w:t>ตารางนี้คือค่าตั้งต้น — Regional / Staff / Supervisor ปรับสิทธิ์รายเมนูได้ทีละคน (แก้ไข / ดูอย่างเดียว / ไม่เห็น)</w:t>
       </w:r>
     </w:p>
     <w:tbl>
@@ -5367,6 +5224,12 @@
         <w:gridCol w:w="2138"/>
       </w:tblGrid>
       <w:tr>
+        <w:tblPrEx>
+          <w:tblCellMar>
+            <w:top w:w="0" w:type="dxa"/>
+            <w:bottom w:w="0" w:type="dxa"/>
+          </w:tblCellMar>
+        </w:tblPrEx>
         <w:trPr>
           <w:cantSplit/>
           <w:tblHeader/>
@@ -5407,7 +5270,6 @@
             <w:pPr>
               <w:spacing w:before="40" w:after="40"/>
             </w:pPr>
-            <w:proofErr w:type="spellStart"/>
             <w:r>
               <w:rPr>
                 <w:b/>
@@ -5416,7 +5278,6 @@
               </w:rPr>
               <w:t>Infrastructure</w:t>
             </w:r>
-            <w:proofErr w:type="spellEnd"/>
           </w:p>
         </w:tc>
         <w:tc>
@@ -5432,52 +5293,14 @@
             <w:pPr>
               <w:spacing w:before="40" w:after="40"/>
             </w:pPr>
-            <w:proofErr w:type="spellStart"/>
             <w:r>
               <w:rPr>
                 <w:b/>
                 <w:bCs/>
                 <w:color w:val="FFFFFF"/>
               </w:rPr>
-              <w:t>Regional</w:t>
-            </w:r>
-            <w:proofErr w:type="spellEnd"/>
-            <w:r>
-              <w:rPr>
-                <w:b/>
-                <w:bCs/>
-                <w:color w:val="FFFFFF"/>
-              </w:rPr>
-              <w:t xml:space="preserve"> / </w:t>
-            </w:r>
-            <w:proofErr w:type="spellStart"/>
-            <w:r>
-              <w:rPr>
-                <w:b/>
-                <w:bCs/>
-                <w:color w:val="FFFFFF"/>
-              </w:rPr>
-              <w:t>Staff</w:t>
-            </w:r>
-            <w:proofErr w:type="spellEnd"/>
-            <w:r>
-              <w:rPr>
-                <w:b/>
-                <w:bCs/>
-                <w:color w:val="FFFFFF"/>
-              </w:rPr>
-              <w:t xml:space="preserve"> / </w:t>
-            </w:r>
-            <w:proofErr w:type="spellStart"/>
-            <w:r>
-              <w:rPr>
-                <w:b/>
-                <w:bCs/>
-                <w:color w:val="FFFFFF"/>
-              </w:rPr>
-              <w:t>Supervisor</w:t>
-            </w:r>
-            <w:proofErr w:type="spellEnd"/>
+              <w:t>Regional / Staff / Supervisor</w:t>
+            </w:r>
           </w:p>
         </w:tc>
         <w:tc>
@@ -5493,7 +5316,6 @@
             <w:pPr>
               <w:spacing w:before="40" w:after="40"/>
             </w:pPr>
-            <w:proofErr w:type="spellStart"/>
             <w:r>
               <w:rPr>
                 <w:b/>
@@ -5502,11 +5324,16 @@
               </w:rPr>
               <w:t>Subcontract</w:t>
             </w:r>
-            <w:proofErr w:type="spellEnd"/>
           </w:p>
         </w:tc>
       </w:tr>
       <w:tr>
+        <w:tblPrEx>
+          <w:tblCellMar>
+            <w:top w:w="0" w:type="dxa"/>
+            <w:bottom w:w="0" w:type="dxa"/>
+          </w:tblCellMar>
+        </w:tblPrEx>
         <w:trPr>
           <w:cantSplit/>
         </w:trPr>
@@ -5522,13 +5349,8 @@
             <w:pPr>
               <w:spacing w:before="40" w:after="40"/>
             </w:pPr>
-            <w:proofErr w:type="spellStart"/>
-            <w:r>
-              <w:t>แดช</w:t>
-            </w:r>
-            <w:proofErr w:type="spellEnd"/>
-            <w:r>
-              <w:t>บอร์ด</w:t>
+            <w:r>
+              <w:t>แดชบอร์ด</w:t>
             </w:r>
           </w:p>
         </w:tc>
@@ -5579,12 +5401,21 @@
               <w:spacing w:before="40" w:after="40"/>
             </w:pPr>
             <w:r>
-              <w:t>"ตารางงาน" ของตัวเอง</w:t>
+              <w:t>"</w:t>
+            </w:r>
+            <w:r>
+              <w:t>ตารางงาน" ของตัวเอง</w:t>
             </w:r>
           </w:p>
         </w:tc>
       </w:tr>
       <w:tr>
+        <w:tblPrEx>
+          <w:tblCellMar>
+            <w:top w:w="0" w:type="dxa"/>
+            <w:bottom w:w="0" w:type="dxa"/>
+          </w:tblCellMar>
+        </w:tblPrEx>
         <w:trPr>
           <w:cantSplit/>
         </w:trPr>
@@ -5620,7 +5451,13 @@
               <w:spacing w:before="40" w:after="40"/>
             </w:pPr>
             <w:r>
-              <w:t>✔ แก้ไขได้</w:t>
+              <w:t>✔</w:t>
+            </w:r>
+            <w:r>
+              <w:t xml:space="preserve"> </w:t>
+            </w:r>
+            <w:r>
+              <w:t>แก้ไขได้</w:t>
             </w:r>
           </w:p>
         </w:tc>
@@ -5662,6 +5499,12 @@
         </w:tc>
       </w:tr>
       <w:tr>
+        <w:tblPrEx>
+          <w:tblCellMar>
+            <w:top w:w="0" w:type="dxa"/>
+            <w:bottom w:w="0" w:type="dxa"/>
+          </w:tblCellMar>
+        </w:tblPrEx>
         <w:trPr>
           <w:cantSplit/>
         </w:trPr>
@@ -5735,6 +5578,12 @@
         </w:tc>
       </w:tr>
       <w:tr>
+        <w:tblPrEx>
+          <w:tblCellMar>
+            <w:top w:w="0" w:type="dxa"/>
+            <w:bottom w:w="0" w:type="dxa"/>
+          </w:tblCellMar>
+        </w:tblPrEx>
         <w:trPr>
           <w:cantSplit/>
         </w:trPr>
@@ -5770,15 +5619,13 @@
               <w:spacing w:before="40" w:after="40"/>
             </w:pPr>
             <w:r>
-              <w:t xml:space="preserve">✔ + สร้าง / ลบ / นำเข้า / </w:t>
-            </w:r>
-            <w:proofErr w:type="spellStart"/>
-            <w:r>
-              <w:t>อัป</w:t>
-            </w:r>
-            <w:proofErr w:type="spellEnd"/>
-            <w:r>
-              <w:t>เดตแผน</w:t>
+              <w:t>✔</w:t>
+            </w:r>
+            <w:r>
+              <w:t xml:space="preserve"> + </w:t>
+            </w:r>
+            <w:r>
+              <w:t>สร้าง / ลบ / นำเข้า / อัปเดตแผน</w:t>
             </w:r>
           </w:p>
         </w:tc>
@@ -5820,6 +5667,12 @@
         </w:tc>
       </w:tr>
       <w:tr>
+        <w:tblPrEx>
+          <w:tblCellMar>
+            <w:top w:w="0" w:type="dxa"/>
+            <w:bottom w:w="0" w:type="dxa"/>
+          </w:tblCellMar>
+        </w:tblPrEx>
         <w:trPr>
           <w:cantSplit/>
         </w:trPr>
@@ -5894,6 +5747,12 @@
         </w:tc>
       </w:tr>
       <w:tr>
+        <w:tblPrEx>
+          <w:tblCellMar>
+            <w:top w:w="0" w:type="dxa"/>
+            <w:bottom w:w="0" w:type="dxa"/>
+          </w:tblCellMar>
+        </w:tblPrEx>
         <w:trPr>
           <w:cantSplit/>
         </w:trPr>
@@ -5929,7 +5788,13 @@
               <w:spacing w:before="40" w:after="40"/>
             </w:pPr>
             <w:r>
-              <w:t>✔ + อนุมัติซ่อม + ซ่อมเอง</w:t>
+              <w:t>✔</w:t>
+            </w:r>
+            <w:r>
+              <w:t xml:space="preserve"> + </w:t>
+            </w:r>
+            <w:r>
+              <w:t>อนุมัติซ่อม + ซ่อมเอง</w:t>
             </w:r>
           </w:p>
         </w:tc>
@@ -5971,6 +5836,12 @@
         </w:tc>
       </w:tr>
       <w:tr>
+        <w:tblPrEx>
+          <w:tblCellMar>
+            <w:top w:w="0" w:type="dxa"/>
+            <w:bottom w:w="0" w:type="dxa"/>
+          </w:tblCellMar>
+        </w:tblPrEx>
         <w:trPr>
           <w:cantSplit/>
         </w:trPr>
@@ -6020,29 +5891,11 @@
             <w:pPr>
               <w:spacing w:before="40" w:after="40"/>
             </w:pPr>
-            <w:proofErr w:type="spellStart"/>
-            <w:r>
-              <w:t>Staff</w:t>
-            </w:r>
-            <w:proofErr w:type="spellEnd"/>
-            <w:r>
-              <w:t xml:space="preserve"> ขั้น 2 · </w:t>
-            </w:r>
-            <w:proofErr w:type="spellStart"/>
-            <w:r>
-              <w:t>Regional</w:t>
-            </w:r>
-            <w:proofErr w:type="spellEnd"/>
-            <w:r>
-              <w:t>/</w:t>
-            </w:r>
-            <w:proofErr w:type="spellStart"/>
-            <w:r>
-              <w:t>Supervisor</w:t>
-            </w:r>
-            <w:proofErr w:type="spellEnd"/>
-            <w:r>
-              <w:t xml:space="preserve"> ขั้น 3</w:t>
+            <w:r>
+              <w:t xml:space="preserve">Staff </w:t>
+            </w:r>
+            <w:r>
+              <w:t>ขั้น 2 · Regional/Supervisor ขั้น 3</w:t>
             </w:r>
           </w:p>
         </w:tc>
@@ -6065,6 +5918,12 @@
         </w:tc>
       </w:tr>
       <w:tr>
+        <w:tblPrEx>
+          <w:tblCellMar>
+            <w:top w:w="0" w:type="dxa"/>
+            <w:bottom w:w="0" w:type="dxa"/>
+          </w:tblCellMar>
+        </w:tblPrEx>
         <w:trPr>
           <w:cantSplit/>
         </w:trPr>
@@ -6142,6 +6001,12 @@
         </w:tc>
       </w:tr>
       <w:tr>
+        <w:tblPrEx>
+          <w:tblCellMar>
+            <w:top w:w="0" w:type="dxa"/>
+            <w:bottom w:w="0" w:type="dxa"/>
+          </w:tblCellMar>
+        </w:tblPrEx>
         <w:trPr>
           <w:cantSplit/>
         </w:trPr>
@@ -6215,6 +6080,12 @@
         </w:tc>
       </w:tr>
       <w:tr>
+        <w:tblPrEx>
+          <w:tblCellMar>
+            <w:top w:w="0" w:type="dxa"/>
+            <w:bottom w:w="0" w:type="dxa"/>
+          </w:tblCellMar>
+        </w:tblPrEx>
         <w:trPr>
           <w:cantSplit/>
         </w:trPr>
@@ -6327,7 +6198,6 @@
       <w:r>
         <w:t xml:space="preserve">เอกสารของภูมิภาคไหน ต้องมี </w:t>
       </w:r>
-      <w:proofErr w:type="spellStart"/>
       <w:r>
         <w:rPr>
           <w:b/>
@@ -6335,37 +6205,31 @@
         </w:rPr>
         <w:t>Staff</w:t>
       </w:r>
-      <w:proofErr w:type="spellEnd"/>
-      <w:r>
-        <w:t xml:space="preserve"> (ขั้น 2) และ </w:t>
-      </w:r>
-      <w:proofErr w:type="spellStart"/>
+      <w:r>
+        <w:t xml:space="preserve"> (</w:t>
+      </w:r>
+      <w:r>
+        <w:t xml:space="preserve">ขั้น 2) และ </w:t>
+      </w:r>
       <w:r>
         <w:rPr>
           <w:b/>
           <w:bCs/>
         </w:rPr>
-        <w:t>Regional</w:t>
-      </w:r>
-      <w:proofErr w:type="spellEnd"/>
+        <w:t xml:space="preserve">Regional </w:t>
+      </w:r>
       <w:r>
         <w:rPr>
           <w:b/>
           <w:bCs/>
         </w:rPr>
-        <w:t xml:space="preserve"> หรือ </w:t>
-      </w:r>
-      <w:proofErr w:type="spellStart"/>
-      <w:r>
-        <w:rPr>
-          <w:b/>
-          <w:bCs/>
-        </w:rPr>
-        <w:t>Supervisor</w:t>
-      </w:r>
-      <w:proofErr w:type="spellEnd"/>
-      <w:r>
-        <w:t xml:space="preserve"> (ขั้น 3) ที่ดูแลภูมิภาคนั้น ไม่งั้นเอกสารจะค้างอยู่ขั้นนั้นตลอด และแอร์ติดตั้งใหม่ในภูมิภาคนั้นจะไม่ขึ้นรายการ</w:t>
+        <w:t>หรือ Supervisor</w:t>
+      </w:r>
+      <w:r>
+        <w:t xml:space="preserve"> (</w:t>
+      </w:r>
+      <w:r>
+        <w:t>ขั้น 3) ที่ดูแลภูมิภาคนั้น ไม่งั้นเอกสารจะค้างอยู่ขั้นนั้นตลอด และแอร์ติดตั้งใหม่ในภูมิภาคนั้นจะไม่ขึ้นรายการ</w:t>
       </w:r>
     </w:p>
     <w:p>
@@ -6378,10 +6242,13 @@
         <w:pStyle w:val="Heading1"/>
         <w:pageBreakBefore/>
       </w:pPr>
-      <w:bookmarkStart w:id="7" w:name="_Toc242051072"/>
+      <w:bookmarkStart w:id="7" w:name="_Toc242111787"/>
       <w:r>
         <w:lastRenderedPageBreak/>
-        <w:t>3. สถานะต่างๆ ในระบบ</w:t>
+        <w:t xml:space="preserve">3. </w:t>
+      </w:r>
+      <w:r>
+        <w:t>สถานะต่างๆ ในระบบ</w:t>
       </w:r>
       <w:bookmarkEnd w:id="7"/>
     </w:p>
@@ -6389,9 +6256,12 @@
       <w:pPr>
         <w:pStyle w:val="Heading2"/>
       </w:pPr>
-      <w:bookmarkStart w:id="8" w:name="_Toc242051073"/>
-      <w:r>
-        <w:t>3.1 สถานะของเครื่อง</w:t>
+      <w:bookmarkStart w:id="8" w:name="_Toc242111788"/>
+      <w:r>
+        <w:t xml:space="preserve">3.1 </w:t>
+      </w:r>
+      <w:r>
+        <w:t>สถานะของเครื่อง</w:t>
       </w:r>
       <w:bookmarkEnd w:id="8"/>
     </w:p>
@@ -6420,6 +6290,12 @@
         <w:gridCol w:w="2738"/>
       </w:tblGrid>
       <w:tr>
+        <w:tblPrEx>
+          <w:tblCellMar>
+            <w:top w:w="0" w:type="dxa"/>
+            <w:bottom w:w="0" w:type="dxa"/>
+          </w:tblCellMar>
+        </w:tblPrEx>
         <w:trPr>
           <w:cantSplit/>
           <w:tblHeader/>
@@ -6518,6 +6394,12 @@
         </w:tc>
       </w:tr>
       <w:tr>
+        <w:tblPrEx>
+          <w:tblCellMar>
+            <w:top w:w="0" w:type="dxa"/>
+            <w:bottom w:w="0" w:type="dxa"/>
+          </w:tblCellMar>
+        </w:tblPrEx>
         <w:trPr>
           <w:cantSplit/>
         </w:trPr>
@@ -6595,6 +6477,12 @@
         </w:tc>
       </w:tr>
       <w:tr>
+        <w:tblPrEx>
+          <w:tblCellMar>
+            <w:top w:w="0" w:type="dxa"/>
+            <w:bottom w:w="0" w:type="dxa"/>
+          </w:tblCellMar>
+        </w:tblPrEx>
         <w:trPr>
           <w:cantSplit/>
         </w:trPr>
@@ -6669,18 +6557,22 @@
             <w:pPr>
               <w:spacing w:before="40" w:after="40"/>
             </w:pPr>
-            <w:proofErr w:type="spellStart"/>
-            <w:r>
-              <w:t>Infrastructure</w:t>
-            </w:r>
-            <w:proofErr w:type="spellEnd"/>
-            <w:r>
-              <w:t xml:space="preserve"> กด "อนุมัติซ่อมแล้ว" ที่หน้างานซ่อมและติดตั้ง</w:t>
+            <w:r>
+              <w:t xml:space="preserve">Infrastructure </w:t>
+            </w:r>
+            <w:r>
+              <w:t>กด "อนุมัติซ่อมแล้ว" ที่หน้างานซ่อมและติดตั้ง</w:t>
             </w:r>
           </w:p>
         </w:tc>
       </w:tr>
       <w:tr>
+        <w:tblPrEx>
+          <w:tblCellMar>
+            <w:top w:w="0" w:type="dxa"/>
+            <w:bottom w:w="0" w:type="dxa"/>
+          </w:tblCellMar>
+        </w:tblPrEx>
         <w:trPr>
           <w:cantSplit/>
         </w:trPr>
@@ -6734,13 +6626,11 @@
             <w:pPr>
               <w:spacing w:before="40" w:after="40"/>
             </w:pPr>
-            <w:proofErr w:type="spellStart"/>
-            <w:r>
-              <w:t>Infrastructure</w:t>
-            </w:r>
-            <w:proofErr w:type="spellEnd"/>
-            <w:r>
-              <w:t xml:space="preserve"> อนุมัติซ่อม</w:t>
+            <w:r>
+              <w:t xml:space="preserve">Infrastructure </w:t>
+            </w:r>
+            <w:r>
+              <w:t>อนุมัติซ่อม</w:t>
             </w:r>
           </w:p>
         </w:tc>
@@ -6763,6 +6653,12 @@
         </w:tc>
       </w:tr>
       <w:tr>
+        <w:tblPrEx>
+          <w:tblCellMar>
+            <w:top w:w="0" w:type="dxa"/>
+            <w:bottom w:w="0" w:type="dxa"/>
+          </w:tblCellMar>
+        </w:tblPrEx>
         <w:trPr>
           <w:cantSplit/>
         </w:trPr>
@@ -6844,6 +6740,12 @@
         </w:tc>
       </w:tr>
       <w:tr>
+        <w:tblPrEx>
+          <w:tblCellMar>
+            <w:top w:w="0" w:type="dxa"/>
+            <w:bottom w:w="0" w:type="dxa"/>
+          </w:tblCellMar>
+        </w:tblPrEx>
         <w:trPr>
           <w:cantSplit/>
         </w:trPr>
@@ -6859,31 +6761,13 @@
             <w:pPr>
               <w:spacing w:before="40" w:after="40"/>
             </w:pPr>
-            <w:proofErr w:type="spellStart"/>
-            <w:r>
-              <w:rPr>
-                <w:b/>
-                <w:bCs/>
-              </w:rPr>
-              <w:t>Write</w:t>
-            </w:r>
-            <w:proofErr w:type="spellEnd"/>
-            <w:r>
-              <w:rPr>
-                <w:b/>
-                <w:bCs/>
-              </w:rPr>
-              <w:t xml:space="preserve"> </w:t>
-            </w:r>
-            <w:proofErr w:type="spellStart"/>
-            <w:r>
-              <w:rPr>
-                <w:b/>
-                <w:bCs/>
-              </w:rPr>
-              <w:t>off</w:t>
-            </w:r>
-            <w:proofErr w:type="spellEnd"/>
+            <w:r>
+              <w:rPr>
+                <w:b/>
+                <w:bCs/>
+              </w:rPr>
+              <w:t>Write off</w:t>
+            </w:r>
           </w:p>
         </w:tc>
         <w:tc>
@@ -6916,23 +6800,7 @@
               <w:spacing w:before="40" w:after="40"/>
             </w:pPr>
             <w:r>
-              <w:t xml:space="preserve">ตั้งสถานะ หรือ </w:t>
-            </w:r>
-            <w:proofErr w:type="spellStart"/>
-            <w:r>
-              <w:t>Write</w:t>
-            </w:r>
-            <w:proofErr w:type="spellEnd"/>
-            <w:r>
-              <w:t xml:space="preserve"> </w:t>
-            </w:r>
-            <w:proofErr w:type="spellStart"/>
-            <w:r>
-              <w:t>off</w:t>
-            </w:r>
-            <w:proofErr w:type="spellEnd"/>
-            <w:r>
-              <w:t xml:space="preserve"> ในคลังแอร์</w:t>
+              <w:t>ตั้งสถานะ หรือ Write off ในคลังแอร์</w:t>
             </w:r>
           </w:p>
         </w:tc>
@@ -6955,6 +6823,12 @@
         </w:tc>
       </w:tr>
       <w:tr>
+        <w:tblPrEx>
+          <w:tblCellMar>
+            <w:top w:w="0" w:type="dxa"/>
+            <w:bottom w:w="0" w:type="dxa"/>
+          </w:tblCellMar>
+        </w:tblPrEx>
         <w:trPr>
           <w:cantSplit/>
         </w:trPr>
@@ -7069,15 +6943,7 @@
         <w:ind w:left="120" w:right="120"/>
       </w:pPr>
       <w:r>
-        <w:t>ไม่นับใน</w:t>
-      </w:r>
-      <w:proofErr w:type="spellStart"/>
-      <w:r>
-        <w:t>แดช</w:t>
-      </w:r>
-      <w:proofErr w:type="spellEnd"/>
-      <w:r>
-        <w:t>บอร์ด · ไม่เข้าแผนล้าง · แจ้งซ่อม/ล้าง/ย้ายไม่ได้ · ไม่อยู่ในไฟล์สำหรับแก้</w:t>
+        <w:t>ไม่นับในแดชบอร์ด · ไม่เข้าแผนล้าง · แจ้งซ่อม/ล้าง/ย้ายไม่ได้ · ไม่อยู่ในไฟล์สำหรับแก้</w:t>
       </w:r>
     </w:p>
     <w:p>
@@ -7097,10 +6963,20 @@
           <w:b/>
           <w:bCs/>
         </w:rPr>
-        <w:t>"รอติดตั้ง"</w:t>
-      </w:r>
-      <w:r>
-        <w:t xml:space="preserve"> · หน้างานซ่อมและติดตั้งขึ้นเป็นงาน "ติดตั้งแอร์ใหม่"</w:t>
+        <w:t>"</w:t>
+      </w:r>
+      <w:r>
+        <w:rPr>
+          <w:b/>
+          <w:bCs/>
+        </w:rPr>
+        <w:t>รอติดตั้ง"</w:t>
+      </w:r>
+      <w:r>
+        <w:t xml:space="preserve"> · </w:t>
+      </w:r>
+      <w:r>
+        <w:t>หน้างานซ่อมและติดตั้งขึ้นเป็นงาน "ติดตั้งแอร์ใหม่"</w:t>
       </w:r>
     </w:p>
     <w:p>
@@ -7125,10 +7001,13 @@
       <w:pPr>
         <w:pStyle w:val="Heading2"/>
       </w:pPr>
-      <w:bookmarkStart w:id="9" w:name="_Toc242051074"/>
+      <w:bookmarkStart w:id="9" w:name="_Toc242111789"/>
       <w:r>
         <w:lastRenderedPageBreak/>
-        <w:t>3.2 สถานะของรอบในแผนล้างแอร์</w:t>
+        <w:t xml:space="preserve">3.2 </w:t>
+      </w:r>
+      <w:r>
+        <w:t>สถานะของรอบในแผนล้างแอร์</w:t>
       </w:r>
       <w:bookmarkEnd w:id="9"/>
     </w:p>
@@ -7155,6 +7034,12 @@
         <w:gridCol w:w="7438"/>
       </w:tblGrid>
       <w:tr>
+        <w:tblPrEx>
+          <w:tblCellMar>
+            <w:top w:w="0" w:type="dxa"/>
+            <w:bottom w:w="0" w:type="dxa"/>
+          </w:tblCellMar>
+        </w:tblPrEx>
         <w:trPr>
           <w:cantSplit/>
           <w:tblHeader/>
@@ -7207,6 +7092,12 @@
         </w:tc>
       </w:tr>
       <w:tr>
+        <w:tblPrEx>
+          <w:tblCellMar>
+            <w:top w:w="0" w:type="dxa"/>
+            <w:bottom w:w="0" w:type="dxa"/>
+          </w:tblCellMar>
+        </w:tblPrEx>
         <w:trPr>
           <w:cantSplit/>
         </w:trPr>
@@ -7250,6 +7141,12 @@
         </w:tc>
       </w:tr>
       <w:tr>
+        <w:tblPrEx>
+          <w:tblCellMar>
+            <w:top w:w="0" w:type="dxa"/>
+            <w:bottom w:w="0" w:type="dxa"/>
+          </w:tblCellMar>
+        </w:tblPrEx>
         <w:trPr>
           <w:cantSplit/>
         </w:trPr>
@@ -7295,6 +7192,12 @@
         </w:tc>
       </w:tr>
       <w:tr>
+        <w:tblPrEx>
+          <w:tblCellMar>
+            <w:top w:w="0" w:type="dxa"/>
+            <w:bottom w:w="0" w:type="dxa"/>
+          </w:tblCellMar>
+        </w:tblPrEx>
         <w:trPr>
           <w:cantSplit/>
         </w:trPr>
@@ -7338,6 +7241,12 @@
         </w:tc>
       </w:tr>
       <w:tr>
+        <w:tblPrEx>
+          <w:tblCellMar>
+            <w:top w:w="0" w:type="dxa"/>
+            <w:bottom w:w="0" w:type="dxa"/>
+          </w:tblCellMar>
+        </w:tblPrEx>
         <w:trPr>
           <w:cantSplit/>
         </w:trPr>
@@ -7392,9 +7301,12 @@
       <w:pPr>
         <w:pStyle w:val="Heading2"/>
       </w:pPr>
-      <w:bookmarkStart w:id="10" w:name="_Toc242051075"/>
-      <w:r>
-        <w:t>3.3 ขั้นอนุมัติเอกสาร (ใบล้าง ใบซ่อม ใบติดตั้ง)</w:t>
+      <w:bookmarkStart w:id="10" w:name="_Toc242111790"/>
+      <w:r>
+        <w:t xml:space="preserve">3.3 </w:t>
+      </w:r>
+      <w:r>
+        <w:t>ขั้นอนุมัติเอกสาร (ใบล้าง ใบซ่อม ใบติดตั้ง)</w:t>
       </w:r>
       <w:bookmarkEnd w:id="10"/>
     </w:p>
@@ -7422,6 +7334,12 @@
         <w:gridCol w:w="3438"/>
       </w:tblGrid>
       <w:tr>
+        <w:tblPrEx>
+          <w:tblCellMar>
+            <w:top w:w="0" w:type="dxa"/>
+            <w:bottom w:w="0" w:type="dxa"/>
+          </w:tblCellMar>
+        </w:tblPrEx>
         <w:trPr>
           <w:cantSplit/>
           <w:tblHeader/>
@@ -7497,6 +7415,12 @@
         </w:tc>
       </w:tr>
       <w:tr>
+        <w:tblPrEx>
+          <w:tblCellMar>
+            <w:top w:w="0" w:type="dxa"/>
+            <w:bottom w:w="0" w:type="dxa"/>
+          </w:tblCellMar>
+        </w:tblPrEx>
         <w:trPr>
           <w:cantSplit/>
         </w:trPr>
@@ -7553,6 +7477,12 @@
         </w:tc>
       </w:tr>
       <w:tr>
+        <w:tblPrEx>
+          <w:tblCellMar>
+            <w:top w:w="0" w:type="dxa"/>
+            <w:bottom w:w="0" w:type="dxa"/>
+          </w:tblCellMar>
+        </w:tblPrEx>
         <w:trPr>
           <w:cantSplit/>
         </w:trPr>
@@ -7587,13 +7517,11 @@
             <w:pPr>
               <w:spacing w:before="40" w:after="40"/>
             </w:pPr>
-            <w:proofErr w:type="spellStart"/>
-            <w:r>
-              <w:t>Staff</w:t>
-            </w:r>
-            <w:proofErr w:type="spellEnd"/>
-            <w:r>
-              <w:t xml:space="preserve"> ของภูมิภาคนั้น</w:t>
+            <w:r>
+              <w:t xml:space="preserve">Staff </w:t>
+            </w:r>
+            <w:r>
+              <w:t>ของภูมิภาคนั้น</w:t>
             </w:r>
           </w:p>
         </w:tc>
@@ -7611,20 +7539,18 @@
               <w:spacing w:before="40" w:after="40"/>
             </w:pPr>
             <w:r>
-              <w:t>ผู้ควบคุมงาน (</w:t>
-            </w:r>
-            <w:proofErr w:type="spellStart"/>
-            <w:r>
-              <w:t>Interlink</w:t>
-            </w:r>
-            <w:proofErr w:type="spellEnd"/>
-            <w:r>
-              <w:t>)</w:t>
+              <w:t>ผู้ควบคุมงาน (Interlink)</w:t>
             </w:r>
           </w:p>
         </w:tc>
       </w:tr>
       <w:tr>
+        <w:tblPrEx>
+          <w:tblCellMar>
+            <w:top w:w="0" w:type="dxa"/>
+            <w:bottom w:w="0" w:type="dxa"/>
+          </w:tblCellMar>
+        </w:tblPrEx>
         <w:trPr>
           <w:cantSplit/>
         </w:trPr>
@@ -7657,21 +7583,11 @@
             <w:pPr>
               <w:spacing w:before="40" w:after="40"/>
             </w:pPr>
-            <w:proofErr w:type="spellStart"/>
-            <w:r>
-              <w:t>Supervisor</w:t>
-            </w:r>
-            <w:proofErr w:type="spellEnd"/>
-            <w:r>
-              <w:t xml:space="preserve"> หรือ </w:t>
-            </w:r>
-            <w:proofErr w:type="spellStart"/>
-            <w:r>
-              <w:t>Regional</w:t>
-            </w:r>
-            <w:proofErr w:type="spellEnd"/>
-            <w:r>
-              <w:t xml:space="preserve"> ของภูมิภาคนั้น (ใครก็ได้)</w:t>
+            <w:r>
+              <w:t xml:space="preserve">Supervisor </w:t>
+            </w:r>
+            <w:r>
+              <w:t>หรือ Regional ของภูมิภาคนั้น (ใครก็ได้)</w:t>
             </w:r>
           </w:p>
         </w:tc>
@@ -7694,6 +7610,12 @@
         </w:tc>
       </w:tr>
       <w:tr>
+        <w:tblPrEx>
+          <w:tblCellMar>
+            <w:top w:w="0" w:type="dxa"/>
+            <w:bottom w:w="0" w:type="dxa"/>
+          </w:tblCellMar>
+        </w:tblPrEx>
         <w:trPr>
           <w:cantSplit/>
         </w:trPr>
@@ -7728,11 +7650,9 @@
             <w:pPr>
               <w:spacing w:before="40" w:after="40"/>
             </w:pPr>
-            <w:proofErr w:type="spellStart"/>
             <w:r>
               <w:t>Infrastructure</w:t>
             </w:r>
-            <w:proofErr w:type="spellEnd"/>
           </w:p>
         </w:tc>
         <w:tc>
@@ -7748,21 +7668,8 @@
             <w:pPr>
               <w:spacing w:before="40" w:after="40"/>
             </w:pPr>
-            <w:proofErr w:type="spellStart"/>
-            <w:r>
-              <w:t>Approve</w:t>
-            </w:r>
-            <w:proofErr w:type="spellEnd"/>
-            <w:r>
-              <w:t xml:space="preserve"> (</w:t>
-            </w:r>
-            <w:proofErr w:type="spellStart"/>
-            <w:r>
-              <w:t>Infra</w:t>
-            </w:r>
-            <w:proofErr w:type="spellEnd"/>
-            <w:r>
-              <w:t>)</w:t>
+            <w:r>
+              <w:t>Approve (Infra)</w:t>
             </w:r>
           </w:p>
         </w:tc>
@@ -7802,15 +7709,10 @@
         <w:t>ฉบับร่าง</w:t>
       </w:r>
       <w:r>
-        <w:t xml:space="preserve"> มีลายน้ำ "รออนุมัติ" · ไฟล์ตัวจริงเก็บบน</w:t>
-      </w:r>
-      <w:proofErr w:type="spellStart"/>
-      <w:r>
-        <w:t>เซิร์ฟเวอร์</w:t>
-      </w:r>
-      <w:proofErr w:type="spellEnd"/>
-      <w:r>
-        <w:t>เมื่ออนุมัติครบ</w:t>
+        <w:t xml:space="preserve"> </w:t>
+      </w:r>
+      <w:r>
+        <w:t>มีลายน้ำ "รออนุมัติ" · ไฟล์ตัวจริงเก็บบนเซิร์ฟเวอร์เมื่ออนุมัติครบ</w:t>
       </w:r>
     </w:p>
     <w:p>
@@ -7843,9 +7745,12 @@
       <w:pPr>
         <w:pStyle w:val="Heading2"/>
       </w:pPr>
-      <w:bookmarkStart w:id="11" w:name="_Toc242051076"/>
-      <w:r>
-        <w:t>3.4 สถานะของลิงก์ที่ส่งให้ช่าง</w:t>
+      <w:bookmarkStart w:id="11" w:name="_Toc242111791"/>
+      <w:r>
+        <w:t xml:space="preserve">3.4 </w:t>
+      </w:r>
+      <w:r>
+        <w:t>สถานะของลิงก์ที่ส่งให้ช่าง</w:t>
       </w:r>
       <w:bookmarkEnd w:id="11"/>
     </w:p>
@@ -7872,6 +7777,12 @@
         <w:gridCol w:w="5638"/>
       </w:tblGrid>
       <w:tr>
+        <w:tblPrEx>
+          <w:tblCellMar>
+            <w:top w:w="0" w:type="dxa"/>
+            <w:bottom w:w="0" w:type="dxa"/>
+          </w:tblCellMar>
+        </w:tblPrEx>
         <w:trPr>
           <w:cantSplit/>
           <w:tblHeader/>
@@ -7924,6 +7835,12 @@
         </w:tc>
       </w:tr>
       <w:tr>
+        <w:tblPrEx>
+          <w:tblCellMar>
+            <w:top w:w="0" w:type="dxa"/>
+            <w:bottom w:w="0" w:type="dxa"/>
+          </w:tblCellMar>
+        </w:tblPrEx>
         <w:trPr>
           <w:cantSplit/>
         </w:trPr>
@@ -7963,6 +7880,12 @@
         </w:tc>
       </w:tr>
       <w:tr>
+        <w:tblPrEx>
+          <w:tblCellMar>
+            <w:top w:w="0" w:type="dxa"/>
+            <w:bottom w:w="0" w:type="dxa"/>
+          </w:tblCellMar>
+        </w:tblPrEx>
         <w:trPr>
           <w:cantSplit/>
         </w:trPr>
@@ -8004,6 +7927,12 @@
         </w:tc>
       </w:tr>
       <w:tr>
+        <w:tblPrEx>
+          <w:tblCellMar>
+            <w:top w:w="0" w:type="dxa"/>
+            <w:bottom w:w="0" w:type="dxa"/>
+          </w:tblCellMar>
+        </w:tblPrEx>
         <w:trPr>
           <w:cantSplit/>
         </w:trPr>
@@ -8043,6 +7972,12 @@
         </w:tc>
       </w:tr>
       <w:tr>
+        <w:tblPrEx>
+          <w:tblCellMar>
+            <w:top w:w="0" w:type="dxa"/>
+            <w:bottom w:w="0" w:type="dxa"/>
+          </w:tblCellMar>
+        </w:tblPrEx>
         <w:trPr>
           <w:cantSplit/>
         </w:trPr>
@@ -8060,7 +7995,10 @@
               <w:spacing w:before="40" w:after="40"/>
             </w:pPr>
             <w:r>
-              <w:t>(ไม่มีป้าย)</w:t>
+              <w:t>(</w:t>
+            </w:r>
+            <w:r>
+              <w:t>ไม่มีป้าย)</w:t>
             </w:r>
           </w:p>
         </w:tc>
@@ -8093,9 +8031,12 @@
       <w:pPr>
         <w:pStyle w:val="Heading2"/>
       </w:pPr>
-      <w:bookmarkStart w:id="12" w:name="_Toc242051077"/>
-      <w:r>
-        <w:t>3.5 เลขที่ในระบบ</w:t>
+      <w:bookmarkStart w:id="12" w:name="_Toc242111792"/>
+      <w:r>
+        <w:t xml:space="preserve">3.5 </w:t>
+      </w:r>
+      <w:r>
+        <w:t>เลขที่ในระบบ</w:t>
       </w:r>
       <w:bookmarkEnd w:id="12"/>
     </w:p>
@@ -8123,6 +8064,12 @@
         <w:gridCol w:w="2038"/>
       </w:tblGrid>
       <w:tr>
+        <w:tblPrEx>
+          <w:tblCellMar>
+            <w:top w:w="0" w:type="dxa"/>
+            <w:bottom w:w="0" w:type="dxa"/>
+          </w:tblCellMar>
+        </w:tblPrEx>
         <w:trPr>
           <w:cantSplit/>
           <w:tblHeader/>
@@ -8198,6 +8145,12 @@
         </w:tc>
       </w:tr>
       <w:tr>
+        <w:tblPrEx>
+          <w:tblCellMar>
+            <w:top w:w="0" w:type="dxa"/>
+            <w:bottom w:w="0" w:type="dxa"/>
+          </w:tblCellMar>
+        </w:tblPrEx>
         <w:trPr>
           <w:cantSplit/>
         </w:trPr>
@@ -8214,7 +8167,10 @@
               <w:spacing w:before="40" w:after="40"/>
             </w:pPr>
             <w:r>
-              <w:t>PM ปี เดือน - ลำดับ</w:t>
+              <w:t xml:space="preserve">PM </w:t>
+            </w:r>
+            <w:r>
+              <w:t>ปี เดือน - ลำดับ</w:t>
             </w:r>
           </w:p>
         </w:tc>
@@ -8254,6 +8210,12 @@
         </w:tc>
       </w:tr>
       <w:tr>
+        <w:tblPrEx>
+          <w:tblCellMar>
+            <w:top w:w="0" w:type="dxa"/>
+            <w:bottom w:w="0" w:type="dxa"/>
+          </w:tblCellMar>
+        </w:tblPrEx>
         <w:trPr>
           <w:cantSplit/>
         </w:trPr>
@@ -8271,7 +8233,10 @@
               <w:spacing w:before="40" w:after="40"/>
             </w:pPr>
             <w:r>
-              <w:t>CM ปี เดือน - ลำดับ</w:t>
+              <w:t xml:space="preserve">CM </w:t>
+            </w:r>
+            <w:r>
+              <w:t>ปี เดือน - ลำดับ</w:t>
             </w:r>
           </w:p>
         </w:tc>
@@ -8313,6 +8278,12 @@
         </w:tc>
       </w:tr>
       <w:tr>
+        <w:tblPrEx>
+          <w:tblCellMar>
+            <w:top w:w="0" w:type="dxa"/>
+            <w:bottom w:w="0" w:type="dxa"/>
+          </w:tblCellMar>
+        </w:tblPrEx>
         <w:trPr>
           <w:cantSplit/>
         </w:trPr>
@@ -8329,7 +8300,10 @@
               <w:spacing w:before="40" w:after="40"/>
             </w:pPr>
             <w:r>
-              <w:t>IC ปี เดือน - ลำดับ</w:t>
+              <w:t xml:space="preserve">IC </w:t>
+            </w:r>
+            <w:r>
+              <w:t>ปี เดือน - ลำดับ</w:t>
             </w:r>
           </w:p>
         </w:tc>
@@ -8369,6 +8343,12 @@
         </w:tc>
       </w:tr>
       <w:tr>
+        <w:tblPrEx>
+          <w:tblCellMar>
+            <w:top w:w="0" w:type="dxa"/>
+            <w:bottom w:w="0" w:type="dxa"/>
+          </w:tblCellMar>
+        </w:tblPrEx>
         <w:trPr>
           <w:cantSplit/>
         </w:trPr>
@@ -8386,7 +8366,10 @@
               <w:spacing w:before="40" w:after="40"/>
             </w:pPr>
             <w:r>
-              <w:t>WH ปี เดือน - ลำดับ</w:t>
+              <w:t xml:space="preserve">WH </w:t>
+            </w:r>
+            <w:r>
+              <w:t>ปี เดือน - ลำดับ</w:t>
             </w:r>
           </w:p>
         </w:tc>
@@ -8438,10 +8421,13 @@
         <w:pStyle w:val="Heading1"/>
         <w:pageBreakBefore/>
       </w:pPr>
-      <w:bookmarkStart w:id="13" w:name="_Toc242051078"/>
+      <w:bookmarkStart w:id="13" w:name="_Toc242111793"/>
       <w:r>
         <w:lastRenderedPageBreak/>
-        <w:t>4. การใช้งานรายเมนู</w:t>
+        <w:t xml:space="preserve">4. </w:t>
+      </w:r>
+      <w:r>
+        <w:t>การใช้งานรายเมนู</w:t>
       </w:r>
       <w:bookmarkEnd w:id="13"/>
     </w:p>
@@ -8449,31 +8435,18 @@
       <w:pPr>
         <w:pStyle w:val="Heading2"/>
       </w:pPr>
-      <w:bookmarkStart w:id="14" w:name="_Toc242051079"/>
+      <w:bookmarkStart w:id="14" w:name="_Toc242111794"/>
       <w:r>
         <w:t xml:space="preserve">4.1 </w:t>
       </w:r>
-      <w:proofErr w:type="spellStart"/>
-      <w:r>
-        <w:t>แดช</w:t>
-      </w:r>
-      <w:proofErr w:type="spellEnd"/>
-      <w:r>
-        <w:t>บอร์ด</w:t>
+      <w:r>
+        <w:t>แดชบอร์ด</w:t>
       </w:r>
       <w:bookmarkEnd w:id="14"/>
     </w:p>
     <w:p>
       <w:r>
-        <w:t>หน้าตา</w:t>
-      </w:r>
-      <w:proofErr w:type="spellStart"/>
-      <w:r>
-        <w:t>แดช</w:t>
-      </w:r>
-      <w:proofErr w:type="spellEnd"/>
-      <w:r>
-        <w:t xml:space="preserve">บอร์ดดู </w:t>
+        <w:t xml:space="preserve">หน้าตาแดชบอร์ดดู </w:t>
       </w:r>
       <w:r>
         <w:rPr>
@@ -8483,7 +8456,10 @@
         <w:t>ภาพที่ 2</w:t>
       </w:r>
       <w:r>
-        <w:t xml:space="preserve"> (หัวข้อ 1.3)</w:t>
+        <w:t xml:space="preserve"> (</w:t>
+      </w:r>
+      <w:r>
+        <w:t>หัวข้อ 1.3)</w:t>
       </w:r>
     </w:p>
     <w:p>
@@ -8501,7 +8477,10 @@
         <w:t>การ์ดด้านบน:</w:t>
       </w:r>
       <w:r>
-        <w:t xml:space="preserve"> เครื่องทั้งหมด · อายุ ≥ 8 ปี (ควรเปลี่ยน) · ความคืบหน้าล้างแอร์ของปี · ค่าล้างแอร์ของปี · ค่าซ่อมบำรุงของปี — กดการ์ดเพื่อไปหน้าที่เกี่ยวข้อง</w:t>
+        <w:t xml:space="preserve"> </w:t>
+      </w:r>
+      <w:r>
+        <w:t>เครื่องทั้งหมด · อายุ ≥ 8 ปี (ควรเปลี่ยน) · ความคืบหน้าล้างแอร์ของปี · ค่าล้างแอร์ของปี · ค่าซ่อมบำรุงของปี — กดการ์ดเพื่อไปหน้าที่เกี่ยวข้อง</w:t>
       </w:r>
     </w:p>
     <w:p>
@@ -8519,7 +8498,10 @@
         <w:t>กล่องข้อมูล:</w:t>
       </w:r>
       <w:r>
-        <w:t xml:space="preserve"> จำนวนเครื่องตามภูมิภาค · สถานะเครื่องปัจจุบัน · ค่าใช้จ่ายรายเดือน · เครื่องที่ควรจับตา (รอซ่อม) · นัดหมาย 30 วัน (กด "ดูปฏิทินทั้งเดือน")</w:t>
+        <w:t xml:space="preserve"> </w:t>
+      </w:r>
+      <w:r>
+        <w:t>จำนวนเครื่องตามภูมิภาค · สถานะเครื่องปัจจุบัน · ค่าใช้จ่ายรายเดือน · เครื่องที่ควรจับตา (รอซ่อม) · นัดหมาย 30 วัน (กด "ดูปฏิทินทั้งเดือน")</w:t>
       </w:r>
     </w:p>
     <w:p>
@@ -8537,17 +8519,23 @@
         <w:t>ตัวเลือกปีมุมขวาบน</w:t>
       </w:r>
       <w:r>
-        <w:t xml:space="preserve"> = ปีของทั้งเว็บ (ดูหัวข้อ 1.4) · จำนวนเครื่องกับเครื่องรอซ่อมเป็นสภาพ ณ วันนี้ ไม่เปลี่ยนตามปี</w:t>
+        <w:t xml:space="preserve"> = </w:t>
+      </w:r>
+      <w:r>
+        <w:t>ปีของทั้งเว็บ (ดูหัวข้อ 1.4) · จำนวนเครื่องกับเครื่องรอซ่อมเป็นสภาพ ณ วันนี้ ไม่เปลี่ยนตามปี</w:t>
       </w:r>
     </w:p>
     <w:p>
       <w:pPr>
         <w:pStyle w:val="Heading2"/>
       </w:pPr>
-      <w:bookmarkStart w:id="15" w:name="_Toc242051080"/>
+      <w:bookmarkStart w:id="15" w:name="_Toc242111795"/>
       <w:r>
         <w:lastRenderedPageBreak/>
-        <w:t>4.2 รายการเครื่อง</w:t>
+        <w:t xml:space="preserve">4.2 </w:t>
+      </w:r>
+      <w:r>
+        <w:t>รายการเครื่อง</w:t>
       </w:r>
       <w:bookmarkEnd w:id="15"/>
     </w:p>
@@ -8562,7 +8550,7 @@
           <w:noProof/>
         </w:rPr>
         <w:drawing>
-          <wp:inline distT="0" distB="0" distL="0" distR="0" wp14:anchorId="54BA4097" wp14:editId="084CC351">
+          <wp:inline distT="0" distB="0" distL="0" distR="0" wp14:anchorId="5C105956" wp14:editId="7A403299">
             <wp:extent cx="6120000" cy="2894595"/>
             <wp:effectExtent l="0" t="0" r="0" b="0"/>
             <wp:docPr id="102" name="ภาพ 102"/>
@@ -8651,6 +8639,12 @@
         <w:gridCol w:w="9118"/>
       </w:tblGrid>
       <w:tr>
+        <w:tblPrEx>
+          <w:tblCellMar>
+            <w:top w:w="0" w:type="dxa"/>
+            <w:bottom w:w="0" w:type="dxa"/>
+          </w:tblCellMar>
+        </w:tblPrEx>
         <w:trPr>
           <w:cantSplit/>
         </w:trPr>
@@ -8696,33 +8690,21 @@
               <w:t>ช่องค้นหา</w:t>
             </w:r>
             <w:r>
-              <w:t xml:space="preserve"> — พิมพ์รหัส </w:t>
-            </w:r>
-            <w:proofErr w:type="spellStart"/>
-            <w:r>
-              <w:t>Node</w:t>
-            </w:r>
-            <w:proofErr w:type="spellEnd"/>
-            <w:r>
-              <w:t xml:space="preserve"> ยี่ห้อ </w:t>
-            </w:r>
-            <w:proofErr w:type="spellStart"/>
-            <w:r>
-              <w:t>Serial</w:t>
-            </w:r>
-            <w:proofErr w:type="spellEnd"/>
-            <w:r>
-              <w:t xml:space="preserve"> หรือ </w:t>
-            </w:r>
-            <w:proofErr w:type="spellStart"/>
-            <w:r>
-              <w:t>Asset</w:t>
-            </w:r>
-            <w:proofErr w:type="spellEnd"/>
+              <w:t xml:space="preserve"> — </w:t>
+            </w:r>
+            <w:r>
+              <w:t>พิมพ์รหัส Node ยี่ห้อ Serial หรือ Asset</w:t>
+            </w:r>
           </w:p>
         </w:tc>
       </w:tr>
       <w:tr>
+        <w:tblPrEx>
+          <w:tblCellMar>
+            <w:top w:w="0" w:type="dxa"/>
+            <w:bottom w:w="0" w:type="dxa"/>
+          </w:tblCellMar>
+        </w:tblPrEx>
         <w:trPr>
           <w:cantSplit/>
         </w:trPr>
@@ -8760,7 +8742,6 @@
               <w:keepNext/>
               <w:spacing w:before="30" w:after="30"/>
             </w:pPr>
-            <w:proofErr w:type="spellStart"/>
             <w:r>
               <w:rPr>
                 <w:b/>
@@ -8768,14 +8749,22 @@
               </w:rPr>
               <w:t>Region</w:t>
             </w:r>
-            <w:proofErr w:type="spellEnd"/>
-            <w:r>
-              <w:t xml:space="preserve"> — กรองตามภูมิภาค</w:t>
+            <w:r>
+              <w:t xml:space="preserve"> — </w:t>
+            </w:r>
+            <w:r>
+              <w:t>กรองตามภูมิภาค</w:t>
             </w:r>
           </w:p>
         </w:tc>
       </w:tr>
       <w:tr>
+        <w:tblPrEx>
+          <w:tblCellMar>
+            <w:top w:w="0" w:type="dxa"/>
+            <w:bottom w:w="0" w:type="dxa"/>
+          </w:tblCellMar>
+        </w:tblPrEx>
         <w:trPr>
           <w:cantSplit/>
         </w:trPr>
@@ -8821,28 +8810,21 @@
               <w:t>สถานะ</w:t>
             </w:r>
             <w:r>
-              <w:t xml:space="preserve"> — ใช้งานอยู่ / รื้อถอน-</w:t>
-            </w:r>
-            <w:proofErr w:type="spellStart"/>
-            <w:r>
-              <w:t>Write</w:t>
-            </w:r>
-            <w:proofErr w:type="spellEnd"/>
-            <w:r>
-              <w:t xml:space="preserve"> </w:t>
-            </w:r>
-            <w:proofErr w:type="spellStart"/>
-            <w:r>
-              <w:t>off</w:t>
-            </w:r>
-            <w:proofErr w:type="spellEnd"/>
-            <w:r>
-              <w:t xml:space="preserve"> / ทั้งหมด / รอติดตั้ง</w:t>
+              <w:t xml:space="preserve"> — </w:t>
+            </w:r>
+            <w:r>
+              <w:t>ใช้งานอยู่ / รื้อถอน-Write off / ทั้งหมด / รอติดตั้ง</w:t>
             </w:r>
           </w:p>
         </w:tc>
       </w:tr>
       <w:tr>
+        <w:tblPrEx>
+          <w:tblCellMar>
+            <w:top w:w="0" w:type="dxa"/>
+            <w:bottom w:w="0" w:type="dxa"/>
+          </w:tblCellMar>
+        </w:tblPrEx>
         <w:trPr>
           <w:cantSplit/>
         </w:trPr>
@@ -8888,12 +8870,21 @@
               <w:t>เรียงลำดับ</w:t>
             </w:r>
             <w:r>
-              <w:t xml:space="preserve"> — รหัส A→Z, Z→A, อายุ, BTU</w:t>
+              <w:t xml:space="preserve"> — </w:t>
+            </w:r>
+            <w:r>
+              <w:t>รหัส A→Z, Z→A, อายุ, BTU</w:t>
             </w:r>
           </w:p>
         </w:tc>
       </w:tr>
       <w:tr>
+        <w:tblPrEx>
+          <w:tblCellMar>
+            <w:top w:w="0" w:type="dxa"/>
+            <w:bottom w:w="0" w:type="dxa"/>
+          </w:tblCellMar>
+        </w:tblPrEx>
         <w:trPr>
           <w:cantSplit/>
         </w:trPr>
@@ -8939,20 +8930,21 @@
               <w:t>ดาวน์โหลด</w:t>
             </w:r>
             <w:r>
-              <w:t xml:space="preserve"> — CSV รายงาน / ไฟล์สำหรับแก้ / </w:t>
-            </w:r>
-            <w:proofErr w:type="spellStart"/>
-            <w:r>
-              <w:t>Template</w:t>
-            </w:r>
-            <w:proofErr w:type="spellEnd"/>
-            <w:r>
-              <w:t xml:space="preserve"> (ภาพที่ 5)</w:t>
+              <w:t xml:space="preserve"> — CSV </w:t>
+            </w:r>
+            <w:r>
+              <w:t>รายงาน / ไฟล์สำหรับแก้ / Template (ภาพที่ 5)</w:t>
             </w:r>
           </w:p>
         </w:tc>
       </w:tr>
       <w:tr>
+        <w:tblPrEx>
+          <w:tblCellMar>
+            <w:top w:w="0" w:type="dxa"/>
+            <w:bottom w:w="0" w:type="dxa"/>
+          </w:tblCellMar>
+        </w:tblPrEx>
         <w:trPr>
           <w:cantSplit/>
         </w:trPr>
@@ -8998,12 +8990,21 @@
               <w:t>นำเข้า (Excel/CSV)</w:t>
             </w:r>
             <w:r>
-              <w:t xml:space="preserve"> — อ่านไฟล์ ตรวจก่อน แล้วค่อยยืนยัน</w:t>
+              <w:t xml:space="preserve"> — </w:t>
+            </w:r>
+            <w:r>
+              <w:t>อ่านไฟล์ ตรวจก่อน แล้วค่อยยืนยัน</w:t>
             </w:r>
           </w:p>
         </w:tc>
       </w:tr>
       <w:tr>
+        <w:tblPrEx>
+          <w:tblCellMar>
+            <w:top w:w="0" w:type="dxa"/>
+            <w:bottom w:w="0" w:type="dxa"/>
+          </w:tblCellMar>
+        </w:tblPrEx>
         <w:trPr>
           <w:cantSplit/>
         </w:trPr>
@@ -9049,12 +9050,21 @@
               <w:t>เพิ่มเครื่องใหม่</w:t>
             </w:r>
             <w:r>
-              <w:t xml:space="preserve"> — เปิดหน้าต่างเพิ่มเครื่อง (ภาพที่ 4)</w:t>
+              <w:t xml:space="preserve"> — </w:t>
+            </w:r>
+            <w:r>
+              <w:t>เปิดหน้าต่างเพิ่มเครื่อง (ภาพที่ 4)</w:t>
             </w:r>
           </w:p>
         </w:tc>
       </w:tr>
       <w:tr>
+        <w:tblPrEx>
+          <w:tblCellMar>
+            <w:top w:w="0" w:type="dxa"/>
+            <w:bottom w:w="0" w:type="dxa"/>
+          </w:tblCellMar>
+        </w:tblPrEx>
         <w:trPr>
           <w:cantSplit/>
         </w:trPr>
@@ -9100,12 +9110,21 @@
               <w:t>รหัสเครื่อง</w:t>
             </w:r>
             <w:r>
-              <w:t xml:space="preserve"> — กดเพื่อเปิดหน้ารายละเอียดของเครื่อง</w:t>
+              <w:t xml:space="preserve"> — </w:t>
+            </w:r>
+            <w:r>
+              <w:t>กดเพื่อเปิดหน้ารายละเอียดของเครื่อง</w:t>
             </w:r>
           </w:p>
         </w:tc>
       </w:tr>
       <w:tr>
+        <w:tblPrEx>
+          <w:tblCellMar>
+            <w:top w:w="0" w:type="dxa"/>
+            <w:bottom w:w="0" w:type="dxa"/>
+          </w:tblCellMar>
+        </w:tblPrEx>
         <w:trPr>
           <w:cantSplit/>
         </w:trPr>
@@ -9149,7 +9168,10 @@
               <w:t>ปุ่มในแถว</w:t>
             </w:r>
             <w:r>
-              <w:t xml:space="preserve"> — จากซ้ายไปขวา: แจ้งซ่อม · ดูประวัติ · ย้ายเครื่อง · เปลี่ยนเครื่อง · แก้ไข · ลบ (ดูตารางด้านล่าง)</w:t>
+              <w:t xml:space="preserve"> — </w:t>
+            </w:r>
+            <w:r>
+              <w:t>จากซ้ายไปขวา: แจ้งซ่อม · ดูประวัติ · ย้ายเครื่อง · เปลี่ยนเครื่อง · แก้ไข · ลบ (ดูตารางด้านล่าง)</w:t>
             </w:r>
           </w:p>
         </w:tc>
@@ -9172,29 +9194,8 @@
         </w:numPr>
       </w:pPr>
       <w:r>
-        <w:t xml:space="preserve">ช่องค้นหา: รหัส </w:t>
-      </w:r>
-      <w:proofErr w:type="spellStart"/>
-      <w:r>
-        <w:t>Node</w:t>
-      </w:r>
-      <w:proofErr w:type="spellEnd"/>
-      <w:r>
-        <w:t xml:space="preserve"> ยี่ห้อ </w:t>
-      </w:r>
-      <w:proofErr w:type="spellStart"/>
-      <w:r>
-        <w:t>Serial</w:t>
-      </w:r>
-      <w:proofErr w:type="spellEnd"/>
-      <w:r>
-        <w:t xml:space="preserve"> </w:t>
-      </w:r>
-      <w:proofErr w:type="spellStart"/>
-      <w:r>
-        <w:t>Asset</w:t>
-      </w:r>
-      <w:proofErr w:type="spellEnd"/>
+        <w:t>ช่องค้นหา: รหัส Node ยี่ห้อ Serial Asset</w:t>
+      </w:r>
     </w:p>
     <w:p>
       <w:pPr>
@@ -9204,31 +9205,7 @@
         </w:numPr>
       </w:pPr>
       <w:r>
-        <w:t xml:space="preserve">ตัวกรอง: </w:t>
-      </w:r>
-      <w:proofErr w:type="spellStart"/>
-      <w:r>
-        <w:t>Region</w:t>
-      </w:r>
-      <w:proofErr w:type="spellEnd"/>
-      <w:r>
-        <w:t xml:space="preserve"> · ใช้งานอยู่ / รื้อถอน-</w:t>
-      </w:r>
-      <w:proofErr w:type="spellStart"/>
-      <w:r>
-        <w:t>Write</w:t>
-      </w:r>
-      <w:proofErr w:type="spellEnd"/>
-      <w:r>
-        <w:t xml:space="preserve"> </w:t>
-      </w:r>
-      <w:proofErr w:type="spellStart"/>
-      <w:r>
-        <w:t>off</w:t>
-      </w:r>
-      <w:proofErr w:type="spellEnd"/>
-      <w:r>
-        <w:t xml:space="preserve"> / ทั้งหมด / </w:t>
+        <w:t xml:space="preserve">ตัวกรอง: Region · ใช้งานอยู่ / รื้อถอน-Write off / ทั้งหมด / </w:t>
       </w:r>
       <w:r>
         <w:rPr>
@@ -9238,7 +9215,10 @@
         <w:t>รอติดตั้ง</w:t>
       </w:r>
       <w:r>
-        <w:t xml:space="preserve"> · เรียงตาม รหัส A→Z, Z→A, อายุ, BTU</w:t>
+        <w:t xml:space="preserve"> · </w:t>
+      </w:r>
+      <w:r>
+        <w:t>เรียงตาม รหัส A→Z, Z→A, อายุ, BTU</w:t>
       </w:r>
     </w:p>
     <w:p>
@@ -9273,6 +9253,12 @@
         <w:gridCol w:w="7238"/>
       </w:tblGrid>
       <w:tr>
+        <w:tblPrEx>
+          <w:tblCellMar>
+            <w:top w:w="0" w:type="dxa"/>
+            <w:bottom w:w="0" w:type="dxa"/>
+          </w:tblCellMar>
+        </w:tblPrEx>
         <w:trPr>
           <w:cantSplit/>
           <w:tblHeader/>
@@ -9325,6 +9311,12 @@
         </w:tc>
       </w:tr>
       <w:tr>
+        <w:tblPrEx>
+          <w:tblCellMar>
+            <w:top w:w="0" w:type="dxa"/>
+            <w:bottom w:w="0" w:type="dxa"/>
+          </w:tblCellMar>
+        </w:tblPrEx>
         <w:trPr>
           <w:cantSplit/>
         </w:trPr>
@@ -9341,7 +9333,13 @@
               <w:spacing w:before="40" w:after="40"/>
             </w:pPr>
             <w:r>
-              <w:t>🔧 แจ้งซ่อม</w:t>
+              <w:t>🔧</w:t>
+            </w:r>
+            <w:r>
+              <w:t xml:space="preserve"> </w:t>
+            </w:r>
+            <w:r>
+              <w:t>แจ้งซ่อม</w:t>
             </w:r>
           </w:p>
         </w:tc>
@@ -9364,6 +9362,12 @@
         </w:tc>
       </w:tr>
       <w:tr>
+        <w:tblPrEx>
+          <w:tblCellMar>
+            <w:top w:w="0" w:type="dxa"/>
+            <w:bottom w:w="0" w:type="dxa"/>
+          </w:tblCellMar>
+        </w:tblPrEx>
         <w:trPr>
           <w:cantSplit/>
         </w:trPr>
@@ -9381,7 +9385,13 @@
               <w:spacing w:before="40" w:after="40"/>
             </w:pPr>
             <w:r>
-              <w:t>🕘 ดูประวัติ</w:t>
+              <w:t>🕘</w:t>
+            </w:r>
+            <w:r>
+              <w:t xml:space="preserve"> </w:t>
+            </w:r>
+            <w:r>
+              <w:t>ดูประวัติ</w:t>
             </w:r>
           </w:p>
         </w:tc>
@@ -9405,6 +9415,12 @@
         </w:tc>
       </w:tr>
       <w:tr>
+        <w:tblPrEx>
+          <w:tblCellMar>
+            <w:top w:w="0" w:type="dxa"/>
+            <w:bottom w:w="0" w:type="dxa"/>
+          </w:tblCellMar>
+        </w:tblPrEx>
         <w:trPr>
           <w:cantSplit/>
         </w:trPr>
@@ -9421,7 +9437,13 @@
               <w:spacing w:before="40" w:after="40"/>
             </w:pPr>
             <w:r>
-              <w:t>⇄ ย้ายเครื่อง</w:t>
+              <w:t>⇄</w:t>
+            </w:r>
+            <w:r>
+              <w:t xml:space="preserve"> </w:t>
+            </w:r>
+            <w:r>
+              <w:t>ย้ายเครื่อง</w:t>
             </w:r>
           </w:p>
         </w:tc>
@@ -9444,6 +9466,12 @@
         </w:tc>
       </w:tr>
       <w:tr>
+        <w:tblPrEx>
+          <w:tblCellMar>
+            <w:top w:w="0" w:type="dxa"/>
+            <w:bottom w:w="0" w:type="dxa"/>
+          </w:tblCellMar>
+        </w:tblPrEx>
         <w:trPr>
           <w:cantSplit/>
         </w:trPr>
@@ -9461,7 +9489,13 @@
               <w:spacing w:before="40" w:after="40"/>
             </w:pPr>
             <w:r>
-              <w:t>↻ เปลี่ยนเครื่อง</w:t>
+              <w:t>↻</w:t>
+            </w:r>
+            <w:r>
+              <w:t xml:space="preserve"> </w:t>
+            </w:r>
+            <w:r>
+              <w:t>เปลี่ยนเครื่อง</w:t>
             </w:r>
           </w:p>
         </w:tc>
@@ -9485,6 +9519,12 @@
         </w:tc>
       </w:tr>
       <w:tr>
+        <w:tblPrEx>
+          <w:tblCellMar>
+            <w:top w:w="0" w:type="dxa"/>
+            <w:bottom w:w="0" w:type="dxa"/>
+          </w:tblCellMar>
+        </w:tblPrEx>
         <w:trPr>
           <w:cantSplit/>
         </w:trPr>
@@ -9501,7 +9541,13 @@
               <w:spacing w:before="40" w:after="40"/>
             </w:pPr>
             <w:r>
-              <w:t>✎ แก้ไข</w:t>
+              <w:t>✎</w:t>
+            </w:r>
+            <w:r>
+              <w:t xml:space="preserve"> </w:t>
+            </w:r>
+            <w:r>
+              <w:t>แก้ไข</w:t>
             </w:r>
           </w:p>
         </w:tc>
@@ -9518,28 +9564,18 @@
               <w:spacing w:before="40" w:after="40"/>
             </w:pPr>
             <w:r>
-              <w:t xml:space="preserve">แก้ข้อมูลเครื่อง (ยี่ห้อ BTU </w:t>
-            </w:r>
-            <w:proofErr w:type="spellStart"/>
-            <w:r>
-              <w:t>Serial</w:t>
-            </w:r>
-            <w:proofErr w:type="spellEnd"/>
-            <w:r>
-              <w:t xml:space="preserve"> </w:t>
-            </w:r>
-            <w:proofErr w:type="spellStart"/>
-            <w:r>
-              <w:t>Asset</w:t>
-            </w:r>
-            <w:proofErr w:type="spellEnd"/>
-            <w:r>
-              <w:t xml:space="preserve"> วันติดตั้ง ราคาล้างต่อรอบ ฯลฯ) · เปลี่ยนสถานะ</w:t>
+              <w:t>แก้ข้อมูลเครื่อง (ยี่ห้อ BTU Serial Asset วันติดตั้ง ราคาล้างต่อรอบ ฯลฯ) · เปลี่ยนสถานะ</w:t>
             </w:r>
           </w:p>
         </w:tc>
       </w:tr>
       <w:tr>
+        <w:tblPrEx>
+          <w:tblCellMar>
+            <w:top w:w="0" w:type="dxa"/>
+            <w:bottom w:w="0" w:type="dxa"/>
+          </w:tblCellMar>
+        </w:tblPrEx>
         <w:trPr>
           <w:cantSplit/>
         </w:trPr>
@@ -9557,7 +9593,13 @@
               <w:spacing w:before="40" w:after="40"/>
             </w:pPr>
             <w:r>
-              <w:t>🗑 ลบ</w:t>
+              <w:t>🗑</w:t>
+            </w:r>
+            <w:r>
+              <w:t xml:space="preserve"> </w:t>
+            </w:r>
+            <w:r>
+              <w:t>ลบ</w:t>
             </w:r>
           </w:p>
         </w:tc>
@@ -9609,10 +9651,20 @@
           <w:b/>
           <w:bCs/>
         </w:rPr>
-        <w:t>+ เพิ่มเครื่องใหม่</w:t>
-      </w:r>
-      <w:r>
-        <w:t xml:space="preserve"> (หรือ "ติดตั้งเครื่องใหม่" ที่หน้างานซ่อมและติดตั้ง)</w:t>
+        <w:t xml:space="preserve">+ </w:t>
+      </w:r>
+      <w:r>
+        <w:rPr>
+          <w:b/>
+          <w:bCs/>
+        </w:rPr>
+        <w:t>เพิ่มเครื่องใหม่</w:t>
+      </w:r>
+      <w:r>
+        <w:t xml:space="preserve"> (</w:t>
+      </w:r>
+      <w:r>
+        <w:t>หรือ "ติดตั้งเครื่องใหม่" ที่หน้างานซ่อมและติดตั้ง)</w:t>
       </w:r>
     </w:p>
     <w:p>
@@ -9623,31 +9675,7 @@
         </w:numPr>
       </w:pPr>
       <w:r>
-        <w:t xml:space="preserve">พิมพ์ชื่อ </w:t>
-      </w:r>
-      <w:proofErr w:type="spellStart"/>
-      <w:r>
-        <w:t>Node</w:t>
-      </w:r>
-      <w:proofErr w:type="spellEnd"/>
-      <w:r>
-        <w:t xml:space="preserve"> ที่มีอยู่แล้ว ระบบเติม </w:t>
-      </w:r>
-      <w:proofErr w:type="spellStart"/>
-      <w:r>
-        <w:t>Site</w:t>
-      </w:r>
-      <w:proofErr w:type="spellEnd"/>
-      <w:r>
-        <w:t>/</w:t>
-      </w:r>
-      <w:proofErr w:type="spellStart"/>
-      <w:r>
-        <w:t>Region</w:t>
-      </w:r>
-      <w:proofErr w:type="spellEnd"/>
-      <w:r>
-        <w:t>/จังหวัด/ประเภทสถานที่ให้ · กรอกรหัสเครื่องและข้อมูลเครื่อง</w:t>
+        <w:t>พิมพ์ชื่อ Node ที่มีอยู่แล้ว ระบบเติม Site/Region/จังหวัด/ประเภทสถานที่ให้ · กรอกรหัสเครื่องและข้อมูลเครื่อง</w:t>
       </w:r>
     </w:p>
     <w:p>
@@ -9668,17 +9696,30 @@
         <w:t>บันทึกข้อมูล</w:t>
       </w:r>
       <w:r>
-        <w:t xml:space="preserve"> — เครื่องเข้าทะเบียนเป็น </w:t>
+        <w:t xml:space="preserve"> — </w:t>
+      </w:r>
+      <w:r>
+        <w:t xml:space="preserve">เครื่องเข้าทะเบียนเป็น </w:t>
       </w:r>
       <w:r>
         <w:rPr>
           <w:b/>
           <w:bCs/>
         </w:rPr>
-        <w:t>"รอติดตั้ง"</w:t>
-      </w:r>
-      <w:r>
-        <w:t xml:space="preserve"> และงาน "ติดตั้งแอร์ใหม่" ขึ้นที่หน้างานซ่อมและติดตั้ง</w:t>
+        <w:t>"</w:t>
+      </w:r>
+      <w:r>
+        <w:rPr>
+          <w:b/>
+          <w:bCs/>
+        </w:rPr>
+        <w:t>รอติดตั้ง"</w:t>
+      </w:r>
+      <w:r>
+        <w:t xml:space="preserve"> </w:t>
+      </w:r>
+      <w:r>
+        <w:t>และงาน "ติดตั้งแอร์ใหม่" ขึ้นที่หน้างานซ่อมและติดตั้ง</w:t>
       </w:r>
     </w:p>
     <w:p>
@@ -9702,21 +9743,12 @@
       <w:r>
         <w:t xml:space="preserve">ถ้าต้องการให้เข้าแผนล้าง: ไปหน้าแผนล้างแอร์ กด </w:t>
       </w:r>
-      <w:proofErr w:type="spellStart"/>
       <w:r>
         <w:rPr>
           <w:b/>
           <w:bCs/>
         </w:rPr>
-        <w:t>อัป</w:t>
-      </w:r>
-      <w:proofErr w:type="spellEnd"/>
-      <w:r>
-        <w:rPr>
-          <w:b/>
-          <w:bCs/>
-        </w:rPr>
-        <w:t>เดตจากรายการเครื่อง</w:t>
+        <w:t>อัปเดตจากรายการเครื่อง</w:t>
       </w:r>
     </w:p>
     <w:p>
@@ -9731,7 +9763,7 @@
         </w:rPr>
         <w:lastRenderedPageBreak/>
         <w:drawing>
-          <wp:inline distT="0" distB="0" distL="0" distR="0" wp14:anchorId="03EDA178" wp14:editId="4E581E0F">
+          <wp:inline distT="0" distB="0" distL="0" distR="0" wp14:anchorId="0BE2092D" wp14:editId="7986C4E8">
             <wp:extent cx="5400000" cy="4897403"/>
             <wp:effectExtent l="0" t="0" r="0" b="0"/>
             <wp:docPr id="103" name="ภาพ 103"/>
@@ -9815,7 +9847,7 @@
           <w:noProof/>
         </w:rPr>
         <w:drawing>
-          <wp:inline distT="0" distB="0" distL="0" distR="0" wp14:anchorId="2585F866" wp14:editId="1F971774">
+          <wp:inline distT="0" distB="0" distL="0" distR="0" wp14:anchorId="423CF603" wp14:editId="37B6A323">
             <wp:extent cx="4320000" cy="1751351"/>
             <wp:effectExtent l="0" t="0" r="0" b="0"/>
             <wp:docPr id="104" name="ภาพ 104"/>
@@ -9903,6 +9935,12 @@
         <w:gridCol w:w="6638"/>
       </w:tblGrid>
       <w:tr>
+        <w:tblPrEx>
+          <w:tblCellMar>
+            <w:top w:w="0" w:type="dxa"/>
+            <w:bottom w:w="0" w:type="dxa"/>
+          </w:tblCellMar>
+        </w:tblPrEx>
         <w:trPr>
           <w:cantSplit/>
           <w:tblHeader/>
@@ -9955,6 +9993,12 @@
         </w:tc>
       </w:tr>
       <w:tr>
+        <w:tblPrEx>
+          <w:tblCellMar>
+            <w:top w:w="0" w:type="dxa"/>
+            <w:bottom w:w="0" w:type="dxa"/>
+          </w:tblCellMar>
+        </w:tblPrEx>
         <w:trPr>
           <w:cantSplit/>
         </w:trPr>
@@ -9988,20 +10032,18 @@
               <w:spacing w:before="40" w:after="40"/>
             </w:pPr>
             <w:r>
-              <w:t>ตามที่กรองอยู่บนจอ มีคอลัมน์อายุเครื่อง (</w:t>
-            </w:r>
-            <w:proofErr w:type="spellStart"/>
-            <w:r>
-              <w:t>AgeYears</w:t>
-            </w:r>
-            <w:proofErr w:type="spellEnd"/>
-            <w:r>
-              <w:t>) — ไว้ทำรายงาน นำเข้ากลับไม่ได้</w:t>
+              <w:t>ตามที่กรองอยู่บนจอ มีคอลัมน์อายุเครื่อง (AgeYears) — ไว้ทำรายงาน นำเข้ากลับไม่ได้</w:t>
             </w:r>
           </w:p>
         </w:tc>
       </w:tr>
       <w:tr>
+        <w:tblPrEx>
+          <w:tblCellMar>
+            <w:top w:w="0" w:type="dxa"/>
+            <w:bottom w:w="0" w:type="dxa"/>
+          </w:tblCellMar>
+        </w:tblPrEx>
         <w:trPr>
           <w:cantSplit/>
         </w:trPr>
@@ -10038,20 +10080,18 @@
               <w:spacing w:before="40" w:after="40"/>
             </w:pPr>
             <w:r>
-              <w:t>ข้อมูลเครื่องทั้งหมดในรูปแบบที่นำเข้ากลับได้ (</w:t>
-            </w:r>
-            <w:proofErr w:type="spellStart"/>
-            <w:r>
-              <w:t>Node</w:t>
-            </w:r>
-            <w:proofErr w:type="spellEnd"/>
-            <w:r>
-              <w:t xml:space="preserve"> เดียวกันเรียงติดกันตามเลขเครื่อง)</w:t>
+              <w:t>ข้อมูลเครื่องทั้งหมดในรูปแบบที่นำเข้ากลับได้ (Node เดียวกันเรียงติดกันตามเลขเครื่อง)</w:t>
             </w:r>
           </w:p>
         </w:tc>
       </w:tr>
       <w:tr>
+        <w:tblPrEx>
+          <w:tblCellMar>
+            <w:top w:w="0" w:type="dxa"/>
+            <w:bottom w:w="0" w:type="dxa"/>
+          </w:tblCellMar>
+        </w:tblPrEx>
         <w:trPr>
           <w:cantSplit/>
         </w:trPr>
@@ -10068,13 +10108,8 @@
               <w:spacing w:before="40" w:after="40"/>
             </w:pPr>
             <w:r>
-              <w:t xml:space="preserve">ดาวน์โหลด → </w:t>
-            </w:r>
-            <w:proofErr w:type="spellStart"/>
-            <w:r>
-              <w:t>Template</w:t>
-            </w:r>
-            <w:proofErr w:type="spellEnd"/>
+              <w:t>ดาวน์โหลด → Template</w:t>
+            </w:r>
           </w:p>
         </w:tc>
         <w:tc>
@@ -10096,6 +10131,12 @@
         </w:tc>
       </w:tr>
       <w:tr>
+        <w:tblPrEx>
+          <w:tblCellMar>
+            <w:top w:w="0" w:type="dxa"/>
+            <w:bottom w:w="0" w:type="dxa"/>
+          </w:tblCellMar>
+        </w:tblPrEx>
         <w:trPr>
           <w:cantSplit/>
         </w:trPr>
@@ -10180,7 +10221,10 @@
         <w:t>ไม่แก้ช่องนั้น</w:t>
       </w:r>
       <w:r>
-        <w:t xml:space="preserve"> (ไม่ใช่ลบค่าเดิม)</w:t>
+        <w:t xml:space="preserve"> (</w:t>
+      </w:r>
+      <w:r>
+        <w:t>ไม่ใช่ลบค่าเดิม)</w:t>
       </w:r>
     </w:p>
     <w:p>
@@ -10203,7 +10247,10 @@
         <w:t>ไม่ถูกลบเอง</w:t>
       </w:r>
       <w:r>
-        <w:t xml:space="preserve"> — ระบบแสดงรายชื่อให้ดู และลบได้เฉพาะตัวที่ติ๊กเลือกเอง</w:t>
+        <w:t xml:space="preserve"> — </w:t>
+      </w:r>
+      <w:r>
+        <w:t>ระบบแสดงรายชื่อให้ดู และลบได้เฉพาะตัวที่ติ๊กเลือกเอง</w:t>
       </w:r>
     </w:p>
     <w:p>
@@ -10216,23 +10263,7 @@
         <w:ind w:left="120" w:right="120"/>
       </w:pPr>
       <w:r>
-        <w:t xml:space="preserve">เตือนถ้า </w:t>
-      </w:r>
-      <w:proofErr w:type="spellStart"/>
-      <w:r>
-        <w:t>Asset</w:t>
-      </w:r>
-      <w:proofErr w:type="spellEnd"/>
-      <w:r>
-        <w:t>/</w:t>
-      </w:r>
-      <w:proofErr w:type="spellStart"/>
-      <w:r>
-        <w:t>Serial</w:t>
-      </w:r>
-      <w:proofErr w:type="spellEnd"/>
-      <w:r>
-        <w:t xml:space="preserve"> ในไฟล์ตรงกับเครื่องที่มีอยู่แล้วคนละรหัส (กันเครื่องซ้อน)</w:t>
+        <w:t>เตือนถ้า Asset/Serial ในไฟล์ตรงกับเครื่องที่มีอยู่แล้วคนละรหัส (กันเครื่องซ้อน)</w:t>
       </w:r>
     </w:p>
     <w:p>
@@ -10245,23 +10276,7 @@
         <w:ind w:left="120" w:right="120"/>
       </w:pPr>
       <w:r>
-        <w:t>มีข้อผิดพลาดแม้จุดเดียว = ไม่เขียนอะไรเลย · Excel ไทย "</w:t>
-      </w:r>
-      <w:proofErr w:type="spellStart"/>
-      <w:r>
-        <w:t>Save</w:t>
-      </w:r>
-      <w:proofErr w:type="spellEnd"/>
-      <w:r>
-        <w:t xml:space="preserve"> </w:t>
-      </w:r>
-      <w:proofErr w:type="spellStart"/>
-      <w:r>
-        <w:t>as</w:t>
-      </w:r>
-      <w:proofErr w:type="spellEnd"/>
-      <w:r>
-        <w:t xml:space="preserve"> CSV" ธรรมดาก็อ่านภาษาไทยได้</w:t>
+        <w:t>มีข้อผิดพลาดแม้จุดเดียว = ไม่เขียนอะไรเลย · Excel ไทย "Save as CSV" ธรรมดาก็อ่านภาษาไทยได้</w:t>
       </w:r>
     </w:p>
     <w:p>
@@ -10279,15 +10294,7 @@
     </w:p>
     <w:p>
       <w:r>
-        <w:t>กดรหัสเครื่องที่ไหนก็ได้ จะเห็นข้อมูลตัวเครื่อง ทะเบียนทรัพย์สิน ที่ตั้ง อายุและการรับประกัน สรุปจำนวนครั้งล้าง/ซ่อม ค่าใช้จ่ายรวม และประวัติทั้งหมด · มีปุ่ม แจ้งซ่อม · บันทึกประวัติ · แก้ไขข้อมูล · กด "← กลับ" หรือปุ่มย้อนของ</w:t>
-      </w:r>
-      <w:proofErr w:type="spellStart"/>
-      <w:r>
-        <w:t>เบ</w:t>
-      </w:r>
-      <w:proofErr w:type="spellEnd"/>
-      <w:r>
-        <w:t>ราว์เซอร์เพื่อกลับหน้าเดิม</w:t>
+        <w:t>กดรหัสเครื่องที่ไหนก็ได้ จะเห็นข้อมูลตัวเครื่อง ทะเบียนทรัพย์สิน ที่ตั้ง อายุและการรับประกัน สรุปจำนวนครั้งล้าง/ซ่อม ค่าใช้จ่ายรวม และประวัติทั้งหมด · มีปุ่ม แจ้งซ่อม · บันทึกประวัติ · แก้ไขข้อมูล · กด "← กลับ" หรือปุ่มย้อนของเบราว์เซอร์เพื่อกลับหน้าเดิม</w:t>
       </w:r>
     </w:p>
     <w:p>
@@ -10302,7 +10309,7 @@
         </w:rPr>
         <w:lastRenderedPageBreak/>
         <w:drawing>
-          <wp:inline distT="0" distB="0" distL="0" distR="0" wp14:anchorId="026B920A" wp14:editId="73CE3563">
+          <wp:inline distT="0" distB="0" distL="0" distR="0" wp14:anchorId="749D4B94" wp14:editId="5169731C">
             <wp:extent cx="6120000" cy="4652027"/>
             <wp:effectExtent l="0" t="0" r="0" b="0"/>
             <wp:docPr id="105" name="ภาพ 105"/>
@@ -10391,6 +10398,12 @@
         <w:gridCol w:w="9118"/>
       </w:tblGrid>
       <w:tr>
+        <w:tblPrEx>
+          <w:tblCellMar>
+            <w:top w:w="0" w:type="dxa"/>
+            <w:bottom w:w="0" w:type="dxa"/>
+          </w:tblCellMar>
+        </w:tblPrEx>
         <w:trPr>
           <w:cantSplit/>
         </w:trPr>
@@ -10436,12 +10449,21 @@
               <w:t>กลับ</w:t>
             </w:r>
             <w:r>
-              <w:t xml:space="preserve"> — กลับไปหน้าที่เปิดมา</w:t>
+              <w:t xml:space="preserve"> — </w:t>
+            </w:r>
+            <w:r>
+              <w:t>กลับไปหน้าที่เปิดมา</w:t>
             </w:r>
           </w:p>
         </w:tc>
       </w:tr>
       <w:tr>
+        <w:tblPrEx>
+          <w:tblCellMar>
+            <w:top w:w="0" w:type="dxa"/>
+            <w:bottom w:w="0" w:type="dxa"/>
+          </w:tblCellMar>
+        </w:tblPrEx>
         <w:trPr>
           <w:cantSplit/>
         </w:trPr>
@@ -10487,12 +10509,21 @@
               <w:t>แจ้งซ่อม</w:t>
             </w:r>
             <w:r>
-              <w:t xml:space="preserve"> — เปิดเคสซ่อมของเครื่องนี้</w:t>
+              <w:t xml:space="preserve"> — </w:t>
+            </w:r>
+            <w:r>
+              <w:t>เปิดเคสซ่อมของเครื่องนี้</w:t>
             </w:r>
           </w:p>
         </w:tc>
       </w:tr>
       <w:tr>
+        <w:tblPrEx>
+          <w:tblCellMar>
+            <w:top w:w="0" w:type="dxa"/>
+            <w:bottom w:w="0" w:type="dxa"/>
+          </w:tblCellMar>
+        </w:tblPrEx>
         <w:trPr>
           <w:cantSplit/>
         </w:trPr>
@@ -10538,12 +10569,21 @@
               <w:t>บันทึกประวัติ</w:t>
             </w:r>
             <w:r>
-              <w:t xml:space="preserve"> — ลงเหตุการณ์ของเครื่องนี้</w:t>
+              <w:t xml:space="preserve"> — </w:t>
+            </w:r>
+            <w:r>
+              <w:t>ลงเหตุการณ์ของเครื่องนี้</w:t>
             </w:r>
           </w:p>
         </w:tc>
       </w:tr>
       <w:tr>
+        <w:tblPrEx>
+          <w:tblCellMar>
+            <w:top w:w="0" w:type="dxa"/>
+            <w:bottom w:w="0" w:type="dxa"/>
+          </w:tblCellMar>
+        </w:tblPrEx>
         <w:trPr>
           <w:cantSplit/>
         </w:trPr>
@@ -10587,7 +10627,10 @@
               <w:t>แก้ไขข้อมูล</w:t>
             </w:r>
             <w:r>
-              <w:t xml:space="preserve"> — แก้ข้อมูลเครื่อง</w:t>
+              <w:t xml:space="preserve"> — </w:t>
+            </w:r>
+            <w:r>
+              <w:t>แก้ข้อมูลเครื่อง</w:t>
             </w:r>
           </w:p>
         </w:tc>
@@ -10598,17 +10641,12 @@
       <w:pPr>
         <w:pStyle w:val="Heading2"/>
       </w:pPr>
-      <w:bookmarkStart w:id="16" w:name="_Toc242051081"/>
-      <w:r>
-        <w:t>4.3 คลังแอร์ (</w:t>
-      </w:r>
-      <w:proofErr w:type="spellStart"/>
-      <w:r>
-        <w:t>Infrastructure</w:t>
-      </w:r>
-      <w:proofErr w:type="spellEnd"/>
-      <w:r>
-        <w:t>)</w:t>
+      <w:bookmarkStart w:id="16" w:name="_Toc242111796"/>
+      <w:r>
+        <w:t xml:space="preserve">4.3 </w:t>
+      </w:r>
+      <w:r>
+        <w:t>คลังแอร์ (Infrastructure)</w:t>
       </w:r>
       <w:bookmarkEnd w:id="16"/>
     </w:p>
@@ -10627,35 +10665,23 @@
         <w:t>เครื่องในคลัง:</w:t>
       </w:r>
       <w:r>
-        <w:t xml:space="preserve"> เครื่องเก่าที่ถูกถอดตอนเปลี่ยนเครื่อง/ย้ายเครื่องมาแทน (ติดเลข WH… และเลขเคส) — กด </w:t>
-      </w:r>
-      <w:proofErr w:type="spellStart"/>
+        <w:t xml:space="preserve"> </w:t>
+      </w:r>
+      <w:r>
+        <w:t xml:space="preserve">เครื่องเก่าที่ถูกถอดตอนเปลี่ยนเครื่อง/ย้ายเครื่องมาแทน (ติดเลข WH… และเลขเคส) — กด </w:t>
+      </w:r>
       <w:r>
         <w:rPr>
           <w:b/>
           <w:bCs/>
         </w:rPr>
-        <w:t>Write</w:t>
-      </w:r>
-      <w:proofErr w:type="spellEnd"/>
-      <w:r>
-        <w:rPr>
-          <w:b/>
-          <w:bCs/>
-        </w:rPr>
+        <w:t>Write off</w:t>
+      </w:r>
+      <w:r>
         <w:t xml:space="preserve"> </w:t>
       </w:r>
-      <w:proofErr w:type="spellStart"/>
-      <w:r>
-        <w:rPr>
-          <w:b/>
-          <w:bCs/>
-        </w:rPr>
-        <w:t>off</w:t>
-      </w:r>
-      <w:proofErr w:type="spellEnd"/>
-      <w:r>
-        <w:t xml:space="preserve"> เมื่อขาย/ทิ้งแล้ว (ย้อนกลับไม่ได้)</w:t>
+      <w:r>
+        <w:t>เมื่อขาย/ทิ้งแล้ว (ย้อนกลับไม่ได้)</w:t>
       </w:r>
     </w:p>
     <w:p>
@@ -10673,7 +10699,10 @@
         <w:t>ตำแหน่งที่เลิกใช้:</w:t>
       </w:r>
       <w:r>
-        <w:t xml:space="preserve"> เครื่องที่ "ซ่อมไม่ได้" แต่ยังไม่ได้เปลี่ยนเครื่อง</w:t>
+        <w:t xml:space="preserve"> </w:t>
+      </w:r>
+      <w:r>
+        <w:t>เครื่องที่ "ซ่อมไม่ได้" แต่ยังไม่ได้เปลี่ยนเครื่อง</w:t>
       </w:r>
     </w:p>
     <w:p>
@@ -10699,7 +10728,7 @@
         </w:rPr>
         <w:lastRenderedPageBreak/>
         <w:drawing>
-          <wp:inline distT="0" distB="0" distL="0" distR="0" wp14:anchorId="48E31A2B" wp14:editId="4B6FB01F">
+          <wp:inline distT="0" distB="0" distL="0" distR="0" wp14:anchorId="5571ED3C" wp14:editId="0EA6FE80">
             <wp:extent cx="6120000" cy="3204730"/>
             <wp:effectExtent l="0" t="0" r="0" b="0"/>
             <wp:docPr id="106" name="ภาพ 106"/>
@@ -10788,6 +10817,12 @@
         <w:gridCol w:w="9118"/>
       </w:tblGrid>
       <w:tr>
+        <w:tblPrEx>
+          <w:tblCellMar>
+            <w:top w:w="0" w:type="dxa"/>
+            <w:bottom w:w="0" w:type="dxa"/>
+          </w:tblCellMar>
+        </w:tblPrEx>
         <w:trPr>
           <w:cantSplit/>
         </w:trPr>
@@ -10833,12 +10868,21 @@
               <w:t>ช่องค้นหา</w:t>
             </w:r>
             <w:r>
-              <w:t xml:space="preserve"> — ค้นได้ทั้งสองตาราง</w:t>
+              <w:t xml:space="preserve"> — </w:t>
+            </w:r>
+            <w:r>
+              <w:t>ค้นได้ทั้งสองตาราง</w:t>
             </w:r>
           </w:p>
         </w:tc>
       </w:tr>
       <w:tr>
+        <w:tblPrEx>
+          <w:tblCellMar>
+            <w:top w:w="0" w:type="dxa"/>
+            <w:bottom w:w="0" w:type="dxa"/>
+          </w:tblCellMar>
+        </w:tblPrEx>
         <w:trPr>
           <w:cantSplit/>
         </w:trPr>
@@ -10874,33 +10918,18 @@
             <w:pPr>
               <w:spacing w:before="30" w:after="30"/>
             </w:pPr>
-            <w:proofErr w:type="spellStart"/>
-            <w:r>
-              <w:rPr>
-                <w:b/>
-                <w:bCs/>
-              </w:rPr>
-              <w:t>Write</w:t>
-            </w:r>
-            <w:proofErr w:type="spellEnd"/>
-            <w:r>
-              <w:rPr>
-                <w:b/>
-                <w:bCs/>
-              </w:rPr>
-              <w:t xml:space="preserve"> </w:t>
-            </w:r>
-            <w:proofErr w:type="spellStart"/>
-            <w:r>
-              <w:rPr>
-                <w:b/>
-                <w:bCs/>
-              </w:rPr>
-              <w:t>off</w:t>
-            </w:r>
-            <w:proofErr w:type="spellEnd"/>
-            <w:r>
-              <w:t xml:space="preserve"> — กดเมื่อขาย/ทิ้งเครื่องแล้ว (ย้อนกลับไม่ได้)</w:t>
+            <w:r>
+              <w:rPr>
+                <w:b/>
+                <w:bCs/>
+              </w:rPr>
+              <w:t>Write off</w:t>
+            </w:r>
+            <w:r>
+              <w:t xml:space="preserve"> — </w:t>
+            </w:r>
+            <w:r>
+              <w:t>กดเมื่อขาย/ทิ้งเครื่องแล้ว (ย้อนกลับไม่ได้)</w:t>
             </w:r>
           </w:p>
         </w:tc>
@@ -10911,10 +10940,13 @@
       <w:pPr>
         <w:pStyle w:val="Heading2"/>
       </w:pPr>
-      <w:bookmarkStart w:id="17" w:name="_Toc242051082"/>
+      <w:bookmarkStart w:id="17" w:name="_Toc242111797"/>
       <w:r>
         <w:lastRenderedPageBreak/>
-        <w:t>4.4 แผนล้างแอร์</w:t>
+        <w:t xml:space="preserve">4.4 </w:t>
+      </w:r>
+      <w:r>
+        <w:t>แผนล้างแอร์</w:t>
       </w:r>
       <w:bookmarkEnd w:id="17"/>
     </w:p>
@@ -10923,15 +10955,7 @@
         <w:pStyle w:val="Heading3"/>
       </w:pPr>
       <w:r>
-        <w:t>สร้างและดูแลแผน (</w:t>
-      </w:r>
-      <w:proofErr w:type="spellStart"/>
-      <w:r>
-        <w:t>Infrastructure</w:t>
-      </w:r>
-      <w:proofErr w:type="spellEnd"/>
-      <w:r>
-        <w:t>)</w:t>
+        <w:t>สร้างและดูแลแผน (Infrastructure)</w:t>
       </w:r>
     </w:p>
     <w:p>
@@ -10945,7 +10969,7 @@
           <w:noProof/>
         </w:rPr>
         <w:drawing>
-          <wp:inline distT="0" distB="0" distL="0" distR="0" wp14:anchorId="16C48090" wp14:editId="0B84CBFD">
+          <wp:inline distT="0" distB="0" distL="0" distR="0" wp14:anchorId="377E36F6" wp14:editId="000F59A2">
             <wp:extent cx="6120000" cy="4652027"/>
             <wp:effectExtent l="0" t="0" r="0" b="0"/>
             <wp:docPr id="107" name="ภาพ 107"/>
@@ -11008,25 +11032,7 @@
           <w:sz w:val="26"/>
           <w:szCs w:val="26"/>
         </w:rPr>
-        <w:t xml:space="preserve">หน้าแผนล้างแอร์ (บัญชี </w:t>
-      </w:r>
-      <w:proofErr w:type="spellStart"/>
-      <w:r>
-        <w:rPr>
-          <w:color w:val="555555"/>
-          <w:sz w:val="26"/>
-          <w:szCs w:val="26"/>
-        </w:rPr>
-        <w:t>Infrastructure</w:t>
-      </w:r>
-      <w:proofErr w:type="spellEnd"/>
-      <w:r>
-        <w:rPr>
-          <w:color w:val="555555"/>
-          <w:sz w:val="26"/>
-          <w:szCs w:val="26"/>
-        </w:rPr>
-        <w:t>)</w:t>
+        <w:t>หน้าแผนล้างแอร์ (บัญชี Infrastructure)</w:t>
       </w:r>
     </w:p>
     <w:tbl>
@@ -11052,6 +11058,12 @@
         <w:gridCol w:w="9118"/>
       </w:tblGrid>
       <w:tr>
+        <w:tblPrEx>
+          <w:tblCellMar>
+            <w:top w:w="0" w:type="dxa"/>
+            <w:bottom w:w="0" w:type="dxa"/>
+          </w:tblCellMar>
+        </w:tblPrEx>
         <w:trPr>
           <w:cantSplit/>
         </w:trPr>
@@ -11097,12 +11109,21 @@
               <w:t>ปี</w:t>
             </w:r>
             <w:r>
-              <w:t xml:space="preserve"> — เลือกปีของแผน</w:t>
+              <w:t xml:space="preserve"> — </w:t>
+            </w:r>
+            <w:r>
+              <w:t>เลือกปีของแผน</w:t>
             </w:r>
           </w:p>
         </w:tc>
       </w:tr>
       <w:tr>
+        <w:tblPrEx>
+          <w:tblCellMar>
+            <w:top w:w="0" w:type="dxa"/>
+            <w:bottom w:w="0" w:type="dxa"/>
+          </w:tblCellMar>
+        </w:tblPrEx>
         <w:trPr>
           <w:cantSplit/>
         </w:trPr>
@@ -11145,29 +11166,24 @@
                 <w:b/>
                 <w:bCs/>
               </w:rPr>
-              <w:t xml:space="preserve">ตั้งวันราย </w:t>
-            </w:r>
-            <w:proofErr w:type="spellStart"/>
-            <w:r>
-              <w:rPr>
-                <w:b/>
-                <w:bCs/>
-              </w:rPr>
-              <w:t>Node</w:t>
-            </w:r>
-            <w:proofErr w:type="spellEnd"/>
-            <w:r>
-              <w:t xml:space="preserve"> — ตั้งวันนัดและผู้รับเหมาทั้ง </w:t>
-            </w:r>
-            <w:proofErr w:type="spellStart"/>
-            <w:r>
-              <w:t>Node</w:t>
-            </w:r>
-            <w:proofErr w:type="spellEnd"/>
+              <w:t>ตั้งวันราย Node</w:t>
+            </w:r>
+            <w:r>
+              <w:t xml:space="preserve"> — </w:t>
+            </w:r>
+            <w:r>
+              <w:t>ตั้งวันนัดและผู้รับเหมาทั้ง Node</w:t>
+            </w:r>
           </w:p>
         </w:tc>
       </w:tr>
       <w:tr>
+        <w:tblPrEx>
+          <w:tblCellMar>
+            <w:top w:w="0" w:type="dxa"/>
+            <w:bottom w:w="0" w:type="dxa"/>
+          </w:tblCellMar>
+        </w:tblPrEx>
         <w:trPr>
           <w:cantSplit/>
         </w:trPr>
@@ -11213,12 +11229,21 @@
               <w:t>นำเข้า (Excel/CSV)</w:t>
             </w:r>
             <w:r>
-              <w:t xml:space="preserve"> — นำเข้าวันนัดจากไฟล์</w:t>
+              <w:t xml:space="preserve"> — </w:t>
+            </w:r>
+            <w:r>
+              <w:t>นำเข้าวันนัดจากไฟล์</w:t>
             </w:r>
           </w:p>
         </w:tc>
       </w:tr>
       <w:tr>
+        <w:tblPrEx>
+          <w:tblCellMar>
+            <w:top w:w="0" w:type="dxa"/>
+            <w:bottom w:w="0" w:type="dxa"/>
+          </w:tblCellMar>
+        </w:tblPrEx>
         <w:trPr>
           <w:cantSplit/>
         </w:trPr>
@@ -11256,7 +11281,6 @@
               <w:keepNext/>
               <w:spacing w:before="30" w:after="30"/>
             </w:pPr>
-            <w:proofErr w:type="spellStart"/>
             <w:r>
               <w:rPr>
                 <w:b/>
@@ -11264,14 +11288,22 @@
               </w:rPr>
               <w:t>Template</w:t>
             </w:r>
-            <w:proofErr w:type="spellEnd"/>
-            <w:r>
-              <w:t xml:space="preserve"> — โหลดฟอร์มแผนไปกรอก</w:t>
+            <w:r>
+              <w:t xml:space="preserve"> — </w:t>
+            </w:r>
+            <w:r>
+              <w:t>โหลดฟอร์มแผนไปกรอก</w:t>
             </w:r>
           </w:p>
         </w:tc>
       </w:tr>
       <w:tr>
+        <w:tblPrEx>
+          <w:tblCellMar>
+            <w:top w:w="0" w:type="dxa"/>
+            <w:bottom w:w="0" w:type="dxa"/>
+          </w:tblCellMar>
+        </w:tblPrEx>
         <w:trPr>
           <w:cantSplit/>
         </w:trPr>
@@ -11309,37 +11341,29 @@
               <w:keepNext/>
               <w:spacing w:before="30" w:after="30"/>
             </w:pPr>
-            <w:proofErr w:type="spellStart"/>
-            <w:r>
-              <w:rPr>
-                <w:b/>
-                <w:bCs/>
-              </w:rPr>
-              <w:t>อัป</w:t>
-            </w:r>
-            <w:proofErr w:type="spellEnd"/>
-            <w:r>
-              <w:rPr>
-                <w:b/>
-                <w:bCs/>
-              </w:rPr>
-              <w:t>เดตจากรายการเครื่อง</w:t>
-            </w:r>
-            <w:r>
-              <w:t xml:space="preserve"> — เพิ่มเครื่องใหม่เข้าแผน + </w:t>
-            </w:r>
-            <w:proofErr w:type="spellStart"/>
-            <w:r>
-              <w:t>อัป</w:t>
-            </w:r>
-            <w:proofErr w:type="spellEnd"/>
-            <w:r>
-              <w:t>เดตข้อมูลรอบที่ยังไม่ล้าง</w:t>
+            <w:r>
+              <w:rPr>
+                <w:b/>
+                <w:bCs/>
+              </w:rPr>
+              <w:t>อัปเดตจากรายการเครื่อง</w:t>
+            </w:r>
+            <w:r>
+              <w:t xml:space="preserve"> — </w:t>
+            </w:r>
+            <w:r>
+              <w:t>เพิ่มเครื่องใหม่เข้าแผน + อัปเดตข้อมูลรอบที่ยังไม่ล้าง</w:t>
             </w:r>
           </w:p>
         </w:tc>
       </w:tr>
       <w:tr>
+        <w:tblPrEx>
+          <w:tblCellMar>
+            <w:top w:w="0" w:type="dxa"/>
+            <w:bottom w:w="0" w:type="dxa"/>
+          </w:tblCellMar>
+        </w:tblPrEx>
         <w:trPr>
           <w:cantSplit/>
         </w:trPr>
@@ -11385,12 +11409,21 @@
               <w:t>ลบแผน</w:t>
             </w:r>
             <w:r>
-              <w:t xml:space="preserve"> — ลบแผนทั้งปี (เฉพาะแผนที่ยังไม่มีงานล้าง)</w:t>
+              <w:t xml:space="preserve"> — </w:t>
+            </w:r>
+            <w:r>
+              <w:t>ลบแผนทั้งปี (เฉพาะแผนที่ยังไม่มีงานล้าง)</w:t>
             </w:r>
           </w:p>
         </w:tc>
       </w:tr>
       <w:tr>
+        <w:tblPrEx>
+          <w:tblCellMar>
+            <w:top w:w="0" w:type="dxa"/>
+            <w:bottom w:w="0" w:type="dxa"/>
+          </w:tblCellMar>
+        </w:tblPrEx>
         <w:trPr>
           <w:cantSplit/>
         </w:trPr>
@@ -11436,12 +11469,21 @@
               <w:t>สร้างแผน</w:t>
             </w:r>
             <w:r>
-              <w:t xml:space="preserve"> — สร้างแผนปีใหม่ (ภาพที่ 9)</w:t>
+              <w:t xml:space="preserve"> — </w:t>
+            </w:r>
+            <w:r>
+              <w:t>สร้างแผนปีใหม่ (ภาพที่ 9)</w:t>
             </w:r>
           </w:p>
         </w:tc>
       </w:tr>
       <w:tr>
+        <w:tblPrEx>
+          <w:tblCellMar>
+            <w:top w:w="0" w:type="dxa"/>
+            <w:bottom w:w="0" w:type="dxa"/>
+          </w:tblCellMar>
+        </w:tblPrEx>
         <w:trPr>
           <w:cantSplit/>
         </w:trPr>
@@ -11485,7 +11527,10 @@
               <w:t>ช่องของรอบ</w:t>
             </w:r>
             <w:r>
-              <w:t xml:space="preserve"> — กดเพื่อเปิดหน้าต่างของรอบนั้น (ภาพที่ 10)</w:t>
+              <w:t xml:space="preserve"> — </w:t>
+            </w:r>
+            <w:r>
+              <w:t>กดเพื่อเปิดหน้าต่างของรอบนั้น (ภาพที่ 10)</w:t>
             </w:r>
           </w:p>
         </w:tc>
@@ -11515,6 +11560,12 @@
         <w:gridCol w:w="6638"/>
       </w:tblGrid>
       <w:tr>
+        <w:tblPrEx>
+          <w:tblCellMar>
+            <w:top w:w="0" w:type="dxa"/>
+            <w:bottom w:w="0" w:type="dxa"/>
+          </w:tblCellMar>
+        </w:tblPrEx>
         <w:trPr>
           <w:cantSplit/>
           <w:tblHeader/>
@@ -11568,6 +11619,12 @@
         </w:tc>
       </w:tr>
       <w:tr>
+        <w:tblPrEx>
+          <w:tblCellMar>
+            <w:top w:w="0" w:type="dxa"/>
+            <w:bottom w:w="0" w:type="dxa"/>
+          </w:tblCellMar>
+        </w:tblPrEx>
         <w:trPr>
           <w:cantSplit/>
         </w:trPr>
@@ -11607,6 +11664,12 @@
         </w:tc>
       </w:tr>
       <w:tr>
+        <w:tblPrEx>
+          <w:tblCellMar>
+            <w:top w:w="0" w:type="dxa"/>
+            <w:bottom w:w="0" w:type="dxa"/>
+          </w:tblCellMar>
+        </w:tblPrEx>
         <w:trPr>
           <w:cantSplit/>
         </w:trPr>
@@ -11623,13 +11686,8 @@
             <w:pPr>
               <w:spacing w:before="40" w:after="40"/>
             </w:pPr>
-            <w:proofErr w:type="spellStart"/>
-            <w:r>
-              <w:t>อัป</w:t>
-            </w:r>
-            <w:proofErr w:type="spellEnd"/>
-            <w:r>
-              <w:t>เดตจากรายการเครื่อง</w:t>
+            <w:r>
+              <w:t>อัปเดตจากรายการเครื่อง</w:t>
             </w:r>
           </w:p>
         </w:tc>
@@ -11647,28 +11705,18 @@
               <w:spacing w:before="40" w:after="40"/>
             </w:pPr>
             <w:r>
-              <w:t xml:space="preserve">เพิ่มเครื่องใหม่ที่ยังไม่อยู่ในแผน + </w:t>
-            </w:r>
-            <w:proofErr w:type="spellStart"/>
-            <w:r>
-              <w:t>อัป</w:t>
-            </w:r>
-            <w:proofErr w:type="spellEnd"/>
-            <w:r>
-              <w:t xml:space="preserve">เดตชื่อ </w:t>
-            </w:r>
-            <w:proofErr w:type="spellStart"/>
-            <w:r>
-              <w:t>Node</w:t>
-            </w:r>
-            <w:proofErr w:type="spellEnd"/>
-            <w:r>
-              <w:t xml:space="preserve"> / BTU / ราคาของรอบที่ยังไม่ล้าง — แสดงผลให้ตรวจก่อนยืนยัน (รอบที่ล้างแล้วไม่ถูกแตะ)</w:t>
+              <w:t>เพิ่มเครื่องใหม่ที่ยังไม่อยู่ในแผน + อัปเดตชื่อ Node / BTU / ราคาของรอบที่ยังไม่ล้าง — แสดงผลให้ตรวจก่อนยืนยัน (รอบที่ล้างแล้วไม่ถูกแตะ)</w:t>
             </w:r>
           </w:p>
         </w:tc>
       </w:tr>
       <w:tr>
+        <w:tblPrEx>
+          <w:tblCellMar>
+            <w:top w:w="0" w:type="dxa"/>
+            <w:bottom w:w="0" w:type="dxa"/>
+          </w:tblCellMar>
+        </w:tblPrEx>
         <w:trPr>
           <w:cantSplit/>
         </w:trPr>
@@ -11685,13 +11733,8 @@
               <w:spacing w:before="40" w:after="40"/>
             </w:pPr>
             <w:r>
-              <w:t xml:space="preserve">ตั้งวันราย </w:t>
-            </w:r>
-            <w:proofErr w:type="spellStart"/>
-            <w:r>
-              <w:t>Node</w:t>
-            </w:r>
-            <w:proofErr w:type="spellEnd"/>
+              <w:t>ตั้งวันราย Node</w:t>
+            </w:r>
           </w:p>
         </w:tc>
         <w:tc>
@@ -11707,20 +11750,18 @@
               <w:spacing w:before="40" w:after="40"/>
             </w:pPr>
             <w:r>
-              <w:t xml:space="preserve">ตั้งวันนัดและผู้รับเหมาของทั้ง </w:t>
-            </w:r>
-            <w:proofErr w:type="spellStart"/>
-            <w:r>
-              <w:t>Node</w:t>
-            </w:r>
-            <w:proofErr w:type="spellEnd"/>
-            <w:r>
-              <w:t xml:space="preserve"> ทีเดียว</w:t>
+              <w:t>ตั้งวันนัดและผู้รับเหมาของทั้ง Node ทีเดียว</w:t>
             </w:r>
           </w:p>
         </w:tc>
       </w:tr>
       <w:tr>
+        <w:tblPrEx>
+          <w:tblCellMar>
+            <w:top w:w="0" w:type="dxa"/>
+            <w:bottom w:w="0" w:type="dxa"/>
+          </w:tblCellMar>
+        </w:tblPrEx>
         <w:trPr>
           <w:cantSplit/>
         </w:trPr>
@@ -11738,13 +11779,8 @@
               <w:spacing w:before="40" w:after="40"/>
             </w:pPr>
             <w:r>
-              <w:t xml:space="preserve">นำเข้า (Excel/CSV) / </w:t>
-            </w:r>
-            <w:proofErr w:type="spellStart"/>
-            <w:r>
-              <w:t>Template</w:t>
-            </w:r>
-            <w:proofErr w:type="spellEnd"/>
+              <w:t>นำเข้า (Excel/CSV) / Template</w:t>
+            </w:r>
           </w:p>
         </w:tc>
         <w:tc>
@@ -11767,6 +11803,12 @@
         </w:tc>
       </w:tr>
       <w:tr>
+        <w:tblPrEx>
+          <w:tblCellMar>
+            <w:top w:w="0" w:type="dxa"/>
+            <w:bottom w:w="0" w:type="dxa"/>
+          </w:tblCellMar>
+        </w:tblPrEx>
         <w:trPr>
           <w:cantSplit/>
         </w:trPr>
@@ -11822,7 +11864,7 @@
           <w:noProof/>
         </w:rPr>
         <w:drawing>
-          <wp:inline distT="0" distB="0" distL="0" distR="0" wp14:anchorId="00925AD1" wp14:editId="09B2B65B">
+          <wp:inline distT="0" distB="0" distL="0" distR="0" wp14:anchorId="67EE3C4B" wp14:editId="398BFC0A">
             <wp:extent cx="2880000" cy="3054757"/>
             <wp:effectExtent l="0" t="0" r="0" b="0"/>
             <wp:docPr id="108" name="ภาพ 108"/>
@@ -11907,7 +11949,10 @@
         <w:t>วันที่ตามแผน · ผู้รับเหมา · ราคา (฿) · PR · สถานะ</w:t>
       </w:r>
       <w:r>
-        <w:t xml:space="preserve"> และปุ่มกรอกใบล้าง / แนบเอกสาร ของเครื่องนั้นรอบนั้น</w:t>
+        <w:t xml:space="preserve"> </w:t>
+      </w:r>
+      <w:r>
+        <w:t>และปุ่มกรอกใบล้าง / แนบเอกสาร ของเครื่องนั้นรอบนั้น</w:t>
       </w:r>
     </w:p>
     <w:p>
@@ -11928,7 +11973,10 @@
         <w:t>ผู้รับเหมา</w:t>
       </w:r>
       <w:r>
-        <w:t xml:space="preserve"> = มอบหมายรอบนั้นให้บริษัทนั้น บัญชีผู้รับเหมาของบริษัทจะเห็นงานนี้ในตารางงานของตัวเอง</w:t>
+        <w:t xml:space="preserve"> = </w:t>
+      </w:r>
+      <w:r>
+        <w:t>มอบหมายรอบนั้นให้บริษัทนั้น บัญชีผู้รับเหมาของบริษัทจะเห็นงานนี้ในตารางงานของตัวเอง</w:t>
       </w:r>
     </w:p>
     <w:p>
@@ -11962,15 +12010,7 @@
         </w:numPr>
       </w:pPr>
       <w:r>
-        <w:t xml:space="preserve">เครื่องใน </w:t>
-      </w:r>
-      <w:proofErr w:type="spellStart"/>
-      <w:r>
-        <w:t>Node</w:t>
-      </w:r>
-      <w:proofErr w:type="spellEnd"/>
-      <w:r>
-        <w:t xml:space="preserve"> เดียวกันเรียงติดกันตามเลขเครื่องเสมอ</w:t>
+        <w:t>เครื่องใน Node เดียวกันเรียงติดกันตามเลขเครื่องเสมอ</w:t>
       </w:r>
     </w:p>
     <w:p>
@@ -11984,7 +12024,7 @@
           <w:noProof/>
         </w:rPr>
         <w:drawing>
-          <wp:inline distT="0" distB="0" distL="0" distR="0" wp14:anchorId="280A7DE7" wp14:editId="358CD8C7">
+          <wp:inline distT="0" distB="0" distL="0" distR="0" wp14:anchorId="4A50D73C" wp14:editId="1A5DFD34">
             <wp:extent cx="3240000" cy="4179328"/>
             <wp:effectExtent l="0" t="0" r="0" b="0"/>
             <wp:docPr id="109" name="ภาพ 109"/>
@@ -12053,10 +12093,13 @@
       <w:pPr>
         <w:pStyle w:val="Heading2"/>
       </w:pPr>
-      <w:bookmarkStart w:id="18" w:name="_Toc242051083"/>
+      <w:bookmarkStart w:id="18" w:name="_Toc242111798"/>
       <w:r>
         <w:lastRenderedPageBreak/>
-        <w:t>4.5 ประวัติ</w:t>
+        <w:t xml:space="preserve">4.5 </w:t>
+      </w:r>
+      <w:r>
+        <w:t>ประวัติ</w:t>
       </w:r>
       <w:bookmarkEnd w:id="18"/>
     </w:p>
@@ -12071,7 +12114,7 @@
           <w:noProof/>
         </w:rPr>
         <w:drawing>
-          <wp:inline distT="0" distB="0" distL="0" distR="0" wp14:anchorId="776521EB" wp14:editId="7DD331CC">
+          <wp:inline distT="0" distB="0" distL="0" distR="0" wp14:anchorId="22C776A7" wp14:editId="591FB870">
             <wp:extent cx="6120000" cy="2687838"/>
             <wp:effectExtent l="0" t="0" r="0" b="0"/>
             <wp:docPr id="110" name="ภาพ 110"/>
@@ -12160,6 +12203,12 @@
         <w:gridCol w:w="9118"/>
       </w:tblGrid>
       <w:tr>
+        <w:tblPrEx>
+          <w:tblCellMar>
+            <w:top w:w="0" w:type="dxa"/>
+            <w:bottom w:w="0" w:type="dxa"/>
+          </w:tblCellMar>
+        </w:tblPrEx>
         <w:trPr>
           <w:cantSplit/>
         </w:trPr>
@@ -12205,12 +12254,21 @@
               <w:t>ปี</w:t>
             </w:r>
             <w:r>
-              <w:t xml:space="preserve"> — เลือกปี หรือ "ทุกปี"</w:t>
+              <w:t xml:space="preserve"> — </w:t>
+            </w:r>
+            <w:r>
+              <w:t>เลือกปี หรือ "ทุกปี"</w:t>
             </w:r>
           </w:p>
         </w:tc>
       </w:tr>
       <w:tr>
+        <w:tblPrEx>
+          <w:tblCellMar>
+            <w:top w:w="0" w:type="dxa"/>
+            <w:bottom w:w="0" w:type="dxa"/>
+          </w:tblCellMar>
+        </w:tblPrEx>
         <w:trPr>
           <w:cantSplit/>
         </w:trPr>
@@ -12248,7 +12306,6 @@
               <w:keepNext/>
               <w:spacing w:before="30" w:after="30"/>
             </w:pPr>
-            <w:proofErr w:type="spellStart"/>
             <w:r>
               <w:rPr>
                 <w:b/>
@@ -12256,14 +12313,22 @@
               </w:rPr>
               <w:t>Region</w:t>
             </w:r>
-            <w:proofErr w:type="spellEnd"/>
-            <w:r>
-              <w:t xml:space="preserve"> — กรองตามภูมิภาค</w:t>
+            <w:r>
+              <w:t xml:space="preserve"> — </w:t>
+            </w:r>
+            <w:r>
+              <w:t>กรองตามภูมิภาค</w:t>
             </w:r>
           </w:p>
         </w:tc>
       </w:tr>
       <w:tr>
+        <w:tblPrEx>
+          <w:tblCellMar>
+            <w:top w:w="0" w:type="dxa"/>
+            <w:bottom w:w="0" w:type="dxa"/>
+          </w:tblCellMar>
+        </w:tblPrEx>
         <w:trPr>
           <w:cantSplit/>
         </w:trPr>
@@ -12309,12 +12374,21 @@
               <w:t>เหตุการณ์</w:t>
             </w:r>
             <w:r>
-              <w:t xml:space="preserve"> — กรองตามประเภท เช่น ล้างแอร์ ซ่อมแล้ว</w:t>
+              <w:t xml:space="preserve"> — </w:t>
+            </w:r>
+            <w:r>
+              <w:t>กรองตามประเภท เช่น ล้างแอร์ ซ่อมแล้ว</w:t>
             </w:r>
           </w:p>
         </w:tc>
       </w:tr>
       <w:tr>
+        <w:tblPrEx>
+          <w:tblCellMar>
+            <w:top w:w="0" w:type="dxa"/>
+            <w:bottom w:w="0" w:type="dxa"/>
+          </w:tblCellMar>
+        </w:tblPrEx>
         <w:trPr>
           <w:cantSplit/>
         </w:trPr>
@@ -12360,12 +12434,21 @@
               <w:t>ช่องค้นหา</w:t>
             </w:r>
             <w:r>
-              <w:t xml:space="preserve"> — รหัสเครื่อง ช่าง รายละเอียด</w:t>
+              <w:t xml:space="preserve"> — </w:t>
+            </w:r>
+            <w:r>
+              <w:t>รหัสเครื่อง ช่าง รายละเอียด</w:t>
             </w:r>
           </w:p>
         </w:tc>
       </w:tr>
       <w:tr>
+        <w:tblPrEx>
+          <w:tblCellMar>
+            <w:top w:w="0" w:type="dxa"/>
+            <w:bottom w:w="0" w:type="dxa"/>
+          </w:tblCellMar>
+        </w:tblPrEx>
         <w:trPr>
           <w:cantSplit/>
         </w:trPr>
@@ -12411,12 +12494,21 @@
               <w:t>CSV</w:t>
             </w:r>
             <w:r>
-              <w:t xml:space="preserve"> — ดาวน์โหลดตามที่กรองอยู่</w:t>
+              <w:t xml:space="preserve"> — </w:t>
+            </w:r>
+            <w:r>
+              <w:t>ดาวน์โหลดตามที่กรองอยู่</w:t>
             </w:r>
           </w:p>
         </w:tc>
       </w:tr>
       <w:tr>
+        <w:tblPrEx>
+          <w:tblCellMar>
+            <w:top w:w="0" w:type="dxa"/>
+            <w:bottom w:w="0" w:type="dxa"/>
+          </w:tblCellMar>
+        </w:tblPrEx>
         <w:trPr>
           <w:cantSplit/>
         </w:trPr>
@@ -12462,12 +12554,21 @@
               <w:t>บันทึกประวัติ</w:t>
             </w:r>
             <w:r>
-              <w:t xml:space="preserve"> — ลงเหตุการณ์เอง (ภาพที่ 12)</w:t>
+              <w:t xml:space="preserve"> — </w:t>
+            </w:r>
+            <w:r>
+              <w:t>ลงเหตุการณ์เอง (ภาพที่ 12)</w:t>
             </w:r>
           </w:p>
         </w:tc>
       </w:tr>
       <w:tr>
+        <w:tblPrEx>
+          <w:tblCellMar>
+            <w:top w:w="0" w:type="dxa"/>
+            <w:bottom w:w="0" w:type="dxa"/>
+          </w:tblCellMar>
+        </w:tblPrEx>
         <w:trPr>
           <w:cantSplit/>
         </w:trPr>
@@ -12511,7 +12612,10 @@
               <w:t>เลขที่</w:t>
             </w:r>
             <w:r>
-              <w:t xml:space="preserve"> — กดเพื่อเปิดเอกสาร / สรุปเคส (ดูตารางด้านล่าง)</w:t>
+              <w:t xml:space="preserve"> — </w:t>
+            </w:r>
+            <w:r>
+              <w:t>กดเพื่อเปิดเอกสาร / สรุปเคส (ดูตารางด้านล่าง)</w:t>
             </w:r>
           </w:p>
         </w:tc>
@@ -12533,36 +12637,26 @@
           <w:b/>
           <w:bCs/>
         </w:rPr>
-        <w:t xml:space="preserve">ปี / </w:t>
-      </w:r>
-      <w:proofErr w:type="spellStart"/>
+        <w:t>ปี / Region / เหตุการณ์</w:t>
+      </w:r>
+      <w:r>
+        <w:t xml:space="preserve"> + </w:t>
+      </w:r>
+      <w:r>
+        <w:t xml:space="preserve">ช่องค้นหา · ปุ่ม </w:t>
+      </w:r>
       <w:r>
         <w:rPr>
           <w:b/>
           <w:bCs/>
         </w:rPr>
-        <w:t>Region</w:t>
-      </w:r>
-      <w:proofErr w:type="spellEnd"/>
-      <w:r>
-        <w:rPr>
-          <w:b/>
-          <w:bCs/>
-        </w:rPr>
-        <w:t xml:space="preserve"> / เหตุการณ์</w:t>
-      </w:r>
-      <w:r>
-        <w:t xml:space="preserve"> + ช่องค้นหา · ปุ่ม </w:t>
-      </w:r>
-      <w:r>
-        <w:rPr>
-          <w:b/>
-          <w:bCs/>
-        </w:rPr>
         <w:t>CSV</w:t>
       </w:r>
       <w:r>
-        <w:t xml:space="preserve"> โหลดตามที่กรองอยู่</w:t>
+        <w:t xml:space="preserve"> </w:t>
+      </w:r>
+      <w:r>
+        <w:t>โหลดตามที่กรองอยู่</w:t>
       </w:r>
     </w:p>
     <w:p>
@@ -12580,7 +12674,10 @@
         <w:t>บันทึกประวัติ:</w:t>
       </w:r>
       <w:r>
-        <w:t xml:space="preserve"> ลงเหตุการณ์เอง (เช่น ตรวจเช็คทั่วไป เปลี่ยนอะไหล่) พร้อมวันที่ รายละเอียด ค่าใช้จ่าย ช่าง</w:t>
+        <w:t xml:space="preserve"> </w:t>
+      </w:r>
+      <w:r>
+        <w:t>ลงเหตุการณ์เอง (เช่น ตรวจเช็คทั่วไป เปลี่ยนอะไหล่) พร้อมวันที่ รายละเอียด ค่าใช้จ่าย ช่าง</w:t>
       </w:r>
     </w:p>
     <w:p>
@@ -12595,7 +12692,7 @@
         </w:rPr>
         <w:lastRenderedPageBreak/>
         <w:drawing>
-          <wp:inline distT="0" distB="0" distL="0" distR="0" wp14:anchorId="2A2A6203" wp14:editId="36FECD28">
+          <wp:inline distT="0" distB="0" distL="0" distR="0" wp14:anchorId="30F37D60" wp14:editId="081D99CE">
             <wp:extent cx="3600000" cy="3940000"/>
             <wp:effectExtent l="0" t="0" r="0" b="0"/>
             <wp:docPr id="111" name="ภาพ 111"/>
@@ -12691,6 +12788,12 @@
         <w:gridCol w:w="6238"/>
       </w:tblGrid>
       <w:tr>
+        <w:tblPrEx>
+          <w:tblCellMar>
+            <w:top w:w="0" w:type="dxa"/>
+            <w:bottom w:w="0" w:type="dxa"/>
+          </w:tblCellMar>
+        </w:tblPrEx>
         <w:trPr>
           <w:cantSplit/>
           <w:tblHeader/>
@@ -12743,6 +12846,12 @@
         </w:tc>
       </w:tr>
       <w:tr>
+        <w:tblPrEx>
+          <w:tblCellMar>
+            <w:top w:w="0" w:type="dxa"/>
+            <w:bottom w:w="0" w:type="dxa"/>
+          </w:tblCellMar>
+        </w:tblPrEx>
         <w:trPr>
           <w:cantSplit/>
         </w:trPr>
@@ -12782,6 +12891,12 @@
         </w:tc>
       </w:tr>
       <w:tr>
+        <w:tblPrEx>
+          <w:tblCellMar>
+            <w:top w:w="0" w:type="dxa"/>
+            <w:bottom w:w="0" w:type="dxa"/>
+          </w:tblCellMar>
+        </w:tblPrEx>
         <w:trPr>
           <w:cantSplit/>
         </w:trPr>
@@ -12823,6 +12938,12 @@
         </w:tc>
       </w:tr>
       <w:tr>
+        <w:tblPrEx>
+          <w:tblCellMar>
+            <w:top w:w="0" w:type="dxa"/>
+            <w:bottom w:w="0" w:type="dxa"/>
+          </w:tblCellMar>
+        </w:tblPrEx>
         <w:trPr>
           <w:cantSplit/>
         </w:trPr>
@@ -12862,6 +12983,12 @@
         </w:tc>
       </w:tr>
       <w:tr>
+        <w:tblPrEx>
+          <w:tblCellMar>
+            <w:top w:w="0" w:type="dxa"/>
+            <w:bottom w:w="0" w:type="dxa"/>
+          </w:tblCellMar>
+        </w:tblPrEx>
         <w:trPr>
           <w:cantSplit/>
         </w:trPr>
@@ -12879,21 +13006,8 @@
               <w:spacing w:before="40" w:after="40"/>
             </w:pPr>
             <w:r>
-              <w:t xml:space="preserve">รื้อถอน/ปลดระวาง · </w:t>
-            </w:r>
-            <w:proofErr w:type="spellStart"/>
-            <w:r>
-              <w:t>Write</w:t>
-            </w:r>
-            <w:proofErr w:type="spellEnd"/>
-            <w:r>
-              <w:t xml:space="preserve"> </w:t>
-            </w:r>
-            <w:proofErr w:type="spellStart"/>
-            <w:r>
-              <w:t>off</w:t>
-            </w:r>
-            <w:proofErr w:type="spellEnd"/>
+              <w:t>รื้อถอน/ปลดระวาง · Write off</w:t>
+            </w:r>
           </w:p>
         </w:tc>
         <w:tc>
@@ -12910,20 +13024,18 @@
               <w:spacing w:before="40" w:after="40"/>
             </w:pPr>
             <w:r>
-              <w:t>คลังแอร์ ค้นเครื่องของเคสนั้นไว้ให้ (</w:t>
-            </w:r>
-            <w:proofErr w:type="spellStart"/>
-            <w:r>
-              <w:t>Infrastructure</w:t>
-            </w:r>
-            <w:proofErr w:type="spellEnd"/>
-            <w:r>
-              <w:t>)</w:t>
+              <w:t>คลังแอร์ ค้นเครื่องของเคสนั้นไว้ให้ (Infrastructure)</w:t>
             </w:r>
           </w:p>
         </w:tc>
       </w:tr>
       <w:tr>
+        <w:tblPrEx>
+          <w:tblCellMar>
+            <w:top w:w="0" w:type="dxa"/>
+            <w:bottom w:w="0" w:type="dxa"/>
+          </w:tblCellMar>
+        </w:tblPrEx>
         <w:trPr>
           <w:cantSplit/>
         </w:trPr>
@@ -12967,15 +13079,10 @@
               <w:t>สรุปเคส</w:t>
             </w:r>
             <w:r>
-              <w:t>: ไท</w:t>
-            </w:r>
-            <w:proofErr w:type="spellStart"/>
-            <w:r>
-              <w:t>ม์</w:t>
-            </w:r>
-            <w:proofErr w:type="spellEnd"/>
-            <w:r>
-              <w:t>ไลน์ทุกขั้น ใครบันทึก เมื่อไหร่ + ป้ายบอกสภาพ (ซ่อมเอง — ไม่มีใบซ่อม / เคสยังไม่ปิด — ขั้นตอนตอนนี้ / ปิดแล้ว — ไม่มีเอกสารในระบบ)</w:t>
+              <w:t xml:space="preserve">: </w:t>
+            </w:r>
+            <w:r>
+              <w:t>ไทม์ไลน์ทุกขั้น ใครบันทึก เมื่อไหร่ + ป้ายบอกสภาพ (ซ่อมเอง — ไม่มีใบซ่อม / เคสยังไม่ปิด — ขั้นตอนตอนนี้ / ปิดแล้ว — ไม่มีเอกสารในระบบ)</w:t>
             </w:r>
           </w:p>
         </w:tc>
@@ -12998,7 +13105,7 @@
         </w:rPr>
         <w:lastRenderedPageBreak/>
         <w:drawing>
-          <wp:inline distT="0" distB="0" distL="0" distR="0" wp14:anchorId="6811369E" wp14:editId="7769495A">
+          <wp:inline distT="0" distB="0" distL="0" distR="0" wp14:anchorId="72A223B6" wp14:editId="5140FFF1">
             <wp:extent cx="3600000" cy="3680000"/>
             <wp:effectExtent l="0" t="0" r="0" b="0"/>
             <wp:docPr id="112" name="ภาพ 112"/>
@@ -13067,10 +13174,13 @@
       <w:pPr>
         <w:pStyle w:val="Heading2"/>
       </w:pPr>
-      <w:bookmarkStart w:id="19" w:name="_Toc242051084"/>
+      <w:bookmarkStart w:id="19" w:name="_Toc242111799"/>
       <w:r>
         <w:lastRenderedPageBreak/>
-        <w:t>4.6 งานซ่อมและติดตั้ง</w:t>
+        <w:t xml:space="preserve">4.6 </w:t>
+      </w:r>
+      <w:r>
+        <w:t>งานซ่อมและติดตั้ง</w:t>
       </w:r>
       <w:bookmarkEnd w:id="19"/>
     </w:p>
@@ -13085,7 +13195,7 @@
           <w:noProof/>
         </w:rPr>
         <w:drawing>
-          <wp:inline distT="0" distB="0" distL="0" distR="0" wp14:anchorId="1D2FE880" wp14:editId="51F73211">
+          <wp:inline distT="0" distB="0" distL="0" distR="0" wp14:anchorId="45A7A016" wp14:editId="4AB5362C">
             <wp:extent cx="6120000" cy="4238514"/>
             <wp:effectExtent l="0" t="0" r="0" b="0"/>
             <wp:docPr id="113" name="ภาพ 113"/>
@@ -13148,25 +13258,7 @@
           <w:sz w:val="26"/>
           <w:szCs w:val="26"/>
         </w:rPr>
-        <w:t xml:space="preserve">หน้างานซ่อมและติดตั้ง (บัญชี </w:t>
-      </w:r>
-      <w:proofErr w:type="spellStart"/>
-      <w:r>
-        <w:rPr>
-          <w:color w:val="555555"/>
-          <w:sz w:val="26"/>
-          <w:szCs w:val="26"/>
-        </w:rPr>
-        <w:t>Infrastructure</w:t>
-      </w:r>
-      <w:proofErr w:type="spellEnd"/>
-      <w:r>
-        <w:rPr>
-          <w:color w:val="555555"/>
-          <w:sz w:val="26"/>
-          <w:szCs w:val="26"/>
-        </w:rPr>
-        <w:t xml:space="preserve"> — เคสที่เพิ่งแจ้ง รออนุมัติ)</w:t>
+        <w:t>หน้างานซ่อมและติดตั้ง (บัญชี Infrastructure — เคสที่เพิ่งแจ้ง รออนุมัติ)</w:t>
       </w:r>
     </w:p>
     <w:tbl>
@@ -13192,6 +13284,12 @@
         <w:gridCol w:w="9118"/>
       </w:tblGrid>
       <w:tr>
+        <w:tblPrEx>
+          <w:tblCellMar>
+            <w:top w:w="0" w:type="dxa"/>
+            <w:bottom w:w="0" w:type="dxa"/>
+          </w:tblCellMar>
+        </w:tblPrEx>
         <w:trPr>
           <w:cantSplit/>
         </w:trPr>
@@ -13237,12 +13335,21 @@
               <w:t>แจ้งซ่อมแอร์ใหม่</w:t>
             </w:r>
             <w:r>
-              <w:t xml:space="preserve"> — เปิดเคสซ่อม (ภาพที่ 24)</w:t>
+              <w:t xml:space="preserve"> — </w:t>
+            </w:r>
+            <w:r>
+              <w:t>เปิดเคสซ่อม (ภาพที่ 24)</w:t>
             </w:r>
           </w:p>
         </w:tc>
       </w:tr>
       <w:tr>
+        <w:tblPrEx>
+          <w:tblCellMar>
+            <w:top w:w="0" w:type="dxa"/>
+            <w:bottom w:w="0" w:type="dxa"/>
+          </w:tblCellMar>
+        </w:tblPrEx>
         <w:trPr>
           <w:cantSplit/>
         </w:trPr>
@@ -13288,12 +13395,21 @@
               <w:t>ติดตั้งเครื่องใหม่</w:t>
             </w:r>
             <w:r>
-              <w:t xml:space="preserve"> — เพิ่มเครื่องใหม่ (เหมือนในหน้ารายการเครื่อง)</w:t>
+              <w:t xml:space="preserve"> — </w:t>
+            </w:r>
+            <w:r>
+              <w:t>เพิ่มเครื่องใหม่ (เหมือนในหน้ารายการเครื่อง)</w:t>
             </w:r>
           </w:p>
         </w:tc>
       </w:tr>
       <w:tr>
+        <w:tblPrEx>
+          <w:tblCellMar>
+            <w:top w:w="0" w:type="dxa"/>
+            <w:bottom w:w="0" w:type="dxa"/>
+          </w:tblCellMar>
+        </w:tblPrEx>
         <w:trPr>
           <w:cantSplit/>
         </w:trPr>
@@ -13339,20 +13455,21 @@
               <w:t>อนุมัติซ่อมแล้ว</w:t>
             </w:r>
             <w:r>
-              <w:t xml:space="preserve"> — </w:t>
-            </w:r>
-            <w:proofErr w:type="spellStart"/>
-            <w:r>
-              <w:t>Infrastructure</w:t>
-            </w:r>
-            <w:proofErr w:type="spellEnd"/>
-            <w:r>
-              <w:t xml:space="preserve"> กดเมื่ออนุมัติค่าใช้จ่ายแล้ว</w:t>
+              <w:t xml:space="preserve"> — Infrastructure </w:t>
+            </w:r>
+            <w:r>
+              <w:t>กดเมื่ออนุมัติค่าใช้จ่ายแล้ว</w:t>
             </w:r>
           </w:p>
         </w:tc>
       </w:tr>
       <w:tr>
+        <w:tblPrEx>
+          <w:tblCellMar>
+            <w:top w:w="0" w:type="dxa"/>
+            <w:bottom w:w="0" w:type="dxa"/>
+          </w:tblCellMar>
+        </w:tblPrEx>
         <w:trPr>
           <w:cantSplit/>
         </w:trPr>
@@ -13398,12 +13515,21 @@
               <w:t>ซ่อมไม่ได้</w:t>
             </w:r>
             <w:r>
-              <w:t xml:space="preserve"> — ปลดเครื่องรอเครื่องใหม่มาแทน</w:t>
+              <w:t xml:space="preserve"> — </w:t>
+            </w:r>
+            <w:r>
+              <w:t>ปลดเครื่องรอเครื่องใหม่มาแทน</w:t>
             </w:r>
           </w:p>
         </w:tc>
       </w:tr>
       <w:tr>
+        <w:tblPrEx>
+          <w:tblCellMar>
+            <w:top w:w="0" w:type="dxa"/>
+            <w:bottom w:w="0" w:type="dxa"/>
+          </w:tblCellMar>
+        </w:tblPrEx>
         <w:trPr>
           <w:cantSplit/>
         </w:trPr>
@@ -13449,12 +13575,21 @@
               <w:t>กรอกเอกสารติดตั้ง</w:t>
             </w:r>
             <w:r>
-              <w:t xml:space="preserve"> — กรอกใบติดตั้งเอง</w:t>
+              <w:t xml:space="preserve"> — </w:t>
+            </w:r>
+            <w:r>
+              <w:t>กรอกใบติดตั้งเอง</w:t>
             </w:r>
           </w:p>
         </w:tc>
       </w:tr>
       <w:tr>
+        <w:tblPrEx>
+          <w:tblCellMar>
+            <w:top w:w="0" w:type="dxa"/>
+            <w:bottom w:w="0" w:type="dxa"/>
+          </w:tblCellMar>
+        </w:tblPrEx>
         <w:trPr>
           <w:cantSplit/>
         </w:trPr>
@@ -13500,12 +13635,21 @@
               <w:t>ส่งลิงก์</w:t>
             </w:r>
             <w:r>
-              <w:t xml:space="preserve"> — ส่งให้ช่างที่ไม่มีบัญชีกรอก (หัวข้อ 5.6)</w:t>
+              <w:t xml:space="preserve"> — </w:t>
+            </w:r>
+            <w:r>
+              <w:t>ส่งให้ช่างที่ไม่มีบัญชีกรอก (หัวข้อ 5.6)</w:t>
             </w:r>
           </w:p>
         </w:tc>
       </w:tr>
       <w:tr>
+        <w:tblPrEx>
+          <w:tblCellMar>
+            <w:top w:w="0" w:type="dxa"/>
+            <w:bottom w:w="0" w:type="dxa"/>
+          </w:tblCellMar>
+        </w:tblPrEx>
         <w:trPr>
           <w:cantSplit/>
         </w:trPr>
@@ -13551,12 +13695,21 @@
               <w:t>มอบหมาย</w:t>
             </w:r>
             <w:r>
-              <w:t xml:space="preserve"> — ให้ผู้รับเหมาที่มีบัญชีทำ</w:t>
+              <w:t xml:space="preserve"> — </w:t>
+            </w:r>
+            <w:r>
+              <w:t>ให้ผู้รับเหมาที่มีบัญชีทำ</w:t>
             </w:r>
           </w:p>
         </w:tc>
       </w:tr>
       <w:tr>
+        <w:tblPrEx>
+          <w:tblCellMar>
+            <w:top w:w="0" w:type="dxa"/>
+            <w:bottom w:w="0" w:type="dxa"/>
+          </w:tblCellMar>
+        </w:tblPrEx>
         <w:trPr>
           <w:cantSplit/>
         </w:trPr>
@@ -13600,15 +13753,10 @@
               <w:t>ตัวกรองประวัติงานซ่อม</w:t>
             </w:r>
             <w:r>
-              <w:t xml:space="preserve"> — </w:t>
-            </w:r>
-            <w:proofErr w:type="spellStart"/>
-            <w:r>
-              <w:t>Region</w:t>
-            </w:r>
-            <w:proofErr w:type="spellEnd"/>
-            <w:r>
-              <w:t xml:space="preserve"> / ปี / เดือน / เหตุการณ์</w:t>
+              <w:t xml:space="preserve"> — Region / </w:t>
+            </w:r>
+            <w:r>
+              <w:t>ปี / เดือน / เหตุการณ์</w:t>
             </w:r>
           </w:p>
         </w:tc>
@@ -13646,6 +13794,12 @@
         <w:gridCol w:w="6638"/>
       </w:tblGrid>
       <w:tr>
+        <w:tblPrEx>
+          <w:tblCellMar>
+            <w:top w:w="0" w:type="dxa"/>
+            <w:bottom w:w="0" w:type="dxa"/>
+          </w:tblCellMar>
+        </w:tblPrEx>
         <w:trPr>
           <w:cantSplit/>
           <w:tblHeader/>
@@ -13698,6 +13852,12 @@
         </w:tc>
       </w:tr>
       <w:tr>
+        <w:tblPrEx>
+          <w:tblCellMar>
+            <w:top w:w="0" w:type="dxa"/>
+            <w:bottom w:w="0" w:type="dxa"/>
+          </w:tblCellMar>
+        </w:tblPrEx>
         <w:trPr>
           <w:cantSplit/>
         </w:trPr>
@@ -13730,13 +13890,8 @@
             <w:pPr>
               <w:spacing w:before="40" w:after="40"/>
             </w:pPr>
-            <w:proofErr w:type="spellStart"/>
-            <w:r>
-              <w:t>Infrastructure</w:t>
-            </w:r>
-            <w:proofErr w:type="spellEnd"/>
-            <w:r>
-              <w:t xml:space="preserve">: </w:t>
+            <w:r>
+              <w:t xml:space="preserve">Infrastructure: </w:t>
             </w:r>
             <w:r>
               <w:rPr>
@@ -13746,20 +13901,21 @@
               <w:t>อนุมัติซ่อมแล้ว</w:t>
             </w:r>
             <w:r>
-              <w:t xml:space="preserve"> · คนอื่นเห็น "รอ </w:t>
-            </w:r>
-            <w:proofErr w:type="spellStart"/>
-            <w:r>
-              <w:t>Infrastructure</w:t>
-            </w:r>
-            <w:proofErr w:type="spellEnd"/>
-            <w:r>
-              <w:t xml:space="preserve"> อนุมัติ"</w:t>
+              <w:t xml:space="preserve"> · </w:t>
+            </w:r>
+            <w:r>
+              <w:t>คนอื่นเห็น "รอ Infrastructure อนุมัติ"</w:t>
             </w:r>
           </w:p>
         </w:tc>
       </w:tr>
       <w:tr>
+        <w:tblPrEx>
+          <w:tblCellMar>
+            <w:top w:w="0" w:type="dxa"/>
+            <w:bottom w:w="0" w:type="dxa"/>
+          </w:tblCellMar>
+        </w:tblPrEx>
         <w:trPr>
           <w:cantSplit/>
         </w:trPr>
@@ -13803,7 +13959,10 @@
               <w:t>ปิดงาน + ออกเอกสาร</w:t>
             </w:r>
             <w:r>
-              <w:t xml:space="preserve"> (กรอกใบซ่อมเอง) · </w:t>
+              <w:t xml:space="preserve"> (</w:t>
+            </w:r>
+            <w:r>
+              <w:t xml:space="preserve">กรอกใบซ่อมเอง) · </w:t>
             </w:r>
             <w:r>
               <w:rPr>
@@ -13813,7 +13972,10 @@
               <w:t>ส่งลิงก์</w:t>
             </w:r>
             <w:r>
-              <w:t xml:space="preserve"> (ช่างที่ไม่มีบัญชี) · </w:t>
+              <w:t xml:space="preserve"> (</w:t>
+            </w:r>
+            <w:r>
+              <w:t xml:space="preserve">ช่างที่ไม่มีบัญชี) · </w:t>
             </w:r>
             <w:r>
               <w:rPr>
@@ -13823,15 +13985,10 @@
               <w:t>มอบหมาย</w:t>
             </w:r>
             <w:r>
-              <w:t xml:space="preserve"> (ผู้รับเหมาที่มีบัญชี หรือ "ซ่อมเอง" สำหรับ </w:t>
-            </w:r>
-            <w:proofErr w:type="spellStart"/>
-            <w:r>
-              <w:t>Infrastructure</w:t>
-            </w:r>
-            <w:proofErr w:type="spellEnd"/>
-            <w:r>
-              <w:t xml:space="preserve">) · </w:t>
+              <w:t xml:space="preserve"> (</w:t>
+            </w:r>
+            <w:r>
+              <w:t xml:space="preserve">ผู้รับเหมาที่มีบัญชี หรือ "ซ่อมเอง" สำหรับ Infrastructure) · </w:t>
             </w:r>
             <w:r>
               <w:rPr>
@@ -13844,6 +14001,12 @@
         </w:tc>
       </w:tr>
       <w:tr>
+        <w:tblPrEx>
+          <w:tblCellMar>
+            <w:top w:w="0" w:type="dxa"/>
+            <w:bottom w:w="0" w:type="dxa"/>
+          </w:tblCellMar>
+        </w:tblPrEx>
         <w:trPr>
           <w:cantSplit/>
         </w:trPr>
@@ -13899,7 +14062,7 @@
           <w:noProof/>
         </w:rPr>
         <w:drawing>
-          <wp:inline distT="0" distB="0" distL="0" distR="0" wp14:anchorId="13489F87" wp14:editId="641CC05A">
+          <wp:inline distT="0" distB="0" distL="0" distR="0" wp14:anchorId="24EC0915" wp14:editId="0E252EF8">
             <wp:extent cx="6120000" cy="1188851"/>
             <wp:effectExtent l="0" t="0" r="0" b="0"/>
             <wp:docPr id="114" name="ภาพ 114"/>
@@ -13988,6 +14151,12 @@
         <w:gridCol w:w="9118"/>
       </w:tblGrid>
       <w:tr>
+        <w:tblPrEx>
+          <w:tblCellMar>
+            <w:top w:w="0" w:type="dxa"/>
+            <w:bottom w:w="0" w:type="dxa"/>
+          </w:tblCellMar>
+        </w:tblPrEx>
         <w:trPr>
           <w:cantSplit/>
         </w:trPr>
@@ -14033,12 +14202,21 @@
               <w:t>ปิดงาน + ออกเอกสาร</w:t>
             </w:r>
             <w:r>
-              <w:t xml:space="preserve"> — กรอกใบซ่อมเอง</w:t>
+              <w:t xml:space="preserve"> — </w:t>
+            </w:r>
+            <w:r>
+              <w:t>กรอกใบซ่อมเอง</w:t>
             </w:r>
           </w:p>
         </w:tc>
       </w:tr>
       <w:tr>
+        <w:tblPrEx>
+          <w:tblCellMar>
+            <w:top w:w="0" w:type="dxa"/>
+            <w:bottom w:w="0" w:type="dxa"/>
+          </w:tblCellMar>
+        </w:tblPrEx>
         <w:trPr>
           <w:cantSplit/>
         </w:trPr>
@@ -14084,12 +14262,21 @@
               <w:t>ส่งลิงก์</w:t>
             </w:r>
             <w:r>
-              <w:t xml:space="preserve"> — ช่างที่ไม่มีบัญชีกรอกใบซ่อมผ่านลิงก์</w:t>
+              <w:t xml:space="preserve"> — </w:t>
+            </w:r>
+            <w:r>
+              <w:t>ช่างที่ไม่มีบัญชีกรอกใบซ่อมผ่านลิงก์</w:t>
             </w:r>
           </w:p>
         </w:tc>
       </w:tr>
       <w:tr>
+        <w:tblPrEx>
+          <w:tblCellMar>
+            <w:top w:w="0" w:type="dxa"/>
+            <w:bottom w:w="0" w:type="dxa"/>
+          </w:tblCellMar>
+        </w:tblPrEx>
         <w:trPr>
           <w:cantSplit/>
         </w:trPr>
@@ -14135,12 +14322,21 @@
               <w:t>มอบหมาย</w:t>
             </w:r>
             <w:r>
-              <w:t xml:space="preserve"> — ผู้รับเหมาซ่อม หรือซ่อมเอง (ภาพที่ 16)</w:t>
+              <w:t xml:space="preserve"> — </w:t>
+            </w:r>
+            <w:r>
+              <w:t>ผู้รับเหมาซ่อม หรือซ่อมเอง (ภาพที่ 16)</w:t>
             </w:r>
           </w:p>
         </w:tc>
       </w:tr>
       <w:tr>
+        <w:tblPrEx>
+          <w:tblCellMar>
+            <w:top w:w="0" w:type="dxa"/>
+            <w:bottom w:w="0" w:type="dxa"/>
+          </w:tblCellMar>
+        </w:tblPrEx>
         <w:trPr>
           <w:cantSplit/>
         </w:trPr>
@@ -14184,7 +14380,10 @@
               <w:t>ซ่อมไม่ได้</w:t>
             </w:r>
             <w:r>
-              <w:t xml:space="preserve"> — ปลดเครื่อง รอเครื่องใหม่มาแทน</w:t>
+              <w:t xml:space="preserve"> — </w:t>
+            </w:r>
+            <w:r>
+              <w:t>ปลดเครื่อง รอเครื่องใหม่มาแทน</w:t>
             </w:r>
           </w:p>
         </w:tc>
@@ -14202,7 +14401,7 @@
           <w:noProof/>
         </w:rPr>
         <w:drawing>
-          <wp:inline distT="0" distB="0" distL="0" distR="0" wp14:anchorId="3E0C3362" wp14:editId="751C05A6">
+          <wp:inline distT="0" distB="0" distL="0" distR="0" wp14:anchorId="43878662" wp14:editId="413B3079">
             <wp:extent cx="3240000" cy="3696050"/>
             <wp:effectExtent l="0" t="0" r="0" b="0"/>
             <wp:docPr id="115" name="ภาพ 115"/>
@@ -14264,25 +14463,7 @@
           <w:sz w:val="26"/>
           <w:szCs w:val="26"/>
         </w:rPr>
-        <w:t>หน้าต่างมอบหมาย: เลือก "ผู้รับเหมาซ่อม" (เลือกบริษัท + วันนัด) หรือ "ซ่อมเอง" (</w:t>
-      </w:r>
-      <w:proofErr w:type="spellStart"/>
-      <w:r>
-        <w:rPr>
-          <w:color w:val="555555"/>
-          <w:sz w:val="26"/>
-          <w:szCs w:val="26"/>
-        </w:rPr>
-        <w:t>Infrastructure</w:t>
-      </w:r>
-      <w:proofErr w:type="spellEnd"/>
-      <w:r>
-        <w:rPr>
-          <w:color w:val="555555"/>
-          <w:sz w:val="26"/>
-          <w:szCs w:val="26"/>
-        </w:rPr>
-        <w:t>)</w:t>
+        <w:t>หน้าต่างมอบหมาย: เลือก "ผู้รับเหมาซ่อม" (เลือกบริษัท + วันนัด) หรือ "ซ่อมเอง" (Infrastructure)</w:t>
       </w:r>
     </w:p>
     <w:p>
@@ -14306,7 +14487,10 @@
         <w:t>กรอกเอกสารติดตั้ง · ส่งลิงก์ · มอบหมาย</w:t>
       </w:r>
       <w:r>
-        <w:t xml:space="preserve"> · ใบติดตั้งจะใช้เลขเดียวกับเลขที่ในแถวนี้</w:t>
+        <w:t xml:space="preserve"> · </w:t>
+      </w:r>
+      <w:r>
+        <w:t>ใบติดตั้งจะใช้เลขเดียวกับเลขที่ในแถวนี้</w:t>
       </w:r>
     </w:p>
     <w:p>
@@ -14319,24 +14503,19 @@
     </w:p>
     <w:p>
       <w:r>
-        <w:t xml:space="preserve">ตัวกรอง ปี / </w:t>
-      </w:r>
-      <w:proofErr w:type="spellStart"/>
-      <w:r>
-        <w:t>Region</w:t>
-      </w:r>
-      <w:proofErr w:type="spellEnd"/>
-      <w:r>
-        <w:t xml:space="preserve"> / เดือน / เหตุการณ์ · หน้าละ 10 รายการ · ใช้ร่วมกับช่องค้นหาด้านบนของหน้า</w:t>
+        <w:t>ตัวกรอง ปี / Region / เดือน / เหตุการณ์ · หน้าละ 10 รายการ · ใช้ร่วมกับช่องค้นหาด้านบนของหน้า</w:t>
       </w:r>
     </w:p>
     <w:p>
       <w:pPr>
         <w:pStyle w:val="Heading2"/>
       </w:pPr>
-      <w:bookmarkStart w:id="20" w:name="_Toc242051085"/>
-      <w:r>
-        <w:t>4.7 เอกสารรออนุมัติ</w:t>
+      <w:bookmarkStart w:id="20" w:name="_Toc242111800"/>
+      <w:r>
+        <w:t xml:space="preserve">4.7 </w:t>
+      </w:r>
+      <w:r>
+        <w:t>เอกสารรออนุมัติ</w:t>
       </w:r>
       <w:bookmarkEnd w:id="20"/>
     </w:p>
@@ -14358,7 +14537,10 @@
         <w:t>ใบซ่อม · ใบล้าง · ใบติดตั้ง</w:t>
       </w:r>
       <w:r>
-        <w:t xml:space="preserve"> — ตัวเลขบนแท็บ = ที่ถึงคิวให้คุณกด (วงแดง = มีงาน)</w:t>
+        <w:t xml:space="preserve"> — </w:t>
+      </w:r>
+      <w:r>
+        <w:t>ตัวเลขบนแท็บ = ที่ถึงคิวให้คุณกด (วงแดง = มีงาน)</w:t>
       </w:r>
     </w:p>
     <w:p>
@@ -14369,23 +14551,7 @@
         </w:numPr>
       </w:pPr>
       <w:r>
-        <w:t xml:space="preserve">ช่องค้นหา (รหัสเครื่อง </w:t>
-      </w:r>
-      <w:proofErr w:type="spellStart"/>
-      <w:r>
-        <w:t>Node</w:t>
-      </w:r>
-      <w:proofErr w:type="spellEnd"/>
-      <w:r>
-        <w:t xml:space="preserve"> เลขที่ ช่าง) + ตัวกรอง </w:t>
-      </w:r>
-      <w:proofErr w:type="spellStart"/>
-      <w:r>
-        <w:t>Region</w:t>
-      </w:r>
-      <w:proofErr w:type="spellEnd"/>
-      <w:r>
-        <w:t xml:space="preserve"> · เรียงใบที่รอนานสุดก่อน · หน้าละ 10</w:t>
+        <w:t>ช่องค้นหา (รหัสเครื่อง Node เลขที่ ช่าง) + ตัวกรอง Region · เรียงใบที่รอนานสุดก่อน · หน้าละ 10</w:t>
       </w:r>
     </w:p>
     <w:p>
@@ -14406,7 +14572,10 @@
         <w:t>เปิดเอกสาร</w:t>
       </w:r>
       <w:r>
-        <w:t xml:space="preserve"> (ดูก่อนอนุมัติทุกครั้ง) → </w:t>
+        <w:t xml:space="preserve"> (</w:t>
+      </w:r>
+      <w:r>
+        <w:t xml:space="preserve">ดูก่อนอนุมัติทุกครั้ง) → </w:t>
       </w:r>
       <w:r>
         <w:rPr>
@@ -14434,7 +14603,10 @@
         <w:t>ไม่อยู่หน้านี้</w:t>
       </w:r>
       <w:r>
-        <w:t xml:space="preserve"> — อยู่ที่หน้างานซ่อมและติดตั้งที่เดียว</w:t>
+        <w:t xml:space="preserve"> — </w:t>
+      </w:r>
+      <w:r>
+        <w:t>อยู่ที่หน้างานซ่อมและติดตั้งที่เดียว</w:t>
       </w:r>
     </w:p>
     <w:p>
@@ -14448,7 +14620,7 @@
           <w:noProof/>
         </w:rPr>
         <w:drawing>
-          <wp:inline distT="0" distB="0" distL="0" distR="0" wp14:anchorId="4F11A358" wp14:editId="72B4527D">
+          <wp:inline distT="0" distB="0" distL="0" distR="0" wp14:anchorId="16BF67C1" wp14:editId="47FC09C4">
             <wp:extent cx="6120000" cy="1643716"/>
             <wp:effectExtent l="0" t="0" r="0" b="0"/>
             <wp:docPr id="116" name="ภาพ 116"/>
@@ -14511,25 +14683,7 @@
           <w:sz w:val="26"/>
           <w:szCs w:val="26"/>
         </w:rPr>
-        <w:t xml:space="preserve">หน้าเอกสารรออนุมัติ (ตัวอย่างจากบัญชี </w:t>
-      </w:r>
-      <w:proofErr w:type="spellStart"/>
-      <w:r>
-        <w:rPr>
-          <w:color w:val="555555"/>
-          <w:sz w:val="26"/>
-          <w:szCs w:val="26"/>
-        </w:rPr>
-        <w:t>Staff</w:t>
-      </w:r>
-      <w:proofErr w:type="spellEnd"/>
-      <w:r>
-        <w:rPr>
-          <w:color w:val="555555"/>
-          <w:sz w:val="26"/>
-          <w:szCs w:val="26"/>
-        </w:rPr>
-        <w:t xml:space="preserve"> — ใบล้างรออนุมัติขั้น 2)</w:t>
+        <w:t>หน้าเอกสารรออนุมัติ (ตัวอย่างจากบัญชี Staff — ใบล้างรออนุมัติขั้น 2)</w:t>
       </w:r>
     </w:p>
     <w:tbl>
@@ -14555,6 +14709,12 @@
         <w:gridCol w:w="9118"/>
       </w:tblGrid>
       <w:tr>
+        <w:tblPrEx>
+          <w:tblCellMar>
+            <w:top w:w="0" w:type="dxa"/>
+            <w:bottom w:w="0" w:type="dxa"/>
+          </w:tblCellMar>
+        </w:tblPrEx>
         <w:trPr>
           <w:cantSplit/>
         </w:trPr>
@@ -14600,12 +14760,21 @@
               <w:t>แท็บ</w:t>
             </w:r>
             <w:r>
-              <w:t xml:space="preserve"> — ใบซ่อม / ใบล้าง / ใบติดตั้ง — วงแดง = จำนวนที่รอคุณ</w:t>
+              <w:t xml:space="preserve"> — </w:t>
+            </w:r>
+            <w:r>
+              <w:t>ใบซ่อม / ใบล้าง / ใบติดตั้ง — วงแดง = จำนวนที่รอคุณ</w:t>
             </w:r>
           </w:p>
         </w:tc>
       </w:tr>
       <w:tr>
+        <w:tblPrEx>
+          <w:tblCellMar>
+            <w:top w:w="0" w:type="dxa"/>
+            <w:bottom w:w="0" w:type="dxa"/>
+          </w:tblCellMar>
+        </w:tblPrEx>
         <w:trPr>
           <w:cantSplit/>
         </w:trPr>
@@ -14643,7 +14812,6 @@
               <w:keepNext/>
               <w:spacing w:before="30" w:after="30"/>
             </w:pPr>
-            <w:proofErr w:type="spellStart"/>
             <w:r>
               <w:rPr>
                 <w:b/>
@@ -14651,14 +14819,22 @@
               </w:rPr>
               <w:t>Region</w:t>
             </w:r>
-            <w:proofErr w:type="spellEnd"/>
-            <w:r>
-              <w:t xml:space="preserve"> — กรองตามภูมิภาค</w:t>
+            <w:r>
+              <w:t xml:space="preserve"> — </w:t>
+            </w:r>
+            <w:r>
+              <w:t>กรองตามภูมิภาค</w:t>
             </w:r>
           </w:p>
         </w:tc>
       </w:tr>
       <w:tr>
+        <w:tblPrEx>
+          <w:tblCellMar>
+            <w:top w:w="0" w:type="dxa"/>
+            <w:bottom w:w="0" w:type="dxa"/>
+          </w:tblCellMar>
+        </w:tblPrEx>
         <w:trPr>
           <w:cantSplit/>
         </w:trPr>
@@ -14704,20 +14880,21 @@
               <w:t>ช่องค้นหา</w:t>
             </w:r>
             <w:r>
-              <w:t xml:space="preserve"> — รหัสเครื่อง </w:t>
-            </w:r>
-            <w:proofErr w:type="spellStart"/>
-            <w:r>
-              <w:t>Node</w:t>
-            </w:r>
-            <w:proofErr w:type="spellEnd"/>
-            <w:r>
-              <w:t xml:space="preserve"> เลขที่ ช่าง</w:t>
+              <w:t xml:space="preserve"> — </w:t>
+            </w:r>
+            <w:r>
+              <w:t>รหัสเครื่อง Node เลขที่ ช่าง</w:t>
             </w:r>
           </w:p>
         </w:tc>
       </w:tr>
       <w:tr>
+        <w:tblPrEx>
+          <w:tblCellMar>
+            <w:top w:w="0" w:type="dxa"/>
+            <w:bottom w:w="0" w:type="dxa"/>
+          </w:tblCellMar>
+        </w:tblPrEx>
         <w:trPr>
           <w:cantSplit/>
         </w:trPr>
@@ -14763,12 +14940,21 @@
               <w:t>เปิดเอกสาร</w:t>
             </w:r>
             <w:r>
-              <w:t xml:space="preserve"> — ตรวจเอกสารก่อนอนุมัติทุกครั้ง</w:t>
+              <w:t xml:space="preserve"> — </w:t>
+            </w:r>
+            <w:r>
+              <w:t>ตรวจเอกสารก่อนอนุมัติทุกครั้ง</w:t>
             </w:r>
           </w:p>
         </w:tc>
       </w:tr>
       <w:tr>
+        <w:tblPrEx>
+          <w:tblCellMar>
+            <w:top w:w="0" w:type="dxa"/>
+            <w:bottom w:w="0" w:type="dxa"/>
+          </w:tblCellMar>
+        </w:tblPrEx>
         <w:trPr>
           <w:cantSplit/>
         </w:trPr>
@@ -14812,7 +14998,10 @@
               <w:t>อนุมัติขั้น N</w:t>
             </w:r>
             <w:r>
-              <w:t xml:space="preserve"> — กดอนุมัติขั้นของคุณ</w:t>
+              <w:t xml:space="preserve"> — </w:t>
+            </w:r>
+            <w:r>
+              <w:t>กดอนุมัติขั้นของคุณ</w:t>
             </w:r>
           </w:p>
         </w:tc>
@@ -14823,10 +15012,13 @@
       <w:pPr>
         <w:pStyle w:val="Heading2"/>
       </w:pPr>
-      <w:bookmarkStart w:id="21" w:name="_Toc242051086"/>
+      <w:bookmarkStart w:id="21" w:name="_Toc242111801"/>
       <w:r>
         <w:lastRenderedPageBreak/>
-        <w:t>4.8 แบบฟอร์มเอกสาร</w:t>
+        <w:t xml:space="preserve">4.8 </w:t>
+      </w:r>
+      <w:r>
+        <w:t>แบบฟอร์มเอกสาร</w:t>
       </w:r>
       <w:bookmarkEnd w:id="21"/>
     </w:p>
@@ -14841,7 +15033,7 @@
           <w:noProof/>
         </w:rPr>
         <w:drawing>
-          <wp:inline distT="0" distB="0" distL="0" distR="0" wp14:anchorId="0ACD785B" wp14:editId="078EE0C0">
+          <wp:inline distT="0" distB="0" distL="0" distR="0" wp14:anchorId="2B0F75F4" wp14:editId="0B2CCBA4">
             <wp:extent cx="6120000" cy="3204730"/>
             <wp:effectExtent l="0" t="0" r="0" b="0"/>
             <wp:docPr id="117" name="ภาพ 117"/>
@@ -14930,6 +15122,12 @@
         <w:gridCol w:w="9118"/>
       </w:tblGrid>
       <w:tr>
+        <w:tblPrEx>
+          <w:tblCellMar>
+            <w:top w:w="0" w:type="dxa"/>
+            <w:bottom w:w="0" w:type="dxa"/>
+          </w:tblCellMar>
+        </w:tblPrEx>
         <w:trPr>
           <w:cantSplit/>
         </w:trPr>
@@ -14975,12 +15173,21 @@
               <w:t>แท็บ</w:t>
             </w:r>
             <w:r>
-              <w:t xml:space="preserve"> — ล้างแอร์ / ซ่อม / ติดตั้ง</w:t>
+              <w:t xml:space="preserve"> — </w:t>
+            </w:r>
+            <w:r>
+              <w:t>ล้างแอร์ / ซ่อม / ติดตั้ง</w:t>
             </w:r>
           </w:p>
         </w:tc>
       </w:tr>
       <w:tr>
+        <w:tblPrEx>
+          <w:tblCellMar>
+            <w:top w:w="0" w:type="dxa"/>
+            <w:bottom w:w="0" w:type="dxa"/>
+          </w:tblCellMar>
+        </w:tblPrEx>
         <w:trPr>
           <w:cantSplit/>
         </w:trPr>
@@ -15026,12 +15233,21 @@
               <w:t>ปี</w:t>
             </w:r>
             <w:r>
-              <w:t xml:space="preserve"> — เลือกปี</w:t>
+              <w:t xml:space="preserve"> — </w:t>
+            </w:r>
+            <w:r>
+              <w:t>เลือกปี</w:t>
             </w:r>
           </w:p>
         </w:tc>
       </w:tr>
       <w:tr>
+        <w:tblPrEx>
+          <w:tblCellMar>
+            <w:top w:w="0" w:type="dxa"/>
+            <w:bottom w:w="0" w:type="dxa"/>
+          </w:tblCellMar>
+        </w:tblPrEx>
         <w:trPr>
           <w:cantSplit/>
         </w:trPr>
@@ -15077,20 +15293,21 @@
               <w:t>ช่องค้นหา</w:t>
             </w:r>
             <w:r>
-              <w:t xml:space="preserve"> — เลขที่ </w:t>
-            </w:r>
-            <w:proofErr w:type="spellStart"/>
-            <w:r>
-              <w:t>Node</w:t>
-            </w:r>
-            <w:proofErr w:type="spellEnd"/>
-            <w:r>
-              <w:t xml:space="preserve"> รหัสเครื่อง ช่าง</w:t>
+              <w:t xml:space="preserve"> — </w:t>
+            </w:r>
+            <w:r>
+              <w:t>เลขที่ Node รหัสเครื่อง ช่าง</w:t>
             </w:r>
           </w:p>
         </w:tc>
       </w:tr>
       <w:tr>
+        <w:tblPrEx>
+          <w:tblCellMar>
+            <w:top w:w="0" w:type="dxa"/>
+            <w:bottom w:w="0" w:type="dxa"/>
+          </w:tblCellMar>
+        </w:tblPrEx>
         <w:trPr>
           <w:cantSplit/>
         </w:trPr>
@@ -15133,31 +15350,24 @@
                 <w:b/>
                 <w:bCs/>
               </w:rPr>
-              <w:t>ปริ</w:t>
-            </w:r>
-            <w:proofErr w:type="spellStart"/>
-            <w:r>
-              <w:rPr>
-                <w:b/>
-                <w:bCs/>
-              </w:rPr>
-              <w:t>้น</w:t>
-            </w:r>
-            <w:proofErr w:type="spellEnd"/>
-            <w:r>
-              <w:rPr>
-                <w:b/>
-                <w:bCs/>
-              </w:rPr>
-              <w:t>ฟอร์มเปล่า</w:t>
-            </w:r>
-            <w:r>
-              <w:t xml:space="preserve"> — ฟอร์มให้ช่างเขียนมือ</w:t>
+              <w:t>ปริ้นฟอร์มเปล่า</w:t>
+            </w:r>
+            <w:r>
+              <w:t xml:space="preserve"> — </w:t>
+            </w:r>
+            <w:r>
+              <w:t>ฟอร์มให้ช่างเขียนมือ</w:t>
             </w:r>
           </w:p>
         </w:tc>
       </w:tr>
       <w:tr>
+        <w:tblPrEx>
+          <w:tblCellMar>
+            <w:top w:w="0" w:type="dxa"/>
+            <w:bottom w:w="0" w:type="dxa"/>
+          </w:tblCellMar>
+        </w:tblPrEx>
         <w:trPr>
           <w:cantSplit/>
         </w:trPr>
@@ -15203,12 +15413,21 @@
               <w:t>แนบเอกสาร + ปิดงาน</w:t>
             </w:r>
             <w:r>
-              <w:t xml:space="preserve"> — แนบรูปฟอร์มที่เขียนมือแล้ว ปิดงานในแผนให้</w:t>
+              <w:t xml:space="preserve"> — </w:t>
+            </w:r>
+            <w:r>
+              <w:t>แนบรูปฟอร์มที่เขียนมือแล้ว ปิดงานในแผนให้</w:t>
             </w:r>
           </w:p>
         </w:tc>
       </w:tr>
       <w:tr>
+        <w:tblPrEx>
+          <w:tblCellMar>
+            <w:top w:w="0" w:type="dxa"/>
+            <w:bottom w:w="0" w:type="dxa"/>
+          </w:tblCellMar>
+        </w:tblPrEx>
         <w:trPr>
           <w:cantSplit/>
         </w:trPr>
@@ -15254,12 +15473,21 @@
               <w:t>กรอกฟอร์มล้างในระบบ</w:t>
             </w:r>
             <w:r>
-              <w:t xml:space="preserve"> — กรอกใบล้างทีละข้อ (ภาพที่ 19)</w:t>
+              <w:t xml:space="preserve"> — </w:t>
+            </w:r>
+            <w:r>
+              <w:t>กรอกใบล้างทีละข้อ (ภาพที่ 19)</w:t>
             </w:r>
           </w:p>
         </w:tc>
       </w:tr>
       <w:tr>
+        <w:tblPrEx>
+          <w:tblCellMar>
+            <w:top w:w="0" w:type="dxa"/>
+            <w:bottom w:w="0" w:type="dxa"/>
+          </w:tblCellMar>
+        </w:tblPrEx>
         <w:trPr>
           <w:cantSplit/>
         </w:trPr>
@@ -15305,20 +15533,21 @@
               <w:t>เปิดเอกสาร</w:t>
             </w:r>
             <w:r>
-              <w:t xml:space="preserve"> — ดู / ปริ</w:t>
-            </w:r>
-            <w:proofErr w:type="spellStart"/>
-            <w:r>
-              <w:t>้น</w:t>
-            </w:r>
-            <w:proofErr w:type="spellEnd"/>
-            <w:r>
-              <w:t xml:space="preserve"> / ดาวน์โหลด PDF</w:t>
+              <w:t xml:space="preserve"> — </w:t>
+            </w:r>
+            <w:r>
+              <w:t>ดู / ปริ้น / ดาวน์โหลด PDF</w:t>
             </w:r>
           </w:p>
         </w:tc>
       </w:tr>
       <w:tr>
+        <w:tblPrEx>
+          <w:tblCellMar>
+            <w:top w:w="0" w:type="dxa"/>
+            <w:bottom w:w="0" w:type="dxa"/>
+          </w:tblCellMar>
+        </w:tblPrEx>
         <w:trPr>
           <w:cantSplit/>
         </w:trPr>
@@ -15362,15 +15591,10 @@
               <w:t>สถานะอนุมัติ</w:t>
             </w:r>
             <w:r>
-              <w:t xml:space="preserve"> — บอกว่ารอใครอยู่ และผ่านไปกี่ขั้นแล้ว เช่น "รอ </w:t>
-            </w:r>
-            <w:proofErr w:type="spellStart"/>
-            <w:r>
-              <w:t>Staff</w:t>
-            </w:r>
-            <w:proofErr w:type="spellEnd"/>
-            <w:r>
-              <w:t xml:space="preserve"> · 1/4"</w:t>
+              <w:t xml:space="preserve"> — </w:t>
+            </w:r>
+            <w:r>
+              <w:t>บอกว่ารอใครอยู่ และผ่านไปกี่ขั้นแล้ว เช่น "รอ Staff · 1/4"</w:t>
             </w:r>
           </w:p>
         </w:tc>
@@ -15400,6 +15624,12 @@
         <w:gridCol w:w="6438"/>
       </w:tblGrid>
       <w:tr>
+        <w:tblPrEx>
+          <w:tblCellMar>
+            <w:top w:w="0" w:type="dxa"/>
+            <w:bottom w:w="0" w:type="dxa"/>
+          </w:tblCellMar>
+        </w:tblPrEx>
         <w:trPr>
           <w:cantSplit/>
           <w:tblHeader/>
@@ -15452,6 +15682,12 @@
         </w:tc>
       </w:tr>
       <w:tr>
+        <w:tblPrEx>
+          <w:tblCellMar>
+            <w:top w:w="0" w:type="dxa"/>
+            <w:bottom w:w="0" w:type="dxa"/>
+          </w:tblCellMar>
+        </w:tblPrEx>
         <w:trPr>
           <w:cantSplit/>
         </w:trPr>
@@ -15491,6 +15727,12 @@
         </w:tc>
       </w:tr>
       <w:tr>
+        <w:tblPrEx>
+          <w:tblCellMar>
+            <w:top w:w="0" w:type="dxa"/>
+            <w:bottom w:w="0" w:type="dxa"/>
+          </w:tblCellMar>
+        </w:tblPrEx>
         <w:trPr>
           <w:cantSplit/>
         </w:trPr>
@@ -15508,15 +15750,7 @@
               <w:spacing w:before="40" w:after="40"/>
             </w:pPr>
             <w:r>
-              <w:t>ปริ</w:t>
-            </w:r>
-            <w:proofErr w:type="spellStart"/>
-            <w:r>
-              <w:t>้น</w:t>
-            </w:r>
-            <w:proofErr w:type="spellEnd"/>
-            <w:r>
-              <w:t>ฟอร์มเปล่า</w:t>
+              <w:t>ปริ้นฟอร์มเปล่า</w:t>
             </w:r>
           </w:p>
         </w:tc>
@@ -15540,6 +15774,12 @@
         </w:tc>
       </w:tr>
       <w:tr>
+        <w:tblPrEx>
+          <w:tblCellMar>
+            <w:top w:w="0" w:type="dxa"/>
+            <w:bottom w:w="0" w:type="dxa"/>
+          </w:tblCellMar>
+        </w:tblPrEx>
         <w:trPr>
           <w:cantSplit/>
         </w:trPr>
@@ -15579,6 +15819,12 @@
         </w:tc>
       </w:tr>
       <w:tr>
+        <w:tblPrEx>
+          <w:tblCellMar>
+            <w:top w:w="0" w:type="dxa"/>
+            <w:bottom w:w="0" w:type="dxa"/>
+          </w:tblCellMar>
+        </w:tblPrEx>
         <w:trPr>
           <w:cantSplit/>
         </w:trPr>
@@ -15620,6 +15866,12 @@
         </w:tc>
       </w:tr>
       <w:tr>
+        <w:tblPrEx>
+          <w:tblCellMar>
+            <w:top w:w="0" w:type="dxa"/>
+            <w:bottom w:w="0" w:type="dxa"/>
+          </w:tblCellMar>
+        </w:tblPrEx>
         <w:trPr>
           <w:cantSplit/>
         </w:trPr>
@@ -15660,6 +15912,12 @@
         </w:tc>
       </w:tr>
       <w:tr>
+        <w:tblPrEx>
+          <w:tblCellMar>
+            <w:top w:w="0" w:type="dxa"/>
+            <w:bottom w:w="0" w:type="dxa"/>
+          </w:tblCellMar>
+        </w:tblPrEx>
         <w:trPr>
           <w:cantSplit/>
         </w:trPr>
@@ -15695,15 +15953,7 @@
               <w:spacing w:before="40" w:after="40"/>
             </w:pPr>
             <w:r>
-              <w:t>ดู ปริ</w:t>
-            </w:r>
-            <w:proofErr w:type="spellStart"/>
-            <w:r>
-              <w:t>้น</w:t>
-            </w:r>
-            <w:proofErr w:type="spellEnd"/>
-            <w:r>
-              <w:t xml:space="preserve"> หรือดาวน์โหลด PDF (ระหว่างรออนุมัติเป็นฉบับร่าง) · ช่องอนุมัติบอกว่ารอขั้นไหน</w:t>
+              <w:t>ดู ปริ้น หรือดาวน์โหลด PDF (ระหว่างรออนุมัติเป็นฉบับร่าง) · ช่องอนุมัติบอกว่ารอขั้นไหน</w:t>
             </w:r>
           </w:p>
         </w:tc>
@@ -15730,23 +15980,7 @@
         </w:numPr>
       </w:pPr>
       <w:r>
-        <w:t xml:space="preserve">เลือก </w:t>
-      </w:r>
-      <w:proofErr w:type="spellStart"/>
-      <w:r>
-        <w:t>Node</w:t>
-      </w:r>
-      <w:proofErr w:type="spellEnd"/>
-      <w:r>
-        <w:t xml:space="preserve"> (และชุดเครื่อง 1–2 / 3–4 ถ้า </w:t>
-      </w:r>
-      <w:proofErr w:type="spellStart"/>
-      <w:r>
-        <w:t>Node</w:t>
-      </w:r>
-      <w:proofErr w:type="spellEnd"/>
-      <w:r>
-        <w:t xml:space="preserve"> มีมากกว่า 2 เครื่อง) — หรือกดจากช่องรอบในแผน ระบบเลือกเครื่องให้</w:t>
+        <w:t>เลือก Node (และชุดเครื่อง 1–2 / 3–4 ถ้า Node มีมากกว่า 2 เครื่อง) — หรือกดจากช่องรอบในแผน ระบบเลือกเครื่องให้</w:t>
       </w:r>
     </w:p>
     <w:p>
@@ -15778,7 +16012,10 @@
         <w:t>ครบ 9 ช่องต่อเครื่อง</w:t>
       </w:r>
       <w:r>
-        <w:t xml:space="preserve"> (ปุ่มเลือกหลายรูปพร้อมกันลงให้ช่อง 1–6 ตามชื่อไฟล์ ช่อง 7–9 รูปวัดค่าเลือกทีละช่อง)</w:t>
+        <w:t xml:space="preserve"> (</w:t>
+      </w:r>
+      <w:r>
+        <w:t>ปุ่มเลือกหลายรูปพร้อมกันลงให้ช่อง 1–6 ตามชื่อไฟล์ ช่อง 7–9 รูปวัดค่าเลือกทีละช่อง)</w:t>
       </w:r>
     </w:p>
     <w:p>
@@ -15796,10 +16033,26 @@
           <w:b/>
           <w:bCs/>
         </w:rPr>
-        <w:t>บันทึกและออกเอกสาร</w:t>
-      </w:r>
-      <w:r>
-        <w:t xml:space="preserve"> — ระบบออกเลขที่ ลงประวัติ ปิดรอบในแผน และส่งรูปตามขึ้นไป</w:t>
+        <w:t>บันทึกและปิดงาน</w:t>
+      </w:r>
+      <w:r>
+        <w:t xml:space="preserve"> (</w:t>
+      </w:r>
+      <w:r>
+        <w:t xml:space="preserve">เปิดจากช่องรอบในแผนหรือตารางงาน) หรือ </w:t>
+      </w:r>
+      <w:r>
+        <w:rPr>
+          <w:b/>
+          <w:bCs/>
+        </w:rPr>
+        <w:t>บันทึก</w:t>
+      </w:r>
+      <w:r>
+        <w:t xml:space="preserve"> (</w:t>
+      </w:r>
+      <w:r>
+        <w:t>เลือก Node เอง) — ระบบออกเลขที่ ลงประวัติ ปิดรอบในแผน และส่งรูปตามขึ้นไป</w:t>
       </w:r>
     </w:p>
     <w:p>
@@ -15841,15 +16094,10 @@
         <w:ind w:left="120" w:right="120"/>
       </w:pPr>
       <w:r>
-        <w:t>1 ใบ = ไปล้าง 1 ครั้ง ครอบคลุมได้ 2 เครื่อง · กรอกทีละเครื่องได้ ระบบรวมลงใบเดิมให้ (ไซ</w:t>
-      </w:r>
-      <w:proofErr w:type="spellStart"/>
-      <w:r>
-        <w:t>ต์</w:t>
-      </w:r>
-      <w:proofErr w:type="spellEnd"/>
-      <w:r>
-        <w:t xml:space="preserve"> + รอบ + วันเดียวกัน)</w:t>
+        <w:t xml:space="preserve">1 </w:t>
+      </w:r>
+      <w:r>
+        <w:t>ใบ = ไปล้าง 1 ครั้ง ครอบคลุมได้ 2 เครื่อง · กรอกทีละเครื่องได้ ระบบรวมลงใบเดิมให้ (ไซต์ + รอบ + วันเดียวกัน)</w:t>
       </w:r>
     </w:p>
     <w:p>
@@ -15895,7 +16143,7 @@
         </w:rPr>
         <w:lastRenderedPageBreak/>
         <w:drawing>
-          <wp:inline distT="0" distB="0" distL="0" distR="0" wp14:anchorId="0F50E73E" wp14:editId="2DC3DF8F">
+          <wp:inline distT="0" distB="0" distL="0" distR="0" wp14:anchorId="508CF651" wp14:editId="4AD273EA">
             <wp:extent cx="4320000" cy="4741463"/>
             <wp:effectExtent l="0" t="0" r="0" b="0"/>
             <wp:docPr id="118" name="ภาพ 118"/>
@@ -15957,34 +16205,19 @@
           <w:sz w:val="26"/>
           <w:szCs w:val="26"/>
         </w:rPr>
-        <w:t xml:space="preserve">หน้ากรอกใบล้างในระบบ: เลือก </w:t>
-      </w:r>
-      <w:proofErr w:type="spellStart"/>
-      <w:r>
-        <w:rPr>
-          <w:color w:val="555555"/>
-          <w:sz w:val="26"/>
-          <w:szCs w:val="26"/>
-        </w:rPr>
-        <w:t>Node</w:t>
-      </w:r>
-      <w:proofErr w:type="spellEnd"/>
-      <w:r>
-        <w:rPr>
-          <w:color w:val="555555"/>
-          <w:sz w:val="26"/>
-          <w:szCs w:val="26"/>
-        </w:rPr>
-        <w:t xml:space="preserve"> → วันที่และเวลา → รายการตรวจ 21 ข้อ → … → บันทึก</w:t>
+        <w:t>หน้ากรอกใบล้างในระบบ: เลือก Node → วันที่และเวลา → รายการตรวจ 21 ข้อ → … → บันทึก</w:t>
       </w:r>
     </w:p>
     <w:p>
       <w:pPr>
         <w:pStyle w:val="Heading2"/>
       </w:pPr>
-      <w:bookmarkStart w:id="22" w:name="_Toc242051087"/>
-      <w:r>
-        <w:t>4.9 งบประมาณ</w:t>
+      <w:bookmarkStart w:id="22" w:name="_Toc242111802"/>
+      <w:r>
+        <w:t xml:space="preserve">4.9 </w:t>
+      </w:r>
+      <w:r>
+        <w:t>งบประมาณ</w:t>
       </w:r>
       <w:bookmarkEnd w:id="22"/>
     </w:p>
@@ -16006,7 +16239,10 @@
         <w:t>ตั้งค่างบประมาณ</w:t>
       </w:r>
       <w:r>
-        <w:t xml:space="preserve"> เพื่อกำหนดงบล้างแอร์และงบซ่อมของปี</w:t>
+        <w:t xml:space="preserve"> </w:t>
+      </w:r>
+      <w:r>
+        <w:t>เพื่อกำหนดงบล้างแอร์และงบซ่อมของปี</w:t>
       </w:r>
     </w:p>
     <w:p>
@@ -16043,7 +16279,7 @@
         </w:rPr>
         <w:lastRenderedPageBreak/>
         <w:drawing>
-          <wp:inline distT="0" distB="0" distL="0" distR="0" wp14:anchorId="4E6446F7" wp14:editId="78035FA6">
+          <wp:inline distT="0" distB="0" distL="0" distR="0" wp14:anchorId="06B5C6D5" wp14:editId="06997F4C">
             <wp:extent cx="6120000" cy="2894595"/>
             <wp:effectExtent l="0" t="0" r="0" b="0"/>
             <wp:docPr id="119" name="ภาพ 119"/>
@@ -16132,6 +16368,12 @@
         <w:gridCol w:w="9118"/>
       </w:tblGrid>
       <w:tr>
+        <w:tblPrEx>
+          <w:tblCellMar>
+            <w:top w:w="0" w:type="dxa"/>
+            <w:bottom w:w="0" w:type="dxa"/>
+          </w:tblCellMar>
+        </w:tblPrEx>
         <w:trPr>
           <w:cantSplit/>
         </w:trPr>
@@ -16177,12 +16419,21 @@
               <w:t>ปี</w:t>
             </w:r>
             <w:r>
-              <w:t xml:space="preserve"> — เลือกปี</w:t>
+              <w:t xml:space="preserve"> — </w:t>
+            </w:r>
+            <w:r>
+              <w:t>เลือกปี</w:t>
             </w:r>
           </w:p>
         </w:tc>
       </w:tr>
       <w:tr>
+        <w:tblPrEx>
+          <w:tblCellMar>
+            <w:top w:w="0" w:type="dxa"/>
+            <w:bottom w:w="0" w:type="dxa"/>
+          </w:tblCellMar>
+        </w:tblPrEx>
         <w:trPr>
           <w:cantSplit/>
         </w:trPr>
@@ -16226,7 +16477,10 @@
               <w:t>ตั้งค่างบประมาณ</w:t>
             </w:r>
             <w:r>
-              <w:t xml:space="preserve"> — ใส่งบล้างแอร์และงบซ่อมของปี (ภาพที่ 21)</w:t>
+              <w:t xml:space="preserve"> — </w:t>
+            </w:r>
+            <w:r>
+              <w:t>ใส่งบล้างแอร์และงบซ่อมของปี (ภาพที่ 21)</w:t>
             </w:r>
           </w:p>
         </w:tc>
@@ -16244,7 +16498,7 @@
           <w:noProof/>
         </w:rPr>
         <w:drawing>
-          <wp:inline distT="0" distB="0" distL="0" distR="0" wp14:anchorId="34794F0D" wp14:editId="2CDA875B">
+          <wp:inline distT="0" distB="0" distL="0" distR="0" wp14:anchorId="49B536A3" wp14:editId="47FDF59D">
             <wp:extent cx="2880000" cy="3963495"/>
             <wp:effectExtent l="0" t="0" r="0" b="0"/>
             <wp:docPr id="120" name="ภาพ 120"/>
@@ -16313,18 +16567,13 @@
       <w:pPr>
         <w:pStyle w:val="Heading2"/>
       </w:pPr>
-      <w:bookmarkStart w:id="23" w:name="_Toc242051088"/>
+      <w:bookmarkStart w:id="23" w:name="_Toc242111803"/>
       <w:r>
         <w:lastRenderedPageBreak/>
-        <w:t>4.10 จัดการผู้ใช้ (</w:t>
-      </w:r>
-      <w:proofErr w:type="spellStart"/>
-      <w:r>
-        <w:t>Infrastructure</w:t>
-      </w:r>
-      <w:proofErr w:type="spellEnd"/>
-      <w:r>
-        <w:t>)</w:t>
+        <w:t xml:space="preserve">4.10 </w:t>
+      </w:r>
+      <w:r>
+        <w:t>จัดการผู้ใช้ (Infrastructure)</w:t>
       </w:r>
       <w:bookmarkEnd w:id="23"/>
     </w:p>
@@ -16339,7 +16588,7 @@
           <w:noProof/>
         </w:rPr>
         <w:drawing>
-          <wp:inline distT="0" distB="0" distL="0" distR="0" wp14:anchorId="56877B89" wp14:editId="269B0991">
+          <wp:inline distT="0" distB="0" distL="0" distR="0" wp14:anchorId="74C45F2D" wp14:editId="2C8424B4">
             <wp:extent cx="6120000" cy="3359797"/>
             <wp:effectExtent l="0" t="0" r="0" b="0"/>
             <wp:docPr id="121" name="ภาพ 121"/>
@@ -16428,6 +16677,12 @@
         <w:gridCol w:w="9118"/>
       </w:tblGrid>
       <w:tr>
+        <w:tblPrEx>
+          <w:tblCellMar>
+            <w:top w:w="0" w:type="dxa"/>
+            <w:bottom w:w="0" w:type="dxa"/>
+          </w:tblCellMar>
+        </w:tblPrEx>
         <w:trPr>
           <w:cantSplit/>
         </w:trPr>
@@ -16473,17 +16728,21 @@
               <w:t>ช่องค้นหา</w:t>
             </w:r>
             <w:r>
-              <w:t xml:space="preserve"> — ชื่อ หรือ </w:t>
-            </w:r>
-            <w:proofErr w:type="spellStart"/>
-            <w:r>
-              <w:t>Username</w:t>
-            </w:r>
-            <w:proofErr w:type="spellEnd"/>
+              <w:t xml:space="preserve"> — </w:t>
+            </w:r>
+            <w:r>
+              <w:t>ชื่อ หรือ Username</w:t>
+            </w:r>
           </w:p>
         </w:tc>
       </w:tr>
       <w:tr>
+        <w:tblPrEx>
+          <w:tblCellMar>
+            <w:top w:w="0" w:type="dxa"/>
+            <w:bottom w:w="0" w:type="dxa"/>
+          </w:tblCellMar>
+        </w:tblPrEx>
         <w:trPr>
           <w:cantSplit/>
         </w:trPr>
@@ -16529,12 +16788,21 @@
               <w:t>ภูมิภาค</w:t>
             </w:r>
             <w:r>
-              <w:t xml:space="preserve"> — กรองตามภูมิภาคที่ดูแล</w:t>
+              <w:t xml:space="preserve"> — </w:t>
+            </w:r>
+            <w:r>
+              <w:t>กรองตามภูมิภาคที่ดูแล</w:t>
             </w:r>
           </w:p>
         </w:tc>
       </w:tr>
       <w:tr>
+        <w:tblPrEx>
+          <w:tblCellMar>
+            <w:top w:w="0" w:type="dxa"/>
+            <w:bottom w:w="0" w:type="dxa"/>
+          </w:tblCellMar>
+        </w:tblPrEx>
         <w:trPr>
           <w:cantSplit/>
         </w:trPr>
@@ -16580,12 +16848,21 @@
               <w:t>บทบาท</w:t>
             </w:r>
             <w:r>
-              <w:t xml:space="preserve"> — กรองตามบทบาท</w:t>
+              <w:t xml:space="preserve"> — </w:t>
+            </w:r>
+            <w:r>
+              <w:t>กรองตามบทบาท</w:t>
             </w:r>
           </w:p>
         </w:tc>
       </w:tr>
       <w:tr>
+        <w:tblPrEx>
+          <w:tblCellMar>
+            <w:top w:w="0" w:type="dxa"/>
+            <w:bottom w:w="0" w:type="dxa"/>
+          </w:tblCellMar>
+        </w:tblPrEx>
         <w:trPr>
           <w:cantSplit/>
         </w:trPr>
@@ -16631,12 +16908,21 @@
               <w:t>สถานะบัญชี</w:t>
             </w:r>
             <w:r>
-              <w:t xml:space="preserve"> — ใช้งานอยู่ / ปิดใช้งาน</w:t>
+              <w:t xml:space="preserve"> — </w:t>
+            </w:r>
+            <w:r>
+              <w:t>ใช้งานอยู่ / ปิดใช้งาน</w:t>
             </w:r>
           </w:p>
         </w:tc>
       </w:tr>
       <w:tr>
+        <w:tblPrEx>
+          <w:tblCellMar>
+            <w:top w:w="0" w:type="dxa"/>
+            <w:bottom w:w="0" w:type="dxa"/>
+          </w:tblCellMar>
+        </w:tblPrEx>
         <w:trPr>
           <w:cantSplit/>
         </w:trPr>
@@ -16682,12 +16968,21 @@
               <w:t>เพิ่มผู้ใช้งาน</w:t>
             </w:r>
             <w:r>
-              <w:t xml:space="preserve"> — สร้างบัญชีใหม่ (ภาพที่ 23)</w:t>
+              <w:t xml:space="preserve"> — </w:t>
+            </w:r>
+            <w:r>
+              <w:t>สร้างบัญชีใหม่ (ภาพที่ 23)</w:t>
             </w:r>
           </w:p>
         </w:tc>
       </w:tr>
       <w:tr>
+        <w:tblPrEx>
+          <w:tblCellMar>
+            <w:top w:w="0" w:type="dxa"/>
+            <w:bottom w:w="0" w:type="dxa"/>
+          </w:tblCellMar>
+        </w:tblPrEx>
         <w:trPr>
           <w:cantSplit/>
         </w:trPr>
@@ -16731,7 +17026,10 @@
               <w:t>แก้ไข / ลบ</w:t>
             </w:r>
             <w:r>
-              <w:t xml:space="preserve"> — แก้ข้อมูล สิทธิ์ หรือปิดบัญชี</w:t>
+              <w:t xml:space="preserve"> — </w:t>
+            </w:r>
+            <w:r>
+              <w:t>แก้ข้อมูล สิทธิ์ หรือปิดบัญชี</w:t>
             </w:r>
           </w:p>
         </w:tc>
@@ -16756,15 +17054,10 @@
         <w:t>เพิ่มผู้ใช้งาน</w:t>
       </w:r>
       <w:r>
-        <w:t xml:space="preserve"> กรอก </w:t>
-      </w:r>
-      <w:proofErr w:type="spellStart"/>
-      <w:r>
-        <w:t>Username</w:t>
-      </w:r>
-      <w:proofErr w:type="spellEnd"/>
-      <w:r>
-        <w:t xml:space="preserve"> ชื่อ อีเมล รหัสผ่าน</w:t>
+        <w:t xml:space="preserve"> </w:t>
+      </w:r>
+      <w:r>
+        <w:t>กรอก Username ชื่อ อีเมล รหัสผ่าน</w:t>
       </w:r>
     </w:p>
     <w:p>
@@ -16775,31 +17068,7 @@
         </w:numPr>
       </w:pPr>
       <w:r>
-        <w:t xml:space="preserve">เลือกบทบาท: </w:t>
-      </w:r>
-      <w:proofErr w:type="spellStart"/>
-      <w:r>
-        <w:t>Regional</w:t>
-      </w:r>
-      <w:proofErr w:type="spellEnd"/>
-      <w:r>
-        <w:t xml:space="preserve"> / </w:t>
-      </w:r>
-      <w:proofErr w:type="spellStart"/>
-      <w:r>
-        <w:t>Staff</w:t>
-      </w:r>
-      <w:proofErr w:type="spellEnd"/>
-      <w:r>
-        <w:t xml:space="preserve"> / </w:t>
-      </w:r>
-      <w:proofErr w:type="spellStart"/>
-      <w:r>
-        <w:t>Supervisor</w:t>
-      </w:r>
-      <w:proofErr w:type="spellEnd"/>
-      <w:r>
-        <w:t xml:space="preserve"> → ติ๊ก </w:t>
+        <w:t xml:space="preserve">เลือกบทบาท: Regional / Staff / Supervisor → ติ๊ก </w:t>
       </w:r>
       <w:r>
         <w:rPr>
@@ -16809,7 +17078,10 @@
         <w:t>ภูมิภาคที่รับผิดชอบ</w:t>
       </w:r>
       <w:r>
-        <w:t xml:space="preserve"> (อย่างน้อย 1) และตั้ง </w:t>
+        <w:t xml:space="preserve"> (</w:t>
+      </w:r>
+      <w:r>
+        <w:t xml:space="preserve">อย่างน้อย 1) และตั้ง </w:t>
       </w:r>
       <w:r>
         <w:rPr>
@@ -16819,7 +17091,10 @@
         <w:t>สิทธิ์รายเมนู</w:t>
       </w:r>
       <w:r>
-        <w:t xml:space="preserve"> (แก้ไข / ดูอย่างเดียว / ไม่เห็น)</w:t>
+        <w:t xml:space="preserve"> (</w:t>
+      </w:r>
+      <w:r>
+        <w:t>แก้ไข / ดูอย่างเดียว / ไม่เห็น)</w:t>
       </w:r>
     </w:p>
     <w:p>
@@ -16830,15 +17105,7 @@
         </w:numPr>
       </w:pPr>
       <w:r>
-        <w:t xml:space="preserve">บทบาท </w:t>
-      </w:r>
-      <w:proofErr w:type="spellStart"/>
-      <w:r>
-        <w:t>Subcontract</w:t>
-      </w:r>
-      <w:proofErr w:type="spellEnd"/>
-      <w:r>
-        <w:t xml:space="preserve"> → เลือกบริษัทผู้รับเหมาเดิม หรือพิมพ์ชื่อบริษัทใหม่ (ช่างหลายคนของบริษัทเดียวกันเลือกบริษัทเดิม จะเห็นงานชุดเดียวกัน)</w:t>
+        <w:t>บทบาท Subcontract → เลือกบริษัทผู้รับเหมาเดิม หรือพิมพ์ชื่อบริษัทใหม่ (ช่างหลายคนของบริษัทเดียวกันเลือกบริษัทเดิม จะเห็นงานชุดเดียวกัน)</w:t>
       </w:r>
     </w:p>
     <w:p>
@@ -16859,20 +17126,15 @@
         <w:t>เปิดใช้งานบัญชีนี้</w:t>
       </w:r>
       <w:r>
-        <w:t xml:space="preserve"> — ปิด = เข้าระบบไม่ได้และถูกเด้งออกทันที แต่ข้อมูลยังอยู่ (แนะนำให้ปิดแทนการลบเมื่อพนักงานลาออก)</w:t>
-      </w:r>
-    </w:p>
-    <w:p>
-      <w:r>
-        <w:t>ด้านบนตารางมีช่องค้นหาชื่อ/</w:t>
-      </w:r>
-      <w:proofErr w:type="spellStart"/>
-      <w:r>
-        <w:t>Username</w:t>
-      </w:r>
-      <w:proofErr w:type="spellEnd"/>
-      <w:r>
-        <w:t xml:space="preserve"> และตัวกรอง ภูมิภาคที่ดูแล · บทบาท · สถานะบัญชี</w:t>
+        <w:t xml:space="preserve"> — </w:t>
+      </w:r>
+      <w:r>
+        <w:t>ปิด = เข้าระบบไม่ได้และถูกเด้งออกทันที แต่ข้อมูลยังอยู่ (แนะนำให้ปิดแทนการลบเมื่อพนักงานลาออก)</w:t>
+      </w:r>
+    </w:p>
+    <w:p>
+      <w:r>
+        <w:t>ด้านบนตารางมีช่องค้นหาชื่อ/Username และตัวกรอง ภูมิภาคที่ดูแล · บทบาท · สถานะบัญชี</w:t>
       </w:r>
     </w:p>
     <w:p>
@@ -16887,7 +17149,7 @@
         </w:rPr>
         <w:lastRenderedPageBreak/>
         <w:drawing>
-          <wp:inline distT="0" distB="0" distL="0" distR="0" wp14:anchorId="24CACE81" wp14:editId="1360E1A4">
+          <wp:inline distT="0" distB="0" distL="0" distR="0" wp14:anchorId="6480E1D5" wp14:editId="3F649D6B">
             <wp:extent cx="3240000" cy="6720000"/>
             <wp:effectExtent l="0" t="0" r="0" b="0"/>
             <wp:docPr id="122" name="ภาพ 122"/>
@@ -16949,25 +17211,7 @@
           <w:sz w:val="26"/>
           <w:szCs w:val="26"/>
         </w:rPr>
-        <w:t xml:space="preserve">หน้าต่างเพิ่มผู้ใช้ (เลือกบทบาท </w:t>
-      </w:r>
-      <w:proofErr w:type="spellStart"/>
-      <w:r>
-        <w:rPr>
-          <w:color w:val="555555"/>
-          <w:sz w:val="26"/>
-          <w:szCs w:val="26"/>
-        </w:rPr>
-        <w:t>Regional</w:t>
-      </w:r>
-      <w:proofErr w:type="spellEnd"/>
-      <w:r>
-        <w:rPr>
-          <w:color w:val="555555"/>
-          <w:sz w:val="26"/>
-          <w:szCs w:val="26"/>
-        </w:rPr>
-        <w:t>): ติ๊กภูมิภาค และตั้งสิทธิ์รายเมนู</w:t>
+        <w:t>หน้าต่างเพิ่มผู้ใช้ (เลือกบทบาท Regional): ติ๊กภูมิภาค และตั้งสิทธิ์รายเมนู</w:t>
       </w:r>
     </w:p>
     <w:p>
@@ -16975,10 +17219,13 @@
         <w:pStyle w:val="Heading1"/>
         <w:pageBreakBefore/>
       </w:pPr>
-      <w:bookmarkStart w:id="24" w:name="_Toc242051089"/>
+      <w:bookmarkStart w:id="24" w:name="_Toc242111804"/>
       <w:r>
         <w:lastRenderedPageBreak/>
-        <w:t>5. ขั้นตอนการทำงานตามสถานการณ์</w:t>
+        <w:t xml:space="preserve">5. </w:t>
+      </w:r>
+      <w:r>
+        <w:t>ขั้นตอนการทำงานตามสถานการณ์</w:t>
       </w:r>
       <w:bookmarkEnd w:id="24"/>
     </w:p>
@@ -16986,9 +17233,12 @@
       <w:pPr>
         <w:pStyle w:val="Heading2"/>
       </w:pPr>
-      <w:bookmarkStart w:id="25" w:name="_Toc242051090"/>
-      <w:r>
-        <w:t>5.1 ล้างแอร์ตามแผน</w:t>
+      <w:bookmarkStart w:id="25" w:name="_Toc242111805"/>
+      <w:r>
+        <w:t xml:space="preserve">5.1 </w:t>
+      </w:r>
+      <w:r>
+        <w:t>ล้างแอร์ตามแผน</w:t>
       </w:r>
       <w:bookmarkEnd w:id="25"/>
     </w:p>
@@ -16999,7 +17249,6 @@
           <w:numId w:val="6"/>
         </w:numPr>
       </w:pPr>
-      <w:proofErr w:type="spellStart"/>
       <w:r>
         <w:rPr>
           <w:b/>
@@ -17007,17 +17256,11 @@
         </w:rPr>
         <w:t>Infrastructure</w:t>
       </w:r>
-      <w:proofErr w:type="spellEnd"/>
-      <w:r>
-        <w:t xml:space="preserve"> สร้างแผนของปี (หัวข้อ 4.4) และตั้งวันนัด + ผู้รับเหมา (ราย </w:t>
-      </w:r>
-      <w:proofErr w:type="spellStart"/>
-      <w:r>
-        <w:t>Node</w:t>
-      </w:r>
-      <w:proofErr w:type="spellEnd"/>
-      <w:r>
-        <w:t xml:space="preserve"> หรือรายรอบ)</w:t>
+      <w:r>
+        <w:t xml:space="preserve"> </w:t>
+      </w:r>
+      <w:r>
+        <w:t>สร้างแผนของปี (หัวข้อ 4.4) และตั้งวันนัด + ผู้รับเหมา (ราย Node หรือรายรอบ)</w:t>
       </w:r>
     </w:p>
     <w:p>
@@ -17049,7 +17292,10 @@
         <w:t>หรือ</w:t>
       </w:r>
       <w:r>
-        <w:t xml:space="preserve"> ถ่ายรูปฟอร์มที่เขียนมือแล้วกด "แนบเอกสาร + ปิดงาน"</w:t>
+        <w:t xml:space="preserve"> </w:t>
+      </w:r>
+      <w:r>
+        <w:t>ถ่ายรูปฟอร์มที่เขียนมือแล้วกด "แนบเอกสาร + ปิดงาน"</w:t>
       </w:r>
     </w:p>
     <w:p>
@@ -17071,48 +17317,19 @@
         </w:numPr>
       </w:pPr>
       <w:r>
-        <w:t xml:space="preserve">ใบล้างเข้าขั้นอนุมัติ: </w:t>
-      </w:r>
-      <w:proofErr w:type="spellStart"/>
-      <w:r>
-        <w:t>Staff</w:t>
-      </w:r>
-      <w:proofErr w:type="spellEnd"/>
-      <w:r>
-        <w:t xml:space="preserve"> (ขั้น 2) → </w:t>
-      </w:r>
-      <w:proofErr w:type="spellStart"/>
-      <w:r>
-        <w:t>Regional</w:t>
-      </w:r>
-      <w:proofErr w:type="spellEnd"/>
-      <w:r>
-        <w:t>/</w:t>
-      </w:r>
-      <w:proofErr w:type="spellStart"/>
-      <w:r>
-        <w:t>Supervisor</w:t>
-      </w:r>
-      <w:proofErr w:type="spellEnd"/>
-      <w:r>
-        <w:t xml:space="preserve"> (ขั้น 3) → </w:t>
-      </w:r>
-      <w:proofErr w:type="spellStart"/>
-      <w:r>
-        <w:t>Infrastructure</w:t>
-      </w:r>
-      <w:proofErr w:type="spellEnd"/>
-      <w:r>
-        <w:t xml:space="preserve"> (ขั้น 4)</w:t>
+        <w:t>ใบล้างเข้าขั้นอนุมัติ: Staff (ขั้น 2) → Regional/Supervisor (ขั้น 3) → Infrastructure (ขั้น 4)</w:t>
       </w:r>
     </w:p>
     <w:p>
       <w:pPr>
         <w:pStyle w:val="Heading2"/>
       </w:pPr>
-      <w:bookmarkStart w:id="26" w:name="_Toc242051091"/>
-      <w:r>
-        <w:t>5.2 แจ้งซ่อม → อนุมัติ → ซ่อม</w:t>
+      <w:bookmarkStart w:id="26" w:name="_Toc242111806"/>
+      <w:r>
+        <w:t xml:space="preserve">5.2 </w:t>
+      </w:r>
+      <w:r>
+        <w:t>แจ้งซ่อม → อนุมัติ → ซ่อม</w:t>
       </w:r>
       <w:bookmarkEnd w:id="26"/>
     </w:p>
@@ -17134,7 +17351,10 @@
         <w:t>แจ้งซ่อม</w:t>
       </w:r>
       <w:r>
-        <w:t xml:space="preserve"> (หน้างานซ่อมและติดตั้ง "แจ้งซ่อมแอร์ใหม่" หรือไอคอนในรายการเครื่อง) ใส่อาการเสีย → เครื่องเป็น "ชำรุด" ได้เลขเคส IC…</w:t>
+        <w:t xml:space="preserve"> (</w:t>
+      </w:r>
+      <w:r>
+        <w:t>หน้างานซ่อมและติดตั้ง "แจ้งซ่อมแอร์ใหม่" หรือไอคอนในรายการเครื่อง) ใส่อาการเสีย → เครื่องเป็น "ชำรุด" ได้เลขเคส IC…</w:t>
       </w:r>
     </w:p>
     <w:p>
@@ -17144,7 +17364,6 @@
           <w:numId w:val="7"/>
         </w:numPr>
       </w:pPr>
-      <w:proofErr w:type="spellStart"/>
       <w:r>
         <w:rPr>
           <w:b/>
@@ -17152,9 +17371,11 @@
         </w:rPr>
         <w:t>Infrastructure</w:t>
       </w:r>
-      <w:proofErr w:type="spellEnd"/>
-      <w:r>
-        <w:t xml:space="preserve"> ตรวจค่าใช้จ่ายแล้วกด </w:t>
+      <w:r>
+        <w:t xml:space="preserve"> </w:t>
+      </w:r>
+      <w:r>
+        <w:t xml:space="preserve">ตรวจค่าใช้จ่ายแล้วกด </w:t>
       </w:r>
       <w:r>
         <w:rPr>
@@ -17164,7 +17385,10 @@
         <w:t>อนุมัติซ่อมแล้ว</w:t>
       </w:r>
       <w:r>
-        <w:t xml:space="preserve"> ที่หน้างานซ่อมและติดตั้ง → "รอซ่อม"</w:t>
+        <w:t xml:space="preserve"> </w:t>
+      </w:r>
+      <w:r>
+        <w:t>ที่หน้างานซ่อมและติดตั้ง → "รอซ่อม"</w:t>
       </w:r>
     </w:p>
     <w:p>
@@ -17196,7 +17420,10 @@
         <w:t>ปิดงาน + ออกเอกสาร</w:t>
       </w:r>
       <w:r>
-        <w:t xml:space="preserve"> — เจ้าหน้าที่กรอกใบซ่อมเอง (ช่างพื้นที่ซ่อม: ใส่ชื่อช่างและบริษัทเองได้)</w:t>
+        <w:t xml:space="preserve"> — </w:t>
+      </w:r>
+      <w:r>
+        <w:t>เจ้าหน้าที่กรอกใบซ่อมเอง (ช่างพื้นที่ซ่อม: ใส่ชื่อช่างและบริษัทเองได้)</w:t>
       </w:r>
     </w:p>
     <w:p>
@@ -17217,7 +17444,10 @@
         <w:t>ส่งลิงก์</w:t>
       </w:r>
       <w:r>
-        <w:t xml:space="preserve"> — ช่างที่ไม่มีบัญชีกรอกใบซ่อมผ่านลิงก์ (หัวข้อ 5.6)</w:t>
+        <w:t xml:space="preserve"> — </w:t>
+      </w:r>
+      <w:r>
+        <w:t>ช่างที่ไม่มีบัญชีกรอกใบซ่อมผ่านลิงก์ (หัวข้อ 5.6)</w:t>
       </w:r>
     </w:p>
     <w:p>
@@ -17238,7 +17468,10 @@
         <w:t>มอบหมาย → ผู้รับเหมาซ่อม</w:t>
       </w:r>
       <w:r>
-        <w:t xml:space="preserve"> — เลือกบริษัท + วันนัด ผู้รับเหมากรอกในบัญชีตัวเอง</w:t>
+        <w:t xml:space="preserve"> — </w:t>
+      </w:r>
+      <w:r>
+        <w:t>เลือกบริษัท + วันนัด ผู้รับเหมากรอกในบัญชีตัวเอง</w:t>
       </w:r>
     </w:p>
     <w:p>
@@ -17259,15 +17492,10 @@
         <w:t>มอบหมาย → ซ่อมเอง</w:t>
       </w:r>
       <w:r>
-        <w:t xml:space="preserve"> (</w:t>
-      </w:r>
-      <w:proofErr w:type="spellStart"/>
-      <w:r>
-        <w:t>Infrastructure</w:t>
-      </w:r>
-      <w:proofErr w:type="spellEnd"/>
-      <w:r>
-        <w:t xml:space="preserve"> เท่านั้น) — ไปหน้าประวัติ กรอก "ซ่อมอะไรไป" แล้วกด บันทึกและปิดงาน ไม่ต้องมีใบซ่อม ประวัติขึ้น "ซ่อมเอง (ไม่มีเอกสาร)"</w:t>
+        <w:t xml:space="preserve"> (Infrastructure </w:t>
+      </w:r>
+      <w:r>
+        <w:t>เท่านั้น) — ไปหน้าประวัติ กรอก "ซ่อมอะไรไป" แล้วกด บันทึกและปิดงาน ไม่ต้องมีใบซ่อม ประวัติขึ้น "ซ่อมเอง (ไม่มีเอกสาร)"</w:t>
       </w:r>
     </w:p>
     <w:p>
@@ -17293,7 +17521,7 @@
         </w:rPr>
         <w:lastRenderedPageBreak/>
         <w:drawing>
-          <wp:inline distT="0" distB="0" distL="0" distR="0" wp14:anchorId="06BCFB97" wp14:editId="1B0C8D60">
+          <wp:inline distT="0" distB="0" distL="0" distR="0" wp14:anchorId="11F7E113" wp14:editId="6D824927">
             <wp:extent cx="3240000" cy="3845798"/>
             <wp:effectExtent l="0" t="0" r="0" b="0"/>
             <wp:docPr id="123" name="ภาพ 123"/>
@@ -17355,34 +17583,19 @@
           <w:sz w:val="26"/>
           <w:szCs w:val="26"/>
         </w:rPr>
-        <w:t xml:space="preserve">หน้าต่างแจ้งซ่อม: เลือกเครื่อง กรอกอาการเสีย แล้วกด แจ้งซ่อม — เครื่องจะเป็น "ชำรุด" รอ </w:t>
-      </w:r>
-      <w:proofErr w:type="spellStart"/>
-      <w:r>
-        <w:rPr>
-          <w:color w:val="555555"/>
-          <w:sz w:val="26"/>
-          <w:szCs w:val="26"/>
-        </w:rPr>
-        <w:t>Infrastructure</w:t>
-      </w:r>
-      <w:proofErr w:type="spellEnd"/>
-      <w:r>
-        <w:rPr>
-          <w:color w:val="555555"/>
-          <w:sz w:val="26"/>
-          <w:szCs w:val="26"/>
-        </w:rPr>
-        <w:t xml:space="preserve"> อนุมัติ</w:t>
+        <w:t>หน้าต่างแจ้งซ่อม: เลือกเครื่อง กรอกอาการเสีย แล้วกด แจ้งซ่อม — เครื่องจะเป็น "ชำรุด" รอ Infrastructure อนุมัติ</w:t>
       </w:r>
     </w:p>
     <w:p>
       <w:pPr>
         <w:pStyle w:val="Heading2"/>
       </w:pPr>
-      <w:bookmarkStart w:id="27" w:name="_Toc242051092"/>
-      <w:r>
-        <w:t>5.3 ซ่อมไม่ได้ → เปลี่ยนเครื่อง</w:t>
+      <w:bookmarkStart w:id="27" w:name="_Toc242111807"/>
+      <w:r>
+        <w:t xml:space="preserve">5.3 </w:t>
+      </w:r>
+      <w:r>
+        <w:t>ซ่อมไม่ได้ → เปลี่ยนเครื่อง</w:t>
       </w:r>
       <w:bookmarkEnd w:id="27"/>
     </w:p>
@@ -17404,7 +17617,10 @@
         <w:t>ซ่อมไม่ได้</w:t>
       </w:r>
       <w:r>
-        <w:t xml:space="preserve"> ใส่เหตุผล → สถานะ "รื้อถอน/ปลดระวาง" (เคสยังไม่ปิด ขั้นตอน "รอเครื่องใหม่มาแทน")</w:t>
+        <w:t xml:space="preserve"> </w:t>
+      </w:r>
+      <w:r>
+        <w:t>ใส่เหตุผล → สถานะ "รื้อถอน/ปลดระวาง" (เคสยังไม่ปิด ขั้นตอน "รอเครื่องใหม่มาแทน")</w:t>
       </w:r>
     </w:p>
     <w:p>
@@ -17425,23 +17641,10 @@
         <w:t>เปลี่ยนเครื่อง</w:t>
       </w:r>
       <w:r>
-        <w:t xml:space="preserve"> ใส่ข้อมูลเครื่องใหม่ (</w:t>
-      </w:r>
-      <w:proofErr w:type="spellStart"/>
-      <w:r>
-        <w:t>Serial</w:t>
-      </w:r>
-      <w:proofErr w:type="spellEnd"/>
-      <w:r>
         <w:t xml:space="preserve"> </w:t>
       </w:r>
-      <w:proofErr w:type="spellStart"/>
-      <w:r>
-        <w:t>Asset</w:t>
-      </w:r>
-      <w:proofErr w:type="spellEnd"/>
-      <w:r>
-        <w:t xml:space="preserve"> ยี่ห้อ BTU วันติดตั้ง) → เคสปิด เครื่องเก่าเข้าคลังแอร์</w:t>
+      <w:r>
+        <w:t>ใส่ข้อมูลเครื่องใหม่ (Serial Asset ยี่ห้อ BTU วันติดตั้ง) → เคสปิด เครื่องเก่าเข้าคลังแอร์</w:t>
       </w:r>
     </w:p>
     <w:p>
@@ -17470,9 +17673,12 @@
       <w:pPr>
         <w:pStyle w:val="Heading2"/>
       </w:pPr>
-      <w:bookmarkStart w:id="28" w:name="_Toc242051093"/>
-      <w:r>
-        <w:t>5.4 ย้ายเครื่องมาแทน</w:t>
+      <w:bookmarkStart w:id="28" w:name="_Toc242111808"/>
+      <w:r>
+        <w:t xml:space="preserve">5.4 </w:t>
+      </w:r>
+      <w:r>
+        <w:t>ย้ายเครื่องมาแทน</w:t>
       </w:r>
       <w:bookmarkEnd w:id="28"/>
     </w:p>
@@ -17488,16 +17694,22 @@
         <w:t>ย้ายเครื่อง</w:t>
       </w:r>
       <w:r>
-        <w:t xml:space="preserve"> ที่เครื่องต้นทาง เลือกตำแหน่งปลายทาง → เครื่องเดิมของปลายทางเข้าคลังแอร์ · ต้นทางว่าง "รอเครื่องใหม่" · ปลายทางมีงานติดตั้งรอเอกสาร (เครื่องที่ชำรุด/รอซ่อม/รอติดตั้ง ย้ายไม่ได้)</w:t>
+        <w:t xml:space="preserve"> </w:t>
+      </w:r>
+      <w:r>
+        <w:t>ที่เครื่องต้นทาง เลือกตำแหน่งปลายทาง → เครื่องเดิมของปลายทางเข้าคลังแอร์ · ต้นทางว่าง "รอเครื่องใหม่" · ปลายทางมีงานติดตั้งรอเอกสาร (เครื่องที่ชำรุด/รอซ่อม/รอติดตั้ง ย้ายไม่ได้)</w:t>
       </w:r>
     </w:p>
     <w:p>
       <w:pPr>
         <w:pStyle w:val="Heading2"/>
       </w:pPr>
-      <w:bookmarkStart w:id="29" w:name="_Toc242051094"/>
-      <w:r>
-        <w:t>5.5 ติดตั้งแอร์ใหม่ (เพิ่มตำแหน่งใหม่)</w:t>
+      <w:bookmarkStart w:id="29" w:name="_Toc242111809"/>
+      <w:r>
+        <w:t xml:space="preserve">5.5 </w:t>
+      </w:r>
+      <w:r>
+        <w:t>ติดตั้งแอร์ใหม่ (เพิ่มตำแหน่งใหม่)</w:t>
       </w:r>
       <w:bookmarkEnd w:id="29"/>
     </w:p>
@@ -17529,7 +17741,10 @@
         <w:t>ติดตั้งเครื่องใหม่</w:t>
       </w:r>
       <w:r>
-        <w:t xml:space="preserve"> กรอกข้อมูล → สถานะ "รอติดตั้ง"</w:t>
+        <w:t xml:space="preserve"> </w:t>
+      </w:r>
+      <w:r>
+        <w:t>กรอกข้อมูล → สถานะ "รอติดตั้ง"</w:t>
       </w:r>
     </w:p>
     <w:p>
@@ -17552,15 +17767,7 @@
       </w:pPr>
       <w:r>
         <w:lastRenderedPageBreak/>
-        <w:t xml:space="preserve">อนุมัติครบ 4 ขั้น → "ใช้งานปกติ" ขึ้นในรายการ </w:t>
-      </w:r>
-      <w:proofErr w:type="spellStart"/>
-      <w:r>
-        <w:t>แดช</w:t>
-      </w:r>
-      <w:proofErr w:type="spellEnd"/>
-      <w:r>
-        <w:t>บอร์ด แจ้งซ่อม ใบล้าง</w:t>
+        <w:t>อนุมัติครบ 4 ขั้น → "ใช้งานปกติ" ขึ้นในรายการ แดชบอร์ด แจ้งซ่อม ใบล้าง</w:t>
       </w:r>
     </w:p>
     <w:p>
@@ -17573,33 +17780,30 @@
       <w:r>
         <w:t xml:space="preserve">หน้าแผนล้างแอร์ กด </w:t>
       </w:r>
-      <w:proofErr w:type="spellStart"/>
       <w:r>
         <w:rPr>
           <w:b/>
           <w:bCs/>
         </w:rPr>
-        <w:t>อัป</w:t>
-      </w:r>
-      <w:proofErr w:type="spellEnd"/>
-      <w:r>
-        <w:rPr>
-          <w:b/>
-          <w:bCs/>
-        </w:rPr>
-        <w:t>เดตจากรายการเครื่อง</w:t>
-      </w:r>
-      <w:r>
-        <w:t xml:space="preserve"> เพื่อเอาเครื่องเข้าแผน</w:t>
+        <w:t>อัปเดตจากรายการเครื่อง</w:t>
+      </w:r>
+      <w:r>
+        <w:t xml:space="preserve"> </w:t>
+      </w:r>
+      <w:r>
+        <w:t>เพื่อเอาเครื่องเข้าแผน</w:t>
       </w:r>
     </w:p>
     <w:p>
       <w:pPr>
         <w:pStyle w:val="Heading2"/>
       </w:pPr>
-      <w:bookmarkStart w:id="30" w:name="_Toc242051095"/>
-      <w:r>
-        <w:t>5.6 ส่งลิงก์ให้ช่างที่ไม่มีบัญชี (ใบซ่อม / ใบติดตั้ง)</w:t>
+      <w:bookmarkStart w:id="30" w:name="_Toc242111810"/>
+      <w:r>
+        <w:t xml:space="preserve">5.6 </w:t>
+      </w:r>
+      <w:r>
+        <w:t>ส่งลิงก์ให้ช่างที่ไม่มีบัญชี (ใบซ่อม / ใบติดตั้ง)</w:t>
       </w:r>
       <w:bookmarkEnd w:id="30"/>
     </w:p>
@@ -17621,7 +17825,10 @@
         <w:t>ส่งลิงก์</w:t>
       </w:r>
       <w:r>
-        <w:t xml:space="preserve"> · ใส่ </w:t>
+        <w:t xml:space="preserve"> · </w:t>
+      </w:r>
+      <w:r>
+        <w:t xml:space="preserve">ใส่ </w:t>
       </w:r>
       <w:r>
         <w:rPr>
@@ -17631,7 +17838,10 @@
         <w:t>วันนัดช่างเข้าทำงาน</w:t>
       </w:r>
       <w:r>
-        <w:t xml:space="preserve"> (ไม่ใส่ก็ได้) · เลือกอายุลิงก์ 3 / 7 / 14 วัน (มีวันนัด = นับจากวันนัด)</w:t>
+        <w:t xml:space="preserve"> (</w:t>
+      </w:r>
+      <w:r>
+        <w:t>ไม่ใส่ก็ได้) · เลือกอายุลิงก์ 3 / 7 / 14 วัน (มีวันนัด = นับจากวันนัด)</w:t>
       </w:r>
     </w:p>
     <w:p>
@@ -17662,7 +17872,10 @@
         <w:t>คัดลอก</w:t>
       </w:r>
       <w:r>
-        <w:t xml:space="preserve"> แล้วส่งให้ช่างทาง LINE (ลิงก์แสดงครั้งเดียว ปิดหน้าต่างแล้วดูซ้ำไม่ได้ ต้องสร้างใหม่)</w:t>
+        <w:t xml:space="preserve"> </w:t>
+      </w:r>
+      <w:r>
+        <w:t>แล้วส่งให้ช่างทาง LINE (ลิงก์แสดงครั้งเดียว ปิดหน้าต่างแล้วดูซ้ำไม่ได้ ต้องสร้างใหม่)</w:t>
       </w:r>
     </w:p>
     <w:p>
@@ -17704,15 +17917,7 @@
         <w:ind w:left="120" w:right="120"/>
       </w:pPr>
       <w:r>
-        <w:t>ลิงก์เปิดได้เฉพาะเครื่องที่ต่อเน็ตวงเดียวกับออฟฟิศ — ช่างที่หน้างานจะเปิดจากข้างนอกได้เมื่อระบบขึ้นคลาว</w:t>
-      </w:r>
-      <w:proofErr w:type="spellStart"/>
-      <w:r>
-        <w:t>ด์</w:t>
-      </w:r>
-      <w:proofErr w:type="spellEnd"/>
-      <w:r>
-        <w:t xml:space="preserve"> (HTTPS) แล้ว</w:t>
+        <w:t>ลิงก์เปิดได้เฉพาะเครื่องที่ต่อเน็ตวงเดียวกับออฟฟิศ — ช่างที่หน้างานจะเปิดจากข้างนอกได้เมื่อระบบขึ้นคลาวด์ (HTTPS) แล้ว</w:t>
       </w:r>
     </w:p>
     <w:p>
@@ -17731,7 +17936,7 @@
           <w:noProof/>
         </w:rPr>
         <w:drawing>
-          <wp:inline distT="0" distB="0" distL="0" distR="0" wp14:anchorId="4B985438" wp14:editId="2DE3D8F6">
+          <wp:inline distT="0" distB="0" distL="0" distR="0" wp14:anchorId="3A3D404C" wp14:editId="5AD88970">
             <wp:extent cx="3240000" cy="3301261"/>
             <wp:effectExtent l="0" t="0" r="0" b="0"/>
             <wp:docPr id="124" name="ภาพ 124"/>
@@ -17808,7 +18013,7 @@
         </w:rPr>
         <w:lastRenderedPageBreak/>
         <w:drawing>
-          <wp:inline distT="0" distB="0" distL="0" distR="0" wp14:anchorId="19072F6F" wp14:editId="43B3758A">
+          <wp:inline distT="0" distB="0" distL="0" distR="0" wp14:anchorId="401D61C2" wp14:editId="423C21AC">
             <wp:extent cx="3240000" cy="2804370"/>
             <wp:effectExtent l="0" t="0" r="0" b="0"/>
             <wp:docPr id="125" name="ภาพ 125"/>
@@ -17877,9 +18082,12 @@
       <w:pPr>
         <w:pStyle w:val="Heading2"/>
       </w:pPr>
-      <w:bookmarkStart w:id="31" w:name="_Toc242051096"/>
-      <w:r>
-        <w:t>5.7 อนุมัติเอกสาร</w:t>
+      <w:bookmarkStart w:id="31" w:name="_Toc242111811"/>
+      <w:r>
+        <w:t xml:space="preserve">5.7 </w:t>
+      </w:r>
+      <w:r>
+        <w:t>อนุมัติเอกสาร</w:t>
       </w:r>
       <w:bookmarkEnd w:id="31"/>
     </w:p>
@@ -17901,7 +18109,10 @@
         <w:t>เอกสารรออนุมัติ</w:t>
       </w:r>
       <w:r>
-        <w:t xml:space="preserve"> → เลือกแท็บที่มีตัวเลข</w:t>
+        <w:t xml:space="preserve"> → </w:t>
+      </w:r>
+      <w:r>
+        <w:t>เลือกแท็บที่มีตัวเลข</w:t>
       </w:r>
     </w:p>
     <w:p>
@@ -17922,7 +18133,10 @@
         <w:t>เปิดเอกสาร</w:t>
       </w:r>
       <w:r>
-        <w:t xml:space="preserve"> ตรวจข้อมูลและรูปให้ครบ</w:t>
+        <w:t xml:space="preserve"> </w:t>
+      </w:r>
+      <w:r>
+        <w:t>ตรวจข้อมูลและรูปให้ครบ</w:t>
       </w:r>
     </w:p>
     <w:p>
@@ -17943,24 +18157,22 @@
         <w:t>อนุมัติขั้น N</w:t>
       </w:r>
       <w:r>
-        <w:t xml:space="preserve"> → ยืนยัน · ใบไปรอคนขั้นถัดไป (ขั้น 4 ครบ = PDF ตัวจริงเก็บบน</w:t>
-      </w:r>
-      <w:proofErr w:type="spellStart"/>
-      <w:r>
-        <w:t>เซิร์ฟเวอร์</w:t>
-      </w:r>
-      <w:proofErr w:type="spellEnd"/>
-      <w:r>
-        <w:t>)</w:t>
+        <w:t xml:space="preserve"> → </w:t>
+      </w:r>
+      <w:r>
+        <w:t>ยืนยัน · ใบไปรอคนขั้นถัดไป (ขั้น 4 ครบ = PDF ตัวจริงเก็บบนเซิร์ฟเวอร์)</w:t>
       </w:r>
     </w:p>
     <w:p>
       <w:pPr>
         <w:pStyle w:val="Heading2"/>
       </w:pPr>
-      <w:bookmarkStart w:id="32" w:name="_Toc242051097"/>
-      <w:r>
-        <w:t>5.8 ขึ้นปีใหม่</w:t>
+      <w:bookmarkStart w:id="32" w:name="_Toc242111812"/>
+      <w:r>
+        <w:t xml:space="preserve">5.8 </w:t>
+      </w:r>
+      <w:r>
+        <w:t>ขึ้นปีใหม่</w:t>
       </w:r>
       <w:bookmarkEnd w:id="32"/>
     </w:p>
@@ -17971,13 +18183,11 @@
           <w:numId w:val="12"/>
         </w:numPr>
       </w:pPr>
-      <w:proofErr w:type="spellStart"/>
-      <w:r>
-        <w:t>Infrastructure</w:t>
-      </w:r>
-      <w:proofErr w:type="spellEnd"/>
-      <w:r>
-        <w:t xml:space="preserve"> สร้างแผนปีใหม่ (ทำล่วงหน้าตอนปลายปีได้) และตั้งงบประมาณปีใหม่</w:t>
+      <w:r>
+        <w:t xml:space="preserve">Infrastructure </w:t>
+      </w:r>
+      <w:r>
+        <w:t>สร้างแผนปีใหม่ (ทำล่วงหน้าตอนปลายปีได้) และตั้งงบประมาณปีใหม่</w:t>
       </w:r>
     </w:p>
     <w:p>
@@ -17988,7 +18198,10 @@
         </w:numPr>
       </w:pPr>
       <w:r>
-        <w:t>1 ม.ค. ระบบเปิดเป็นปีใหม่ให้เอง — ข้อมูลปีก่อนดูได้จากตัวเลือกปี</w:t>
+        <w:t xml:space="preserve">1 </w:t>
+      </w:r>
+      <w:r>
+        <w:t>ม.ค. ระบบเปิดเป็นปีใหม่ให้เอง — ข้อมูลปีก่อนดูได้จากตัวเลือกปี</w:t>
       </w:r>
     </w:p>
     <w:p>
@@ -18007,18 +18220,13 @@
         <w:pStyle w:val="Heading1"/>
         <w:pageBreakBefore/>
       </w:pPr>
-      <w:bookmarkStart w:id="33" w:name="_Toc242051098"/>
+      <w:bookmarkStart w:id="33" w:name="_Toc242111813"/>
       <w:r>
         <w:lastRenderedPageBreak/>
-        <w:t>6. สำหรับผู้รับเหมา (</w:t>
-      </w:r>
-      <w:proofErr w:type="spellStart"/>
-      <w:r>
-        <w:t>Subcontract</w:t>
-      </w:r>
-      <w:proofErr w:type="spellEnd"/>
-      <w:r>
-        <w:t>)</w:t>
+        <w:t xml:space="preserve">6. </w:t>
+      </w:r>
+      <w:r>
+        <w:t>สำหรับผู้รับเหมา (Subcontract)</w:t>
       </w:r>
       <w:bookmarkEnd w:id="33"/>
     </w:p>
@@ -18034,16 +18242,22 @@
         <w:t>ตารางงาน · แผนล้างแอร์ · แบบฟอร์มเอกสาร</w:t>
       </w:r>
       <w:r>
-        <w:t xml:space="preserve"> และเห็นเฉพาะงานที่มอบหมายให้บริษัทตัวเอง (ราคาและชื่อของบริษัทอื่นถูกซ่อน)</w:t>
+        <w:t xml:space="preserve"> </w:t>
+      </w:r>
+      <w:r>
+        <w:t>และเห็นเฉพาะงานที่มอบหมายให้บริษัทตัวเอง (ราคาและชื่อของบริษัทอื่นถูกซ่อน)</w:t>
       </w:r>
     </w:p>
     <w:p>
       <w:pPr>
         <w:pStyle w:val="Heading2"/>
       </w:pPr>
-      <w:bookmarkStart w:id="34" w:name="_Toc242051099"/>
-      <w:r>
-        <w:t>6.1 ตารางงาน</w:t>
+      <w:bookmarkStart w:id="34" w:name="_Toc242111814"/>
+      <w:r>
+        <w:t xml:space="preserve">6.1 </w:t>
+      </w:r>
+      <w:r>
+        <w:t>ตารางงาน</w:t>
       </w:r>
       <w:bookmarkEnd w:id="34"/>
     </w:p>
@@ -18058,7 +18272,7 @@
           <w:noProof/>
         </w:rPr>
         <w:drawing>
-          <wp:inline distT="0" distB="0" distL="0" distR="0" wp14:anchorId="56B0FC28" wp14:editId="5EC6803E">
+          <wp:inline distT="0" distB="0" distL="0" distR="0" wp14:anchorId="17E4A74B" wp14:editId="39F299A0">
             <wp:extent cx="6120000" cy="3825000"/>
             <wp:effectExtent l="0" t="0" r="0" b="0"/>
             <wp:docPr id="126" name="ภาพ 126"/>
@@ -18147,6 +18361,12 @@
         <w:gridCol w:w="9118"/>
       </w:tblGrid>
       <w:tr>
+        <w:tblPrEx>
+          <w:tblCellMar>
+            <w:top w:w="0" w:type="dxa"/>
+            <w:bottom w:w="0" w:type="dxa"/>
+          </w:tblCellMar>
+        </w:tblPrEx>
         <w:trPr>
           <w:cantSplit/>
         </w:trPr>
@@ -18192,12 +18412,21 @@
               <w:t>เมนูของผู้รับเหมา</w:t>
             </w:r>
             <w:r>
-              <w:t xml:space="preserve"> — ตารางงาน · แผนล้างแอร์ · แบบฟอร์มเอกสาร</w:t>
+              <w:t xml:space="preserve"> — </w:t>
+            </w:r>
+            <w:r>
+              <w:t>ตารางงาน · แผนล้างแอร์ · แบบฟอร์มเอกสาร</w:t>
             </w:r>
           </w:p>
         </w:tc>
       </w:tr>
       <w:tr>
+        <w:tblPrEx>
+          <w:tblCellMar>
+            <w:top w:w="0" w:type="dxa"/>
+            <w:bottom w:w="0" w:type="dxa"/>
+          </w:tblCellMar>
+        </w:tblPrEx>
         <w:trPr>
           <w:cantSplit/>
         </w:trPr>
@@ -18243,12 +18472,21 @@
               <w:t>ปุ่มกรอกใบล้าง</w:t>
             </w:r>
             <w:r>
-              <w:t xml:space="preserve"> — กดที่เครื่องในงานเพื่อเปิดฟอร์มพร้อมข้อมูล</w:t>
+              <w:t xml:space="preserve"> — </w:t>
+            </w:r>
+            <w:r>
+              <w:t>กดที่เครื่องในงานเพื่อเปิดฟอร์มพร้อมข้อมูล</w:t>
             </w:r>
           </w:p>
         </w:tc>
       </w:tr>
       <w:tr>
+        <w:tblPrEx>
+          <w:tblCellMar>
+            <w:top w:w="0" w:type="dxa"/>
+            <w:bottom w:w="0" w:type="dxa"/>
+          </w:tblCellMar>
+        </w:tblPrEx>
         <w:trPr>
           <w:cantSplit/>
         </w:trPr>
@@ -18294,12 +18532,21 @@
               <w:t>ปฏิทิน</w:t>
             </w:r>
             <w:r>
-              <w:t xml:space="preserve"> — กดลูกศรเปลี่ยนเดือน กดวันเพื่อดูงาน</w:t>
+              <w:t xml:space="preserve"> — </w:t>
+            </w:r>
+            <w:r>
+              <w:t>กดลูกศรเปลี่ยนเดือน กดวันเพื่อดูงาน</w:t>
             </w:r>
           </w:p>
         </w:tc>
       </w:tr>
       <w:tr>
+        <w:tblPrEx>
+          <w:tblCellMar>
+            <w:top w:w="0" w:type="dxa"/>
+            <w:bottom w:w="0" w:type="dxa"/>
+          </w:tblCellMar>
+        </w:tblPrEx>
         <w:trPr>
           <w:cantSplit/>
         </w:trPr>
@@ -18343,7 +18590,10 @@
               <w:t>งานซ่อมและติดตั้ง</w:t>
             </w:r>
             <w:r>
-              <w:t xml:space="preserve"> — งานที่เจ้าหน้าที่มอบหมายให้</w:t>
+              <w:t xml:space="preserve"> — </w:t>
+            </w:r>
+            <w:r>
+              <w:t>งานที่เจ้าหน้าที่มอบหมายให้</w:t>
             </w:r>
           </w:p>
         </w:tc>
@@ -18365,15 +18615,10 @@
         <w:t>รายการงานล้าง:</w:t>
       </w:r>
       <w:r>
-        <w:t xml:space="preserve"> รวมรายนัดต่อ </w:t>
-      </w:r>
-      <w:proofErr w:type="spellStart"/>
-      <w:r>
-        <w:t>Node</w:t>
-      </w:r>
-      <w:proofErr w:type="spellEnd"/>
-      <w:r>
-        <w:t xml:space="preserve"> แบ่งตามเดือน (เดือนนี้และเดือนที่เลยกำหนดเปิดไว้) เดือนละ 10 งาน ค้นหาได้ · งานที่ล้างครบแล้วพับไว้ท้าย</w:t>
+        <w:t xml:space="preserve"> </w:t>
+      </w:r>
+      <w:r>
+        <w:t>รวมรายนัดต่อ Node แบ่งตามเดือน (เดือนนี้และเดือนที่เลยกำหนดเปิดไว้) เดือนละ 10 งาน ค้นหาได้ · งานที่ล้างครบแล้วพับไว้ท้าย</w:t>
       </w:r>
     </w:p>
     <w:p>
@@ -18391,7 +18636,10 @@
         <w:t>กล่องงานซ่อมและติดตั้ง:</w:t>
       </w:r>
       <w:r>
-        <w:t xml:space="preserve"> งานที่เจ้าหน้าที่มอบหมาย พร้อมวันนัด แบ่งเดือนและงานที่เสร็จแล้ว</w:t>
+        <w:t xml:space="preserve"> </w:t>
+      </w:r>
+      <w:r>
+        <w:t>งานที่เจ้าหน้าที่มอบหมาย พร้อมวันนัด แบ่งเดือนและงานที่เสร็จแล้ว</w:t>
       </w:r>
     </w:p>
     <w:p>
@@ -18409,17 +18657,23 @@
         <w:t>ปฏิทิน:</w:t>
       </w:r>
       <w:r>
-        <w:t xml:space="preserve"> จุดสีแยกประเภทงาน กดวันเพื่อดูงานของวันนั้น</w:t>
+        <w:t xml:space="preserve"> </w:t>
+      </w:r>
+      <w:r>
+        <w:t>จุดสีแยกประเภทงาน กดวันเพื่อดูงานของวันนั้น</w:t>
       </w:r>
     </w:p>
     <w:p>
       <w:pPr>
         <w:pStyle w:val="Heading2"/>
       </w:pPr>
-      <w:bookmarkStart w:id="35" w:name="_Toc242051100"/>
+      <w:bookmarkStart w:id="35" w:name="_Toc242111815"/>
       <w:r>
         <w:lastRenderedPageBreak/>
-        <w:t>6.2 กรอกเอกสาร</w:t>
+        <w:t xml:space="preserve">6.2 </w:t>
+      </w:r>
+      <w:r>
+        <w:t>กรอกเอกสาร</w:t>
       </w:r>
       <w:bookmarkEnd w:id="35"/>
     </w:p>
@@ -18497,10 +18751,13 @@
         <w:pStyle w:val="Heading1"/>
         <w:pageBreakBefore/>
       </w:pPr>
-      <w:bookmarkStart w:id="36" w:name="_Toc242051101"/>
+      <w:bookmarkStart w:id="36" w:name="_Toc242111816"/>
       <w:r>
         <w:lastRenderedPageBreak/>
-        <w:t>7. สำหรับช่างที่ได้รับลิงก์</w:t>
+        <w:t xml:space="preserve">7. </w:t>
+      </w:r>
+      <w:r>
+        <w:t>สำหรับช่างที่ได้รับลิงก์</w:t>
       </w:r>
       <w:bookmarkEnd w:id="36"/>
     </w:p>
@@ -18522,7 +18779,10 @@
         <w:t>วันนัดเข้าทำงาน</w:t>
       </w:r>
       <w:r>
-        <w:t xml:space="preserve"> (ถ้ามี)</w:t>
+        <w:t xml:space="preserve"> (</w:t>
+      </w:r>
+      <w:r>
+        <w:t>ถ้ามี)</w:t>
       </w:r>
     </w:p>
     <w:p>
@@ -18554,7 +18814,10 @@
         <w:t>ครั้งเดียว</w:t>
       </w:r>
       <w:r>
-        <w:t xml:space="preserve"> ส่งแล้วงานปิดทันที</w:t>
+        <w:t xml:space="preserve"> </w:t>
+      </w:r>
+      <w:r>
+        <w:t>ส่งแล้วงานปิดทันที</w:t>
       </w:r>
     </w:p>
     <w:p>
@@ -18591,6 +18854,12 @@
         <w:gridCol w:w="6438"/>
       </w:tblGrid>
       <w:tr>
+        <w:tblPrEx>
+          <w:tblCellMar>
+            <w:top w:w="0" w:type="dxa"/>
+            <w:bottom w:w="0" w:type="dxa"/>
+          </w:tblCellMar>
+        </w:tblPrEx>
         <w:trPr>
           <w:cantSplit/>
           <w:tblHeader/>
@@ -18643,6 +18912,12 @@
         </w:tc>
       </w:tr>
       <w:tr>
+        <w:tblPrEx>
+          <w:tblCellMar>
+            <w:top w:w="0" w:type="dxa"/>
+            <w:bottom w:w="0" w:type="dxa"/>
+          </w:tblCellMar>
+        </w:tblPrEx>
         <w:trPr>
           <w:cantSplit/>
         </w:trPr>
@@ -18682,6 +18957,12 @@
         </w:tc>
       </w:tr>
       <w:tr>
+        <w:tblPrEx>
+          <w:tblCellMar>
+            <w:top w:w="0" w:type="dxa"/>
+            <w:bottom w:w="0" w:type="dxa"/>
+          </w:tblCellMar>
+        </w:tblPrEx>
         <w:trPr>
           <w:cantSplit/>
         </w:trPr>
@@ -18723,6 +19004,12 @@
         </w:tc>
       </w:tr>
       <w:tr>
+        <w:tblPrEx>
+          <w:tblCellMar>
+            <w:top w:w="0" w:type="dxa"/>
+            <w:bottom w:w="0" w:type="dxa"/>
+          </w:tblCellMar>
+        </w:tblPrEx>
         <w:trPr>
           <w:cantSplit/>
         </w:trPr>
@@ -18778,7 +19065,7 @@
           <w:noProof/>
         </w:rPr>
         <w:drawing>
-          <wp:inline distT="0" distB="0" distL="0" distR="0" wp14:anchorId="0032B214" wp14:editId="33E65DCB">
+          <wp:inline distT="0" distB="0" distL="0" distR="0" wp14:anchorId="2AFC5D80" wp14:editId="2E9BD131">
             <wp:extent cx="2511628" cy="5400000"/>
             <wp:effectExtent l="0" t="0" r="0" b="0"/>
             <wp:docPr id="127" name="ภาพ 127"/>
@@ -18848,10 +19135,13 @@
         <w:pStyle w:val="Heading1"/>
         <w:pageBreakBefore/>
       </w:pPr>
-      <w:bookmarkStart w:id="37" w:name="_Toc242051102"/>
+      <w:bookmarkStart w:id="37" w:name="_Toc242111817"/>
       <w:r>
         <w:lastRenderedPageBreak/>
-        <w:t>8. คำถามที่พบบ่อยและการแก้ปัญหา</w:t>
+        <w:t xml:space="preserve">8. </w:t>
+      </w:r>
+      <w:r>
+        <w:t>คำถามที่พบบ่อยและการแก้ปัญหา</w:t>
       </w:r>
       <w:bookmarkEnd w:id="37"/>
     </w:p>
@@ -18878,6 +19168,12 @@
         <w:gridCol w:w="6038"/>
       </w:tblGrid>
       <w:tr>
+        <w:tblPrEx>
+          <w:tblCellMar>
+            <w:top w:w="0" w:type="dxa"/>
+            <w:bottom w:w="0" w:type="dxa"/>
+          </w:tblCellMar>
+        </w:tblPrEx>
         <w:trPr>
           <w:cantSplit/>
           <w:tblHeader/>
@@ -18930,6 +19226,12 @@
         </w:tc>
       </w:tr>
       <w:tr>
+        <w:tblPrEx>
+          <w:tblCellMar>
+            <w:top w:w="0" w:type="dxa"/>
+            <w:bottom w:w="0" w:type="dxa"/>
+          </w:tblCellMar>
+        </w:tblPrEx>
         <w:trPr>
           <w:cantSplit/>
         </w:trPr>
@@ -18963,12 +19265,18 @@
               <w:spacing w:before="40" w:after="40"/>
             </w:pPr>
             <w:r>
-              <w:t>ไม่ได้ใช้งานเกิน 6 ชั่วโมง หรือผู้ดูแลเปลี่ยนรหัส/ปิดบัญชี — เข้าสู่ระบบใหม่</w:t>
+              <w:t>เว้นไม่ได้ใช้ราว 3–6 ชั่วโมง หรือผู้ดูแลเปลี่ยนรหัส/ปิดบัญชี — เข้าสู่ระบบใหม่</w:t>
             </w:r>
           </w:p>
         </w:tc>
       </w:tr>
       <w:tr>
+        <w:tblPrEx>
+          <w:tblCellMar>
+            <w:top w:w="0" w:type="dxa"/>
+            <w:bottom w:w="0" w:type="dxa"/>
+          </w:tblCellMar>
+        </w:tblPrEx>
         <w:trPr>
           <w:cantSplit/>
         </w:trPr>
@@ -19004,20 +19312,18 @@
               <w:spacing w:before="40" w:after="40"/>
             </w:pPr>
             <w:r>
-              <w:t xml:space="preserve">บัญชีไม่มีสิทธิ์เมนูนั้น — ขอ </w:t>
-            </w:r>
-            <w:proofErr w:type="spellStart"/>
-            <w:r>
-              <w:t>Infrastructure</w:t>
-            </w:r>
-            <w:proofErr w:type="spellEnd"/>
-            <w:r>
-              <w:t xml:space="preserve"> ปรับสิทธิ์รายเมนู</w:t>
+              <w:t>บัญชีไม่มีสิทธิ์เมนูนั้น — ขอ Infrastructure ปรับสิทธิ์รายเมนู</w:t>
             </w:r>
           </w:p>
         </w:tc>
       </w:tr>
       <w:tr>
+        <w:tblPrEx>
+          <w:tblCellMar>
+            <w:top w:w="0" w:type="dxa"/>
+            <w:bottom w:w="0" w:type="dxa"/>
+          </w:tblCellMar>
+        </w:tblPrEx>
         <w:trPr>
           <w:cantSplit/>
         </w:trPr>
@@ -19057,6 +19363,12 @@
         </w:tc>
       </w:tr>
       <w:tr>
+        <w:tblPrEx>
+          <w:tblCellMar>
+            <w:top w:w="0" w:type="dxa"/>
+            <w:bottom w:w="0" w:type="dxa"/>
+          </w:tblCellMar>
+        </w:tblPrEx>
         <w:trPr>
           <w:cantSplit/>
         </w:trPr>
@@ -19098,6 +19410,12 @@
         </w:tc>
       </w:tr>
       <w:tr>
+        <w:tblPrEx>
+          <w:tblCellMar>
+            <w:top w:w="0" w:type="dxa"/>
+            <w:bottom w:w="0" w:type="dxa"/>
+          </w:tblCellMar>
+        </w:tblPrEx>
         <w:trPr>
           <w:cantSplit/>
         </w:trPr>
@@ -19137,6 +19455,12 @@
         </w:tc>
       </w:tr>
       <w:tr>
+        <w:tblPrEx>
+          <w:tblCellMar>
+            <w:top w:w="0" w:type="dxa"/>
+            <w:bottom w:w="0" w:type="dxa"/>
+          </w:tblCellMar>
+        </w:tblPrEx>
         <w:trPr>
           <w:cantSplit/>
         </w:trPr>
@@ -19178,6 +19502,12 @@
         </w:tc>
       </w:tr>
       <w:tr>
+        <w:tblPrEx>
+          <w:tblCellMar>
+            <w:top w:w="0" w:type="dxa"/>
+            <w:bottom w:w="0" w:type="dxa"/>
+          </w:tblCellMar>
+        </w:tblPrEx>
         <w:trPr>
           <w:cantSplit/>
         </w:trPr>
@@ -19211,44 +19541,18 @@
               <w:spacing w:before="40" w:after="40"/>
             </w:pPr>
             <w:r>
-              <w:t xml:space="preserve">ภูมิภาคนั้นอาจยังไม่มี </w:t>
-            </w:r>
-            <w:proofErr w:type="spellStart"/>
-            <w:r>
-              <w:t>Staff</w:t>
-            </w:r>
-            <w:proofErr w:type="spellEnd"/>
-            <w:r>
-              <w:t xml:space="preserve"> / </w:t>
-            </w:r>
-            <w:proofErr w:type="spellStart"/>
-            <w:r>
-              <w:t>Regional</w:t>
-            </w:r>
-            <w:proofErr w:type="spellEnd"/>
-            <w:r>
-              <w:t xml:space="preserve"> / </w:t>
-            </w:r>
-            <w:proofErr w:type="spellStart"/>
-            <w:r>
-              <w:t>Supervisor</w:t>
-            </w:r>
-            <w:proofErr w:type="spellEnd"/>
-            <w:r>
-              <w:t xml:space="preserve"> — แจ้ง </w:t>
-            </w:r>
-            <w:proofErr w:type="spellStart"/>
-            <w:r>
-              <w:t>Infrastructure</w:t>
-            </w:r>
-            <w:proofErr w:type="spellEnd"/>
-            <w:r>
-              <w:t xml:space="preserve"> สร้างบัญชี</w:t>
+              <w:t>ภูมิภาคนั้นอาจยังไม่มี Staff / Regional / Supervisor — แจ้ง Infrastructure สร้างบัญชี</w:t>
             </w:r>
           </w:p>
         </w:tc>
       </w:tr>
       <w:tr>
+        <w:tblPrEx>
+          <w:tblCellMar>
+            <w:top w:w="0" w:type="dxa"/>
+            <w:bottom w:w="0" w:type="dxa"/>
+          </w:tblCellMar>
+        </w:tblPrEx>
         <w:trPr>
           <w:cantSplit/>
         </w:trPr>
@@ -19290,6 +19594,12 @@
         </w:tc>
       </w:tr>
       <w:tr>
+        <w:tblPrEx>
+          <w:tblCellMar>
+            <w:top w:w="0" w:type="dxa"/>
+            <w:bottom w:w="0" w:type="dxa"/>
+          </w:tblCellMar>
+        </w:tblPrEx>
         <w:trPr>
           <w:cantSplit/>
         </w:trPr>
@@ -19323,20 +19633,18 @@
               <w:spacing w:before="40" w:after="40"/>
             </w:pPr>
             <w:r>
-              <w:t>กด "</w:t>
-            </w:r>
-            <w:proofErr w:type="spellStart"/>
-            <w:r>
-              <w:t>อัป</w:t>
-            </w:r>
-            <w:proofErr w:type="spellEnd"/>
-            <w:r>
-              <w:t>เดตจากรายการเครื่อง" ที่หน้าแผน (หลังอนุมัติใบติดตั้งครบ)</w:t>
+              <w:t>กด "อัปเดตจากรายการเครื่อง" ที่หน้าแผน (หลังอนุมัติใบติดตั้งครบ)</w:t>
             </w:r>
           </w:p>
         </w:tc>
       </w:tr>
       <w:tr>
+        <w:tblPrEx>
+          <w:tblCellMar>
+            <w:top w:w="0" w:type="dxa"/>
+            <w:bottom w:w="0" w:type="dxa"/>
+          </w:tblCellMar>
+        </w:tblPrEx>
         <w:trPr>
           <w:cantSplit/>
         </w:trPr>
@@ -19372,17 +19680,18 @@
               <w:spacing w:before="40" w:after="40"/>
             </w:pPr>
             <w:r>
-              <w:t>ตอนนี้ลิงก์ใช้ได้ในวงเน็ตออฟฟิศ — รอระบบขึ้นคลาว</w:t>
-            </w:r>
-            <w:proofErr w:type="spellStart"/>
-            <w:r>
-              <w:t>ด์</w:t>
-            </w:r>
-            <w:proofErr w:type="spellEnd"/>
+              <w:t>ตอนนี้ลิงก์ใช้ได้ในวงเน็ตออฟฟิศ — รอระบบขึ้นคลาวด์</w:t>
+            </w:r>
           </w:p>
         </w:tc>
       </w:tr>
       <w:tr>
+        <w:tblPrEx>
+          <w:tblCellMar>
+            <w:top w:w="0" w:type="dxa"/>
+            <w:bottom w:w="0" w:type="dxa"/>
+          </w:tblCellMar>
+        </w:tblPrEx>
         <w:trPr>
           <w:cantSplit/>
         </w:trPr>
@@ -19399,7 +19708,10 @@
               <w:spacing w:before="40" w:after="40"/>
             </w:pPr>
             <w:r>
-              <w:t>PDF ขึ้นลายน้ำ "รออนุมัติ"</w:t>
+              <w:t xml:space="preserve">PDF </w:t>
+            </w:r>
+            <w:r>
+              <w:t>ขึ้นลายน้ำ "รออนุมัติ"</w:t>
             </w:r>
           </w:p>
         </w:tc>
@@ -19422,6 +19734,12 @@
         </w:tc>
       </w:tr>
       <w:tr>
+        <w:tblPrEx>
+          <w:tblCellMar>
+            <w:top w:w="0" w:type="dxa"/>
+            <w:bottom w:w="0" w:type="dxa"/>
+          </w:tblCellMar>
+        </w:tblPrEx>
         <w:trPr>
           <w:cantSplit/>
         </w:trPr>
@@ -19463,6 +19781,12 @@
         </w:tc>
       </w:tr>
       <w:tr>
+        <w:tblPrEx>
+          <w:tblCellMar>
+            <w:top w:w="0" w:type="dxa"/>
+            <w:bottom w:w="0" w:type="dxa"/>
+          </w:tblCellMar>
+        </w:tblPrEx>
         <w:trPr>
           <w:cantSplit/>
         </w:trPr>
@@ -19535,23 +19859,7 @@
         <w:ind w:left="120" w:right="120"/>
       </w:pPr>
       <w:r>
-        <w:t>ปัญหาการใช้งานและสิทธิ์: ผู้ดูแลระบบ (</w:t>
-      </w:r>
-      <w:proofErr w:type="spellStart"/>
-      <w:r>
-        <w:t>Infrastructure</w:t>
-      </w:r>
-      <w:proofErr w:type="spellEnd"/>
-      <w:r>
-        <w:t>) · ปัญหา</w:t>
-      </w:r>
-      <w:proofErr w:type="spellStart"/>
-      <w:r>
-        <w:t>เซิร์ฟเวอร์</w:t>
-      </w:r>
-      <w:proofErr w:type="spellEnd"/>
-      <w:r>
-        <w:t xml:space="preserve"> เข้าเว็บไม่ได้: ฝ่าย IT</w:t>
+        <w:t>ปัญหาการใช้งานและสิทธิ์: ผู้ดูแลระบบ (Infrastructure) · ปัญหาเซิร์ฟเวอร์ เข้าเว็บไม่ได้: ฝ่าย IT</w:t>
       </w:r>
     </w:p>
     <w:p>
@@ -19700,10 +20008,10 @@
 <file path=word/numbering.xml><?xml version="1.0" encoding="utf-8"?>
 <w:numbering xmlns:wpc="http://schemas.microsoft.com/office/word/2010/wordprocessingCanvas" xmlns:cx="http://schemas.microsoft.com/office/drawing/2014/chartex" xmlns:cx1="http://schemas.microsoft.com/office/drawing/2015/9/8/chartex" xmlns:cx2="http://schemas.microsoft.com/office/drawing/2015/10/21/chartex" xmlns:cx3="http://schemas.microsoft.com/office/drawing/2016/5/9/chartex" xmlns:cx4="http://schemas.microsoft.com/office/drawing/2016/5/10/chartex" xmlns:cx5="http://schemas.microsoft.com/office/drawing/2016/5/11/chartex" xmlns:cx6="http://schemas.microsoft.com/office/drawing/2016/5/12/chartex" xmlns:cx7="http://schemas.microsoft.com/office/drawing/2016/5/13/chartex" xmlns:cx8="http://schemas.microsoft.com/office/drawing/2016/5/14/chartex" xmlns:mc="http://schemas.openxmlformats.org/markup-compatibility/2006" xmlns:aink="http://schemas.microsoft.com/office/drawing/2016/ink" xmlns:am3d="http://schemas.microsoft.com/office/drawing/2017/model3d" xmlns:o="urn:schemas-microsoft-com:office:office" xmlns:oel="http://schemas.microsoft.com/office/2019/extlst" xmlns:r="http://schemas.openxmlformats.org/officeDocument/2006/relationships" xmlns:m="http://schemas.openxmlformats.org/officeDocument/2006/math" xmlns:v="urn:schemas-microsoft-com:vml" xmlns:wp14="http://schemas.microsoft.com/office/word/2010/wordprocessingDrawing" xmlns:wp="http://schemas.openxmlformats.org/drawingml/2006/wordprocessingDrawing" xmlns:w10="urn:schemas-microsoft-com:office:word" xmlns:w="http://schemas.openxmlformats.org/wordprocessingml/2006/main" xmlns:w14="http://schemas.microsoft.com/office/word/2010/wordml" xmlns:w15="http://schemas.microsoft.com/office/word/2012/wordml" xmlns:w16cex="http://schemas.microsoft.com/office/word/2018/wordml/cex" xmlns:w16cid="http://schemas.microsoft.com/office/word/2016/wordml/cid" xmlns:w16="http://schemas.microsoft.com/office/word/2018/wordml" xmlns:w16sdtdh="http://schemas.microsoft.com/office/word/2020/wordml/sdtdatahash" xmlns:w16se="http://schemas.microsoft.com/office/word/2015/wordml/symex" xmlns:wpg="http://schemas.microsoft.com/office/word/2010/wordprocessingGroup" xmlns:wpi="http://schemas.microsoft.com/office/word/2010/wordprocessingInk" xmlns:wne="http://schemas.microsoft.com/office/word/2006/wordml" xmlns:wps="http://schemas.microsoft.com/office/word/2010/wordprocessingShape" mc:Ignorable="w14 w15 w16se w16cid w16 w16cex w16sdtdh wp14">
   <w:abstractNum w:abstractNumId="0" w15:restartNumberingAfterBreak="0">
-    <w:nsid w:val="18871CB8"/>
+    <w:nsid w:val="73932E64"/>
     <w:multiLevelType w:val="hybridMultilevel"/>
-    <w:tmpl w:val="CFA0C1FA"/>
-    <w:lvl w:ilvl="0" w:tplc="2A9627B0">
+    <w:tmpl w:val="F6524C34"/>
+    <w:lvl w:ilvl="0" w:tplc="FA485F0E">
       <w:start w:val="1"/>
       <w:numFmt w:val="bullet"/>
       <w:lvlText w:val="•"/>
@@ -19712,7 +20020,7 @@
         <w:ind w:left="420" w:hanging="300"/>
       </w:pPr>
     </w:lvl>
-    <w:lvl w:ilvl="1" w:tplc="08425072">
+    <w:lvl w:ilvl="1" w:tplc="1248A9A2">
       <w:start w:val="1"/>
       <w:numFmt w:val="bullet"/>
       <w:lvlText w:val="–"/>
@@ -19721,47 +20029,47 @@
         <w:ind w:left="840" w:hanging="300"/>
       </w:pPr>
     </w:lvl>
-    <w:lvl w:ilvl="2" w:tplc="8F6C8738">
+    <w:lvl w:ilvl="2" w:tplc="228219CA">
       <w:numFmt w:val="decimal"/>
       <w:lvlText w:val=""/>
       <w:lvlJc w:val="left"/>
     </w:lvl>
-    <w:lvl w:ilvl="3" w:tplc="E274F8A0">
+    <w:lvl w:ilvl="3" w:tplc="9B161898">
       <w:numFmt w:val="decimal"/>
       <w:lvlText w:val=""/>
       <w:lvlJc w:val="left"/>
     </w:lvl>
-    <w:lvl w:ilvl="4" w:tplc="A6BE5314">
+    <w:lvl w:ilvl="4" w:tplc="CE8AFC4E">
       <w:numFmt w:val="decimal"/>
       <w:lvlText w:val=""/>
       <w:lvlJc w:val="left"/>
     </w:lvl>
-    <w:lvl w:ilvl="5" w:tplc="897E125E">
+    <w:lvl w:ilvl="5" w:tplc="0168517C">
       <w:numFmt w:val="decimal"/>
       <w:lvlText w:val=""/>
       <w:lvlJc w:val="left"/>
     </w:lvl>
-    <w:lvl w:ilvl="6" w:tplc="E47AD136">
+    <w:lvl w:ilvl="6" w:tplc="83BEB2A4">
       <w:numFmt w:val="decimal"/>
       <w:lvlText w:val=""/>
       <w:lvlJc w:val="left"/>
     </w:lvl>
-    <w:lvl w:ilvl="7" w:tplc="B55074D6">
+    <w:lvl w:ilvl="7" w:tplc="EF425262">
       <w:numFmt w:val="decimal"/>
       <w:lvlText w:val=""/>
       <w:lvlJc w:val="left"/>
     </w:lvl>
-    <w:lvl w:ilvl="8" w:tplc="B0DEBAB4">
+    <w:lvl w:ilvl="8" w:tplc="F5E4D90E">
       <w:numFmt w:val="decimal"/>
       <w:lvlText w:val=""/>
       <w:lvlJc w:val="left"/>
     </w:lvl>
   </w:abstractNum>
   <w:abstractNum w:abstractNumId="1" w15:restartNumberingAfterBreak="0">
-    <w:nsid w:val="30446AFD"/>
+    <w:nsid w:val="7A1133BF"/>
     <w:multiLevelType w:val="hybridMultilevel"/>
-    <w:tmpl w:val="9334AB70"/>
-    <w:lvl w:ilvl="0" w:tplc="7CFEC1E2">
+    <w:tmpl w:val="B4B29BA6"/>
+    <w:lvl w:ilvl="0" w:tplc="C7B047AC">
       <w:start w:val="1"/>
       <w:numFmt w:val="decimal"/>
       <w:lvlText w:val="%1."/>
@@ -19770,123 +20078,123 @@
         <w:ind w:left="420" w:hanging="300"/>
       </w:pPr>
     </w:lvl>
-    <w:lvl w:ilvl="1" w:tplc="91222776">
+    <w:lvl w:ilvl="1" w:tplc="DD4AFD7A">
       <w:numFmt w:val="decimal"/>
       <w:lvlText w:val=""/>
       <w:lvlJc w:val="left"/>
     </w:lvl>
-    <w:lvl w:ilvl="2" w:tplc="5CC80292">
+    <w:lvl w:ilvl="2" w:tplc="C4FCAA2A">
       <w:numFmt w:val="decimal"/>
       <w:lvlText w:val=""/>
       <w:lvlJc w:val="left"/>
     </w:lvl>
-    <w:lvl w:ilvl="3" w:tplc="17742D30">
+    <w:lvl w:ilvl="3" w:tplc="8020E7F2">
       <w:numFmt w:val="decimal"/>
       <w:lvlText w:val=""/>
       <w:lvlJc w:val="left"/>
     </w:lvl>
-    <w:lvl w:ilvl="4" w:tplc="F844DA9E">
+    <w:lvl w:ilvl="4" w:tplc="BCFCB5BE">
       <w:numFmt w:val="decimal"/>
       <w:lvlText w:val=""/>
       <w:lvlJc w:val="left"/>
     </w:lvl>
-    <w:lvl w:ilvl="5" w:tplc="85860F86">
+    <w:lvl w:ilvl="5" w:tplc="AA5885D6">
       <w:numFmt w:val="decimal"/>
       <w:lvlText w:val=""/>
       <w:lvlJc w:val="left"/>
     </w:lvl>
-    <w:lvl w:ilvl="6" w:tplc="07A0FAFA">
+    <w:lvl w:ilvl="6" w:tplc="0CCA195E">
       <w:numFmt w:val="decimal"/>
       <w:lvlText w:val=""/>
       <w:lvlJc w:val="left"/>
     </w:lvl>
-    <w:lvl w:ilvl="7" w:tplc="DAAA6286">
+    <w:lvl w:ilvl="7" w:tplc="885007C2">
       <w:numFmt w:val="decimal"/>
       <w:lvlText w:val=""/>
       <w:lvlJc w:val="left"/>
     </w:lvl>
-    <w:lvl w:ilvl="8" w:tplc="432C7764">
+    <w:lvl w:ilvl="8" w:tplc="125CB8C0">
       <w:numFmt w:val="decimal"/>
       <w:lvlText w:val=""/>
       <w:lvlJc w:val="left"/>
     </w:lvl>
   </w:abstractNum>
-  <w:num w:numId="1" w16cid:durableId="1345982517">
+  <w:num w:numId="1" w16cid:durableId="822543966">
     <w:abstractNumId w:val="0"/>
   </w:num>
-  <w:num w:numId="2" w16cid:durableId="1773091751">
+  <w:num w:numId="2" w16cid:durableId="920875083">
     <w:abstractNumId w:val="1"/>
     <w:lvlOverride w:ilvl="0">
       <w:startOverride w:val="1"/>
     </w:lvlOverride>
   </w:num>
-  <w:num w:numId="3" w16cid:durableId="295796639">
+  <w:num w:numId="3" w16cid:durableId="1503471332">
     <w:abstractNumId w:val="1"/>
     <w:lvlOverride w:ilvl="0">
       <w:startOverride w:val="1"/>
     </w:lvlOverride>
   </w:num>
-  <w:num w:numId="4" w16cid:durableId="396629488">
+  <w:num w:numId="4" w16cid:durableId="2104448834">
     <w:abstractNumId w:val="1"/>
     <w:lvlOverride w:ilvl="0">
       <w:startOverride w:val="1"/>
     </w:lvlOverride>
   </w:num>
-  <w:num w:numId="5" w16cid:durableId="12537966">
+  <w:num w:numId="5" w16cid:durableId="642581474">
     <w:abstractNumId w:val="1"/>
     <w:lvlOverride w:ilvl="0">
       <w:startOverride w:val="1"/>
     </w:lvlOverride>
   </w:num>
-  <w:num w:numId="6" w16cid:durableId="712659697">
+  <w:num w:numId="6" w16cid:durableId="1377050065">
     <w:abstractNumId w:val="1"/>
     <w:lvlOverride w:ilvl="0">
       <w:startOverride w:val="1"/>
     </w:lvlOverride>
   </w:num>
-  <w:num w:numId="7" w16cid:durableId="1357736783">
+  <w:num w:numId="7" w16cid:durableId="1316690015">
     <w:abstractNumId w:val="1"/>
     <w:lvlOverride w:ilvl="0">
       <w:startOverride w:val="1"/>
     </w:lvlOverride>
   </w:num>
-  <w:num w:numId="8" w16cid:durableId="1370228750">
+  <w:num w:numId="8" w16cid:durableId="475294469">
     <w:abstractNumId w:val="1"/>
     <w:lvlOverride w:ilvl="0">
       <w:startOverride w:val="1"/>
     </w:lvlOverride>
   </w:num>
-  <w:num w:numId="9" w16cid:durableId="1052386612">
+  <w:num w:numId="9" w16cid:durableId="649141063">
     <w:abstractNumId w:val="1"/>
     <w:lvlOverride w:ilvl="0">
       <w:startOverride w:val="1"/>
     </w:lvlOverride>
   </w:num>
-  <w:num w:numId="10" w16cid:durableId="1451701350">
+  <w:num w:numId="10" w16cid:durableId="1373578020">
     <w:abstractNumId w:val="1"/>
     <w:lvlOverride w:ilvl="0">
       <w:startOverride w:val="1"/>
     </w:lvlOverride>
   </w:num>
-  <w:num w:numId="11" w16cid:durableId="315495840">
+  <w:num w:numId="11" w16cid:durableId="52698073">
     <w:abstractNumId w:val="1"/>
     <w:lvlOverride w:ilvl="0">
       <w:startOverride w:val="1"/>
     </w:lvlOverride>
   </w:num>
-  <w:num w:numId="12" w16cid:durableId="1401632982">
+  <w:num w:numId="12" w16cid:durableId="1034036924">
     <w:abstractNumId w:val="1"/>
     <w:lvlOverride w:ilvl="0">
       <w:startOverride w:val="1"/>
     </w:lvlOverride>
   </w:num>
-  <w:num w:numId="13" w16cid:durableId="1796370727">
+  <w:num w:numId="13" w16cid:durableId="1193811055">
     <w:abstractNumId w:val="1"/>
     <w:lvlOverride w:ilvl="0">
       <w:startOverride w:val="1"/>
     </w:lvlOverride>
   </w:num>
-  <w:num w:numId="14" w16cid:durableId="1943758828">
+  <w:num w:numId="14" w16cid:durableId="1164588576">
     <w:abstractNumId w:val="1"/>
     <w:lvlOverride w:ilvl="0">
       <w:startOverride w:val="1"/>
@@ -20410,66 +20718,6 @@
       <w:color w:val="1153A1"/>
     </w:rPr>
   </w:style>
-  <w:style w:type="paragraph" w:styleId="Header">
-    <w:name w:val="header"/>
-    <w:basedOn w:val="Normal"/>
-    <w:link w:val="HeaderChar"/>
-    <w:uiPriority w:val="99"/>
-    <w:unhideWhenUsed/>
-    <w:rsid w:val="00965EEC"/>
-    <w:pPr>
-      <w:tabs>
-        <w:tab w:val="center" w:pos="4680"/>
-        <w:tab w:val="right" w:pos="9360"/>
-      </w:tabs>
-      <w:spacing w:after="0"/>
-    </w:pPr>
-    <w:rPr>
-      <w:rFonts w:cs="Angsana New"/>
-      <w:szCs w:val="40"/>
-    </w:rPr>
-  </w:style>
-  <w:style w:type="character" w:customStyle="1" w:styleId="HeaderChar">
-    <w:name w:val="Header Char"/>
-    <w:basedOn w:val="DefaultParagraphFont"/>
-    <w:link w:val="Header"/>
-    <w:uiPriority w:val="99"/>
-    <w:rsid w:val="00965EEC"/>
-    <w:rPr>
-      <w:rFonts w:cs="Angsana New"/>
-      <w:szCs w:val="40"/>
-    </w:rPr>
-  </w:style>
-  <w:style w:type="paragraph" w:styleId="Footer">
-    <w:name w:val="footer"/>
-    <w:basedOn w:val="Normal"/>
-    <w:link w:val="FooterChar"/>
-    <w:uiPriority w:val="99"/>
-    <w:unhideWhenUsed/>
-    <w:rsid w:val="00965EEC"/>
-    <w:pPr>
-      <w:tabs>
-        <w:tab w:val="center" w:pos="4680"/>
-        <w:tab w:val="right" w:pos="9360"/>
-      </w:tabs>
-      <w:spacing w:after="0"/>
-    </w:pPr>
-    <w:rPr>
-      <w:rFonts w:cs="Angsana New"/>
-      <w:szCs w:val="40"/>
-    </w:rPr>
-  </w:style>
-  <w:style w:type="character" w:customStyle="1" w:styleId="FooterChar">
-    <w:name w:val="Footer Char"/>
-    <w:basedOn w:val="DefaultParagraphFont"/>
-    <w:link w:val="Footer"/>
-    <w:uiPriority w:val="99"/>
-    <w:rsid w:val="00965EEC"/>
-    <w:rPr>
-      <w:rFonts w:cs="Angsana New"/>
-      <w:szCs w:val="40"/>
-    </w:rPr>
-  </w:style>
 </w:styles>
 </file>
 
